--- a/以企業會議記錄為例之結構化文件解析與 GraphRAG 檢索系統_0623_第五章完成.docx
+++ b/以企業會議記錄為例之結構化文件解析與 GraphRAG 檢索系統_0623_第五章完成.docx
@@ -3819,15 +3819,7 @@
             <w:rFonts w:hint="eastAsia"/>
             <w:noProof/>
           </w:rPr>
-          <w:t>研</w:t>
-        </w:r>
-        <w:r>
-          <w:rPr>
-            <w:rStyle w:val="a7"/>
-            <w:rFonts w:hint="eastAsia"/>
-            <w:noProof/>
-          </w:rPr>
-          <w:t>究方法設計</w:t>
+          <w:t>研究方法設計</w:t>
         </w:r>
         <w:r>
           <w:rPr>
@@ -23539,9 +23531,6 @@
     <w:p>
       <w:pPr>
         <w:pStyle w:val="aff3"/>
-        <w:rPr>
-          <w:rFonts w:hint="eastAsia"/>
-        </w:rPr>
       </w:pPr>
       <w:bookmarkStart w:id="55" w:name="_Toc232966203"/>
       <w:bookmarkStart w:id="56" w:name="_Toc233067207"/>
@@ -23563,8 +23552,8 @@
         <w:pStyle w:val="aff5"/>
       </w:pPr>
       <w:bookmarkStart w:id="57" w:name="_Toc232966204"/>
-      <w:bookmarkStart w:id="58" w:name="_Toc172665992"/>
-      <w:bookmarkStart w:id="59" w:name="_Toc233067208"/>
+      <w:bookmarkStart w:id="58" w:name="_Toc233067208"/>
+      <w:bookmarkStart w:id="59" w:name="_Toc172665992"/>
       <w:r>
         <w:rPr>
           <w:rFonts w:hint="eastAsia"/>
@@ -23581,7 +23570,7 @@
         </w:rPr>
         <w:t>標準</w:t>
       </w:r>
-      <w:bookmarkEnd w:id="59"/>
+      <w:bookmarkEnd w:id="58"/>
     </w:p>
     <w:p>
       <w:pPr>
@@ -23589,7 +23578,25 @@
         <w:jc w:val="left"/>
       </w:pPr>
       <w:r>
-        <w:t>本章依據系統實作後可查得之資料，評估文件解析、知識圖譜建構、向量索引、GraphRAG 問答與 Text2Cypher 圖譜探索成果。評估重點不以單一模型分數為主，而是檢查資料是否可由原始文件回溯、檢索證據是否能定位至 MeetingItem，以及回答是否受來源限制。</w:t>
+        <w:t>本章依據系統實作後可查得之資料，評估文件解析、知識圖譜建構、向量索引、</w:t>
+      </w:r>
+      <w:r>
+        <w:t xml:space="preserve">GraphRAG </w:t>
+      </w:r>
+      <w:r>
+        <w:t>問答與</w:t>
+      </w:r>
+      <w:r>
+        <w:t xml:space="preserve"> Text2Cypher </w:t>
+      </w:r>
+      <w:r>
+        <w:t>圖譜探索成果。評估重點不以單一模型分數為主，而是檢查資料是否可由原始文件回溯、檢索證據是否能定位至</w:t>
+      </w:r>
+      <w:r>
+        <w:t xml:space="preserve"> MeetingItem</w:t>
+      </w:r>
+      <w:r>
+        <w:t>，以及回答是否受來源限制。</w:t>
       </w:r>
     </w:p>
     <w:p>
@@ -23603,7 +23610,31 @@
         <w:jc w:val="left"/>
       </w:pPr>
       <w:r>
-        <w:t>資料完整性：檢查每份上傳文件是否產生 document_id，並確認可解析 PDF 是否建立 Meeting 與 MeetingItem。</w:t>
+        <w:t>資料完整性：檢查每份上傳文件是否產生</w:t>
+      </w:r>
+      <w:r>
+        <w:t xml:space="preserve"> document_id</w:t>
+      </w:r>
+      <w:r>
+        <w:t>，並確認可解析</w:t>
+      </w:r>
+      <w:r>
+        <w:t xml:space="preserve"> PDF </w:t>
+      </w:r>
+      <w:r>
+        <w:t>是否建立</w:t>
+      </w:r>
+      <w:r>
+        <w:t xml:space="preserve"> Meeting </w:t>
+      </w:r>
+      <w:r>
+        <w:t>與</w:t>
+      </w:r>
+      <w:r>
+        <w:t xml:space="preserve"> MeetingItem</w:t>
+      </w:r>
+      <w:r>
+        <w:t>。</w:t>
       </w:r>
     </w:p>
     <w:p>
@@ -23631,7 +23662,25 @@
         <w:jc w:val="left"/>
       </w:pPr>
       <w:r>
-        <w:t>檢索有效性：檢查 Qdrant 向量索引是否與 MeetingItem 數量一致，且召回結果是否能透過 item_id 回查結構化欄位。</w:t>
+        <w:t>檢索有效性：檢查</w:t>
+      </w:r>
+      <w:r>
+        <w:t xml:space="preserve"> Qdrant </w:t>
+      </w:r>
+      <w:r>
+        <w:t>向量索引是否與</w:t>
+      </w:r>
+      <w:r>
+        <w:t xml:space="preserve"> MeetingItem </w:t>
+      </w:r>
+      <w:r>
+        <w:t>數量一致，且召回結果是否能透過</w:t>
+      </w:r>
+      <w:r>
+        <w:t xml:space="preserve"> item_id </w:t>
+      </w:r>
+      <w:r>
+        <w:t>回查結構化欄位。</w:t>
       </w:r>
     </w:p>
     <w:p>
@@ -23645,7 +23694,19 @@
         <w:jc w:val="left"/>
       </w:pPr>
       <w:r>
-        <w:t>回答可驗證性：檢查 GraphRAG 回答、來源列表與圖譜路徑是否使用同一批 evidence_id；若資料不足，系統應避免生成無來源支持的肯定答案。</w:t>
+        <w:t>回答可驗證性：檢查</w:t>
+      </w:r>
+      <w:r>
+        <w:t xml:space="preserve"> GraphRAG </w:t>
+      </w:r>
+      <w:r>
+        <w:t>回答、來源列表與圖譜路徑是否使用同一批</w:t>
+      </w:r>
+      <w:r>
+        <w:t xml:space="preserve"> evidence_id</w:t>
+      </w:r>
+      <w:r>
+        <w:t>；若資料不足，系統應避免生成無來源支持的肯定答案。</w:t>
       </w:r>
     </w:p>
     <w:p>
@@ -23690,10 +23751,10 @@
         <w:tblLook w:val="0020" w:firstRow="1" w:lastRow="0" w:firstColumn="0" w:lastColumn="0" w:noHBand="0" w:noVBand="0"/>
       </w:tblPr>
       <w:tblGrid>
-        <w:gridCol w:w="1494"/>
-        <w:gridCol w:w="2628"/>
-        <w:gridCol w:w="1953"/>
-        <w:gridCol w:w="2986"/>
+        <w:gridCol w:w="1523"/>
+        <w:gridCol w:w="2344"/>
+        <w:gridCol w:w="1689"/>
+        <w:gridCol w:w="3505"/>
       </w:tblGrid>
       <w:tr>
         <w:trPr>
@@ -23818,7 +23879,11 @@
           <w:p>
             <w:r>
               <w:t>文件解析</w:t>
+            </w:r>
+            <w:r>
               <w:br/>
+            </w:r>
+            <w:r>
               <w:t>與結構化資料</w:t>
             </w:r>
           </w:p>
@@ -23830,7 +23895,22 @@
           </w:tcPr>
           <w:p>
             <w:r>
-              <w:t>Document、Meeting、MeetingItem 建立情形與欄位完整性</w:t>
+              <w:t>Document</w:t>
+            </w:r>
+            <w:r>
+              <w:t>、</w:t>
+            </w:r>
+            <w:r>
+              <w:t>Meeting</w:t>
+            </w:r>
+            <w:r>
+              <w:t>、</w:t>
+            </w:r>
+            <w:r>
+              <w:t xml:space="preserve">MeetingItem </w:t>
+            </w:r>
+            <w:r>
+              <w:t>建立情形與欄位完整性</w:t>
             </w:r>
           </w:p>
         </w:tc>
@@ -23841,7 +23921,16 @@
           </w:tcPr>
           <w:p>
             <w:r>
-              <w:t>PDF 解析、MongoDB 儲存</w:t>
+              <w:t xml:space="preserve">PDF </w:t>
+            </w:r>
+            <w:r>
+              <w:t>解析、</w:t>
+            </w:r>
+            <w:r>
+              <w:t xml:space="preserve">MongoDB </w:t>
+            </w:r>
+            <w:r>
+              <w:t>儲存</w:t>
             </w:r>
           </w:p>
         </w:tc>
@@ -23852,7 +23941,52 @@
           </w:tcPr>
           <w:p>
             <w:r>
-              <w:t>10 份文件建立 document_id；其中 9 份解析為 9 場會議與 116 筆 MeetingItem，1 份標記 needs_ocr。</w:t>
+              <w:t xml:space="preserve">10 </w:t>
+            </w:r>
+            <w:r>
+              <w:t>份文件建立</w:t>
+            </w:r>
+            <w:r>
+              <w:t xml:space="preserve"> document_id</w:t>
+            </w:r>
+            <w:r>
+              <w:t>；其中</w:t>
+            </w:r>
+            <w:r>
+              <w:t xml:space="preserve"> 9 </w:t>
+            </w:r>
+            <w:r>
+              <w:t>份解析為</w:t>
+            </w:r>
+            <w:r>
+              <w:t xml:space="preserve"> 9 </w:t>
+            </w:r>
+            <w:r>
+              <w:t>場會議與</w:t>
+            </w:r>
+            <w:r>
+              <w:t xml:space="preserve"> 116 </w:t>
+            </w:r>
+            <w:r>
+              <w:t>筆</w:t>
+            </w:r>
+            <w:r>
+              <w:t xml:space="preserve"> MeetingItem</w:t>
+            </w:r>
+            <w:r>
+              <w:t>，</w:t>
+            </w:r>
+            <w:r>
+              <w:t xml:space="preserve">1 </w:t>
+            </w:r>
+            <w:r>
+              <w:t>份標記</w:t>
+            </w:r>
+            <w:r>
+              <w:t xml:space="preserve"> needs_ocr</w:t>
+            </w:r>
+            <w:r>
+              <w:t>。</w:t>
             </w:r>
           </w:p>
         </w:tc>
@@ -23890,7 +24024,10 @@
           </w:tcPr>
           <w:p>
             <w:r>
-              <w:t>Neo4j 圖譜建構與查詢</w:t>
+              <w:t xml:space="preserve">Neo4j </w:t>
+            </w:r>
+            <w:r>
+              <w:t>圖譜建構與查詢</w:t>
             </w:r>
           </w:p>
         </w:tc>
@@ -23901,7 +24038,34 @@
           </w:tcPr>
           <w:p>
             <w:r>
-              <w:t>13 類節點共 893 個，23 類關係共 4,946 筆；MeetingItem 可回溯至會議與文件來源。</w:t>
+              <w:t xml:space="preserve">13 </w:t>
+            </w:r>
+            <w:r>
+              <w:t>類節點共</w:t>
+            </w:r>
+            <w:r>
+              <w:t xml:space="preserve"> 893 </w:t>
+            </w:r>
+            <w:r>
+              <w:t>個，</w:t>
+            </w:r>
+            <w:r>
+              <w:t xml:space="preserve">23 </w:t>
+            </w:r>
+            <w:r>
+              <w:t>類關係共</w:t>
+            </w:r>
+            <w:r>
+              <w:t xml:space="preserve"> 4,946 </w:t>
+            </w:r>
+            <w:r>
+              <w:t>筆；</w:t>
+            </w:r>
+            <w:r>
+              <w:t xml:space="preserve">MeetingItem </w:t>
+            </w:r>
+            <w:r>
+              <w:t>可回溯至會議與文件來源。</w:t>
             </w:r>
           </w:p>
         </w:tc>
@@ -23928,7 +24092,19 @@
           </w:tcPr>
           <w:p>
             <w:r>
-              <w:t>向量索引筆數、top-k 召回結果與 item_id 回查能力</w:t>
+              <w:t>向量索引筆數、</w:t>
+            </w:r>
+            <w:r>
+              <w:t xml:space="preserve">top-k </w:t>
+            </w:r>
+            <w:r>
+              <w:t>召回結果與</w:t>
+            </w:r>
+            <w:r>
+              <w:t xml:space="preserve"> item_id </w:t>
+            </w:r>
+            <w:r>
+              <w:t>回查能力</w:t>
             </w:r>
           </w:p>
         </w:tc>
@@ -23939,7 +24115,10 @@
           </w:tcPr>
           <w:p>
             <w:r>
-              <w:t>Qdrant 向量索引</w:t>
+              <w:t xml:space="preserve">Qdrant </w:t>
+            </w:r>
+            <w:r>
+              <w:t>向量索引</w:t>
             </w:r>
           </w:p>
         </w:tc>
@@ -23950,7 +24129,46 @@
           </w:tcPr>
           <w:p>
             <w:r>
-              <w:t>nomic-embed-text:latest，768 維；meeting_items collection 狀態 green，116 筆 point，預設 top-k=10。</w:t>
+              <w:t>nomic-embed-text:latest</w:t>
+            </w:r>
+            <w:r>
+              <w:t>，</w:t>
+            </w:r>
+            <w:r>
+              <w:t xml:space="preserve">768 </w:t>
+            </w:r>
+            <w:r>
+              <w:t>維；</w:t>
+            </w:r>
+            <w:r>
+              <w:t xml:space="preserve">meeting_items collection </w:t>
+            </w:r>
+            <w:r>
+              <w:t>狀態</w:t>
+            </w:r>
+            <w:r>
+              <w:t xml:space="preserve"> green</w:t>
+            </w:r>
+            <w:r>
+              <w:t>，</w:t>
+            </w:r>
+            <w:r>
+              <w:t xml:space="preserve">116 </w:t>
+            </w:r>
+            <w:r>
+              <w:t>筆</w:t>
+            </w:r>
+            <w:r>
+              <w:t xml:space="preserve"> point</w:t>
+            </w:r>
+            <w:r>
+              <w:t>，預設</w:t>
+            </w:r>
+            <w:r>
+              <w:t xml:space="preserve"> top-k=10</w:t>
+            </w:r>
+            <w:r>
+              <w:t>。</w:t>
             </w:r>
           </w:p>
         </w:tc>
@@ -23967,7 +24185,11 @@
           <w:p>
             <w:r>
               <w:t>GraphRAG</w:t>
+            </w:r>
+            <w:r>
               <w:br/>
+            </w:r>
+            <w:r>
               <w:t>問答</w:t>
             </w:r>
           </w:p>
@@ -23991,7 +24213,11 @@
           <w:p>
             <w:r>
               <w:t>GraphRAG</w:t>
+            </w:r>
+            <w:r>
               <w:br/>
+            </w:r>
+            <w:r>
               <w:t>問答模組</w:t>
             </w:r>
           </w:p>
@@ -24003,7 +24229,31 @@
           </w:tcPr>
           <w:p>
             <w:r>
-              <w:t>已建立 18 題 approved golden cases；目前 evidence_id 一致性可檢查，但 expected ids 需因去識別化後重建。</w:t>
+              <w:t>已建立</w:t>
+            </w:r>
+            <w:r>
+              <w:t xml:space="preserve"> 18 </w:t>
+            </w:r>
+            <w:r>
+              <w:t>題</w:t>
+            </w:r>
+            <w:r>
+              <w:t xml:space="preserve"> approved golden cases</w:t>
+            </w:r>
+            <w:r>
+              <w:t>；目前</w:t>
+            </w:r>
+            <w:r>
+              <w:t xml:space="preserve"> evidence_id </w:t>
+            </w:r>
+            <w:r>
+              <w:t>一致性可檢查，但</w:t>
+            </w:r>
+            <w:r>
+              <w:t xml:space="preserve"> expected ids </w:t>
+            </w:r>
+            <w:r>
+              <w:t>需因去識別化後重建。</w:t>
             </w:r>
           </w:p>
         </w:tc>
@@ -24019,7 +24269,10 @@
           </w:tcPr>
           <w:p>
             <w:r>
-              <w:t>Text2Cypher 探索</w:t>
+              <w:t xml:space="preserve">Text2Cypher </w:t>
+            </w:r>
+            <w:r>
+              <w:t>探索</w:t>
             </w:r>
           </w:p>
         </w:tc>
@@ -24030,7 +24283,16 @@
           </w:tcPr>
           <w:p>
             <w:r>
-              <w:t>Cypher 是否符合 schema、查詢結果是否可回溯</w:t>
+              <w:t xml:space="preserve">Cypher </w:t>
+            </w:r>
+            <w:r>
+              <w:t>是否符合</w:t>
+            </w:r>
+            <w:r>
+              <w:t xml:space="preserve"> schema</w:t>
+            </w:r>
+            <w:r>
+              <w:t>、查詢結果是否可回溯</w:t>
             </w:r>
           </w:p>
         </w:tc>
@@ -24042,7 +24304,11 @@
           <w:p>
             <w:r>
               <w:t>Text2Cypher</w:t>
+            </w:r>
+            <w:r>
               <w:br/>
+            </w:r>
+            <w:r>
               <w:t>模組</w:t>
             </w:r>
           </w:p>
@@ -24054,7 +24320,19 @@
           </w:tcPr>
           <w:p>
             <w:r>
-              <w:t>完成 schema 對應查詢案例觀察；未完成自然語言轉 Cypher 之最終量化通過率。</w:t>
+              <w:t>完成</w:t>
+            </w:r>
+            <w:r>
+              <w:t xml:space="preserve"> schema </w:t>
+            </w:r>
+            <w:r>
+              <w:t>對應查詢案例觀察；未完成自然語言轉</w:t>
+            </w:r>
+            <w:r>
+              <w:t xml:space="preserve"> Cypher </w:t>
+            </w:r>
+            <w:r>
+              <w:t>之最終量化通過率。</w:t>
             </w:r>
           </w:p>
         </w:tc>
@@ -24087,7 +24365,80 @@
         <w:jc w:val="left"/>
       </w:pPr>
       <w:r>
-        <w:t>本研究使用去識別化企業會議記錄作為實驗資料。系統目前資料庫中共有 10 份文件紀錄，其中 9 份已解析為會議資料，1 份標記為 needs_ocr，表示該文件不適合直接以文字層解析流程處理。已解析資料共形成 9 場會議與 116 筆 MeetingItem，並以 item_id 作為 MongoDB、Neo4j 與 Qdrant 之間的共同識別鍵。測試問題分為七種類型，以涵蓋欄位查詢、圖譜查詢、語意召回與資料不足情境，如表 5.3 所示。</w:t>
+        <w:lastRenderedPageBreak/>
+        <w:t>本研究使用去識別化企業會議記錄作為實驗資料。系統目前資料庫中共有</w:t>
+      </w:r>
+      <w:r>
+        <w:t xml:space="preserve"> 10 </w:t>
+      </w:r>
+      <w:r>
+        <w:t>份文件紀錄，其中</w:t>
+      </w:r>
+      <w:r>
+        <w:t xml:space="preserve"> 9 </w:t>
+      </w:r>
+      <w:r>
+        <w:t>份已解析為會議資料，</w:t>
+      </w:r>
+      <w:r>
+        <w:t xml:space="preserve">1 </w:t>
+      </w:r>
+      <w:r>
+        <w:t>份標記為</w:t>
+      </w:r>
+      <w:r>
+        <w:t xml:space="preserve"> needs_ocr</w:t>
+      </w:r>
+      <w:r>
+        <w:t>，表示該文件不適合直接以文字層解析流程處理。已解析資料共形成</w:t>
+      </w:r>
+      <w:r>
+        <w:t xml:space="preserve"> 9 </w:t>
+      </w:r>
+      <w:r>
+        <w:t>場會議與</w:t>
+      </w:r>
+      <w:r>
+        <w:t xml:space="preserve"> 116 </w:t>
+      </w:r>
+      <w:r>
+        <w:t>筆</w:t>
+      </w:r>
+      <w:r>
+        <w:t xml:space="preserve"> MeetingItem</w:t>
+      </w:r>
+      <w:r>
+        <w:t>，並以</w:t>
+      </w:r>
+      <w:r>
+        <w:t xml:space="preserve"> item_id </w:t>
+      </w:r>
+      <w:r>
+        <w:t>作為</w:t>
+      </w:r>
+      <w:r>
+        <w:t xml:space="preserve"> MongoDB</w:t>
+      </w:r>
+      <w:r>
+        <w:t>、</w:t>
+      </w:r>
+      <w:r>
+        <w:t xml:space="preserve">Neo4j </w:t>
+      </w:r>
+      <w:r>
+        <w:t>與</w:t>
+      </w:r>
+      <w:r>
+        <w:t xml:space="preserve"> Qdrant </w:t>
+      </w:r>
+      <w:r>
+        <w:t>之間的共同識別鍵。測試問題分為七種類型，以涵蓋欄位查詢、圖譜查詢、語意召回與資料不足情境，如表</w:t>
+      </w:r>
+      <w:r>
+        <w:t xml:space="preserve"> 5.3 </w:t>
+      </w:r>
+      <w:r>
+        <w:t>所示。</w:t>
       </w:r>
     </w:p>
     <w:p>
@@ -24150,7 +24501,6 @@
                 <w:b/>
                 <w:bCs/>
               </w:rPr>
-              <w:lastRenderedPageBreak/>
               <w:t>問題類型</w:t>
             </w:r>
           </w:p>
@@ -24794,7 +25144,49 @@
         <w:jc w:val="left"/>
       </w:pPr>
       <w:r>
-        <w:t>文件解析實驗檢查系統能否保留會議主檔與會議項目之間的層級關係。此步驟是後續圖譜建構、向量索引與 GraphRAG 問答的基礎。根據目前資料庫統計，已建立 10 筆 Document 紀錄，其中 9 份可解析文字層 PDF 產生會議主檔與會議項目；另 1 份標記為 needs_ocr，未納入後續圖譜與向量索引成果統計。</w:t>
+        <w:t>文件解析實驗檢查系統能否保留會議主檔與會議項目之間的層級關係。此步驟是後續圖譜建構、向量索引與</w:t>
+      </w:r>
+      <w:r>
+        <w:t xml:space="preserve"> GraphRAG </w:t>
+      </w:r>
+      <w:r>
+        <w:t>問答的基礎。根據目前資料庫統計，已建立</w:t>
+      </w:r>
+      <w:r>
+        <w:t xml:space="preserve"> 10 </w:t>
+      </w:r>
+      <w:r>
+        <w:t>筆</w:t>
+      </w:r>
+      <w:r>
+        <w:t xml:space="preserve"> Document </w:t>
+      </w:r>
+      <w:r>
+        <w:t>紀錄，其中</w:t>
+      </w:r>
+      <w:r>
+        <w:t xml:space="preserve"> 9 </w:t>
+      </w:r>
+      <w:r>
+        <w:t>份可解析文字層</w:t>
+      </w:r>
+      <w:r>
+        <w:t xml:space="preserve"> PDF </w:t>
+      </w:r>
+      <w:r>
+        <w:t>產生會議主檔與會議項目；另</w:t>
+      </w:r>
+      <w:r>
+        <w:t xml:space="preserve"> 1 </w:t>
+      </w:r>
+      <w:r>
+        <w:t>份標記為</w:t>
+      </w:r>
+      <w:r>
+        <w:t xml:space="preserve"> needs_ocr</w:t>
+      </w:r>
+      <w:r>
+        <w:t>，未納入後續圖譜與向量索引成果統計。</w:t>
       </w:r>
     </w:p>
     <w:p>
@@ -24828,6 +25220,765 @@
       <w:tblPr>
         <w:tblStyle w:val="Table"/>
         <w:tblW w:w="0" w:type="auto"/>
+        <w:tblBorders>
+          <w:top w:val="single" w:sz="4" w:space="0" w:color="auto"/>
+          <w:left w:val="single" w:sz="4" w:space="0" w:color="auto"/>
+          <w:bottom w:val="single" w:sz="4" w:space="0" w:color="auto"/>
+          <w:right w:val="single" w:sz="4" w:space="0" w:color="auto"/>
+          <w:insideH w:val="single" w:sz="4" w:space="0" w:color="auto"/>
+          <w:insideV w:val="single" w:sz="4" w:space="0" w:color="auto"/>
+        </w:tblBorders>
+        <w:tblLook w:val="0020" w:firstRow="1" w:lastRow="0" w:firstColumn="0" w:lastColumn="0" w:noHBand="0" w:noVBand="0"/>
+      </w:tblPr>
+      <w:tblGrid>
+        <w:gridCol w:w="2078"/>
+        <w:gridCol w:w="4554"/>
+        <w:gridCol w:w="2429"/>
+      </w:tblGrid>
+      <w:tr>
+        <w:trPr>
+          <w:cnfStyle w:val="100000000000" w:firstRow="1" w:lastRow="0" w:firstColumn="0" w:lastColumn="0" w:oddVBand="0" w:evenVBand="0" w:oddHBand="0" w:evenHBand="0" w:firstRowFirstColumn="0" w:firstRowLastColumn="0" w:lastRowFirstColumn="0" w:lastRowLastColumn="0"/>
+          <w:tblHeader/>
+        </w:trPr>
+        <w:tc>
+          <w:tcPr>
+            <w:tcW w:w="2176" w:type="dxa"/>
+            <w:vAlign w:val="center"/>
+          </w:tcPr>
+          <w:p>
+            <w:pPr>
+              <w:pStyle w:val="Compact"/>
+              <w:jc w:val="center"/>
+              <w:rPr>
+                <w:rFonts w:ascii="Times New Roman" w:eastAsia="標楷體" w:hAnsi="Times New Roman" w:cs="Times New Roman"/>
+                <w:b/>
+                <w:bCs/>
+              </w:rPr>
+            </w:pPr>
+            <w:r>
+              <w:rPr>
+                <w:rFonts w:ascii="Times New Roman" w:eastAsia="標楷體" w:hAnsi="Times New Roman" w:cs="Times New Roman"/>
+                <w:b/>
+                <w:bCs/>
+              </w:rPr>
+              <w:t>檢查項目</w:t>
+            </w:r>
+          </w:p>
+        </w:tc>
+        <w:tc>
+          <w:tcPr>
+            <w:tcW w:w="4850" w:type="dxa"/>
+            <w:vAlign w:val="center"/>
+          </w:tcPr>
+          <w:p>
+            <w:pPr>
+              <w:pStyle w:val="Compact"/>
+              <w:jc w:val="center"/>
+              <w:rPr>
+                <w:rFonts w:ascii="Times New Roman" w:eastAsia="標楷體" w:hAnsi="Times New Roman" w:cs="Times New Roman"/>
+                <w:b/>
+                <w:bCs/>
+              </w:rPr>
+            </w:pPr>
+            <w:r>
+              <w:rPr>
+                <w:rFonts w:ascii="Times New Roman" w:eastAsia="標楷體" w:hAnsi="Times New Roman" w:cs="Times New Roman"/>
+                <w:b/>
+                <w:bCs/>
+              </w:rPr>
+              <w:t>正確條件</w:t>
+            </w:r>
+          </w:p>
+        </w:tc>
+        <w:tc>
+          <w:tcPr>
+            <w:tcW w:w="1357" w:type="dxa"/>
+            <w:vAlign w:val="center"/>
+          </w:tcPr>
+          <w:p>
+            <w:pPr>
+              <w:pStyle w:val="Compact"/>
+              <w:jc w:val="center"/>
+              <w:rPr>
+                <w:rFonts w:ascii="Times New Roman" w:eastAsia="標楷體" w:hAnsi="Times New Roman" w:cs="Times New Roman"/>
+                <w:b/>
+                <w:bCs/>
+              </w:rPr>
+            </w:pPr>
+            <w:r>
+              <w:rPr>
+                <w:rFonts w:ascii="Times New Roman" w:eastAsia="標楷體" w:hAnsi="Times New Roman" w:cs="Times New Roman"/>
+                <w:b/>
+                <w:bCs/>
+              </w:rPr>
+              <w:t>實驗結果</w:t>
+            </w:r>
+          </w:p>
+        </w:tc>
+      </w:tr>
+      <w:tr>
+        <w:tc>
+          <w:tcPr>
+            <w:tcW w:w="2176" w:type="dxa"/>
+            <w:vAlign w:val="center"/>
+          </w:tcPr>
+          <w:p>
+            <w:pPr>
+              <w:pStyle w:val="Compact"/>
+              <w:jc w:val="center"/>
+              <w:rPr>
+                <w:rFonts w:ascii="Times New Roman" w:eastAsia="標楷體" w:hAnsi="Times New Roman" w:cs="Times New Roman"/>
+                <w:bCs/>
+              </w:rPr>
+            </w:pPr>
+            <w:r>
+              <w:rPr>
+                <w:rFonts w:ascii="Times New Roman" w:eastAsia="標楷體" w:hAnsi="Times New Roman" w:cs="Times New Roman"/>
+                <w:bCs/>
+              </w:rPr>
+              <w:t xml:space="preserve">Document </w:t>
+            </w:r>
+            <w:r>
+              <w:rPr>
+                <w:rFonts w:ascii="Times New Roman" w:eastAsia="標楷體" w:hAnsi="Times New Roman" w:cs="Times New Roman"/>
+                <w:bCs/>
+              </w:rPr>
+              <w:t>建立</w:t>
+            </w:r>
+          </w:p>
+        </w:tc>
+        <w:tc>
+          <w:tcPr>
+            <w:tcW w:w="4850" w:type="dxa"/>
+            <w:vAlign w:val="center"/>
+          </w:tcPr>
+          <w:p>
+            <w:pPr>
+              <w:pStyle w:val="Compact"/>
+              <w:jc w:val="center"/>
+              <w:rPr>
+                <w:rFonts w:ascii="Times New Roman" w:eastAsia="標楷體" w:hAnsi="Times New Roman" w:cs="Times New Roman"/>
+                <w:bCs/>
+              </w:rPr>
+            </w:pPr>
+            <w:r>
+              <w:rPr>
+                <w:rFonts w:ascii="Times New Roman" w:eastAsia="標楷體" w:hAnsi="Times New Roman" w:cs="Times New Roman"/>
+                <w:bCs/>
+              </w:rPr>
+              <w:t>每份上傳文件皆產生唯一</w:t>
+            </w:r>
+            <w:r>
+              <w:rPr>
+                <w:rFonts w:ascii="Times New Roman" w:eastAsia="標楷體" w:hAnsi="Times New Roman" w:cs="Times New Roman"/>
+                <w:bCs/>
+              </w:rPr>
+              <w:t xml:space="preserve"> document_id</w:t>
+            </w:r>
+          </w:p>
+        </w:tc>
+        <w:tc>
+          <w:tcPr>
+            <w:tcW w:w="1357" w:type="dxa"/>
+            <w:vAlign w:val="center"/>
+          </w:tcPr>
+          <w:p>
+            <w:pPr>
+              <w:pStyle w:val="Compact"/>
+              <w:jc w:val="center"/>
+              <w:rPr>
+                <w:rFonts w:ascii="Times New Roman" w:eastAsia="標楷體" w:hAnsi="Times New Roman" w:cs="Times New Roman"/>
+                <w:bCs/>
+              </w:rPr>
+            </w:pPr>
+            <w:r>
+              <w:rPr>
+                <w:rFonts w:ascii="Times New Roman" w:eastAsia="標楷體" w:hAnsi="Times New Roman" w:cs="Times New Roman" w:hint="eastAsia"/>
+                <w:bCs/>
+              </w:rPr>
+              <w:t>9</w:t>
+            </w:r>
+          </w:p>
+        </w:tc>
+      </w:tr>
+      <w:tr>
+        <w:tc>
+          <w:tcPr>
+            <w:tcW w:w="2176" w:type="dxa"/>
+            <w:vAlign w:val="center"/>
+          </w:tcPr>
+          <w:p>
+            <w:pPr>
+              <w:pStyle w:val="Compact"/>
+              <w:jc w:val="center"/>
+              <w:rPr>
+                <w:rFonts w:ascii="Times New Roman" w:eastAsia="標楷體" w:hAnsi="Times New Roman" w:cs="Times New Roman"/>
+                <w:bCs/>
+              </w:rPr>
+            </w:pPr>
+            <w:r>
+              <w:rPr>
+                <w:rFonts w:ascii="Times New Roman" w:eastAsia="標楷體" w:hAnsi="Times New Roman" w:cs="Times New Roman"/>
+                <w:bCs/>
+              </w:rPr>
+              <w:t xml:space="preserve">Meeting </w:t>
+            </w:r>
+            <w:r>
+              <w:rPr>
+                <w:rFonts w:ascii="Times New Roman" w:eastAsia="標楷體" w:hAnsi="Times New Roman" w:cs="Times New Roman"/>
+                <w:bCs/>
+              </w:rPr>
+              <w:t>建立</w:t>
+            </w:r>
+          </w:p>
+        </w:tc>
+        <w:tc>
+          <w:tcPr>
+            <w:tcW w:w="4850" w:type="dxa"/>
+            <w:vAlign w:val="center"/>
+          </w:tcPr>
+          <w:p>
+            <w:pPr>
+              <w:pStyle w:val="Compact"/>
+              <w:jc w:val="center"/>
+              <w:rPr>
+                <w:rFonts w:ascii="Times New Roman" w:eastAsia="標楷體" w:hAnsi="Times New Roman" w:cs="Times New Roman"/>
+                <w:bCs/>
+              </w:rPr>
+            </w:pPr>
+            <w:r>
+              <w:rPr>
+                <w:rFonts w:ascii="Times New Roman" w:eastAsia="標楷體" w:hAnsi="Times New Roman" w:cs="Times New Roman"/>
+                <w:bCs/>
+              </w:rPr>
+              <w:t>可解析文件能建立會議主檔</w:t>
+            </w:r>
+          </w:p>
+        </w:tc>
+        <w:tc>
+          <w:tcPr>
+            <w:tcW w:w="1357" w:type="dxa"/>
+            <w:vAlign w:val="center"/>
+          </w:tcPr>
+          <w:p>
+            <w:pPr>
+              <w:pStyle w:val="Compact"/>
+              <w:jc w:val="center"/>
+              <w:rPr>
+                <w:rFonts w:ascii="Times New Roman" w:eastAsia="標楷體" w:hAnsi="Times New Roman" w:cs="Times New Roman"/>
+                <w:bCs/>
+              </w:rPr>
+            </w:pPr>
+            <w:r>
+              <w:rPr>
+                <w:rFonts w:ascii="Times New Roman" w:eastAsia="標楷體" w:hAnsi="Times New Roman" w:cs="Times New Roman"/>
+                <w:bCs/>
+              </w:rPr>
+              <w:t xml:space="preserve">9 </w:t>
+            </w:r>
+            <w:r>
+              <w:rPr>
+                <w:rFonts w:ascii="Times New Roman" w:eastAsia="標楷體" w:hAnsi="Times New Roman" w:cs="Times New Roman"/>
+                <w:bCs/>
+              </w:rPr>
+              <w:t>場會議</w:t>
+            </w:r>
+          </w:p>
+        </w:tc>
+      </w:tr>
+      <w:tr>
+        <w:tc>
+          <w:tcPr>
+            <w:tcW w:w="2176" w:type="dxa"/>
+            <w:vAlign w:val="center"/>
+          </w:tcPr>
+          <w:p>
+            <w:pPr>
+              <w:pStyle w:val="Compact"/>
+              <w:jc w:val="center"/>
+              <w:rPr>
+                <w:rFonts w:ascii="Times New Roman" w:eastAsia="標楷體" w:hAnsi="Times New Roman" w:cs="Times New Roman"/>
+                <w:bCs/>
+              </w:rPr>
+            </w:pPr>
+            <w:r>
+              <w:rPr>
+                <w:rFonts w:ascii="Times New Roman" w:eastAsia="標楷體" w:hAnsi="Times New Roman" w:cs="Times New Roman"/>
+                <w:bCs/>
+              </w:rPr>
+              <w:t xml:space="preserve">MeetingItem </w:t>
+            </w:r>
+            <w:r>
+              <w:rPr>
+                <w:rFonts w:ascii="Times New Roman" w:eastAsia="標楷體" w:hAnsi="Times New Roman" w:cs="Times New Roman"/>
+                <w:bCs/>
+              </w:rPr>
+              <w:t>建立</w:t>
+            </w:r>
+          </w:p>
+        </w:tc>
+        <w:tc>
+          <w:tcPr>
+            <w:tcW w:w="4850" w:type="dxa"/>
+            <w:vAlign w:val="center"/>
+          </w:tcPr>
+          <w:p>
+            <w:pPr>
+              <w:pStyle w:val="Compact"/>
+              <w:jc w:val="center"/>
+              <w:rPr>
+                <w:rFonts w:ascii="Times New Roman" w:eastAsia="標楷體" w:hAnsi="Times New Roman" w:cs="Times New Roman"/>
+                <w:bCs/>
+              </w:rPr>
+            </w:pPr>
+            <w:r>
+              <w:rPr>
+                <w:rFonts w:ascii="Times New Roman" w:eastAsia="標楷體" w:hAnsi="Times New Roman" w:cs="Times New Roman"/>
+                <w:bCs/>
+              </w:rPr>
+              <w:t>每一列會議項目皆產生</w:t>
+            </w:r>
+            <w:r>
+              <w:rPr>
+                <w:rFonts w:ascii="Times New Roman" w:eastAsia="標楷體" w:hAnsi="Times New Roman" w:cs="Times New Roman"/>
+                <w:bCs/>
+              </w:rPr>
+              <w:t xml:space="preserve"> item_id</w:t>
+            </w:r>
+          </w:p>
+        </w:tc>
+        <w:tc>
+          <w:tcPr>
+            <w:tcW w:w="1357" w:type="dxa"/>
+            <w:vAlign w:val="center"/>
+          </w:tcPr>
+          <w:p>
+            <w:pPr>
+              <w:pStyle w:val="Compact"/>
+              <w:jc w:val="center"/>
+              <w:rPr>
+                <w:rFonts w:ascii="Times New Roman" w:eastAsia="標楷體" w:hAnsi="Times New Roman" w:cs="Times New Roman"/>
+                <w:bCs/>
+              </w:rPr>
+            </w:pPr>
+            <w:r>
+              <w:rPr>
+                <w:rFonts w:ascii="Times New Roman" w:eastAsia="標楷體" w:hAnsi="Times New Roman" w:cs="Times New Roman"/>
+                <w:bCs/>
+              </w:rPr>
+              <w:t xml:space="preserve">116 </w:t>
+            </w:r>
+            <w:r>
+              <w:rPr>
+                <w:rFonts w:ascii="Times New Roman" w:eastAsia="標楷體" w:hAnsi="Times New Roman" w:cs="Times New Roman"/>
+                <w:bCs/>
+              </w:rPr>
+              <w:t>筆</w:t>
+            </w:r>
+          </w:p>
+        </w:tc>
+      </w:tr>
+      <w:tr>
+        <w:tc>
+          <w:tcPr>
+            <w:tcW w:w="2176" w:type="dxa"/>
+            <w:vAlign w:val="center"/>
+          </w:tcPr>
+          <w:p>
+            <w:pPr>
+              <w:pStyle w:val="Compact"/>
+              <w:jc w:val="center"/>
+              <w:rPr>
+                <w:rFonts w:ascii="Times New Roman" w:eastAsia="標楷體" w:hAnsi="Times New Roman" w:cs="Times New Roman"/>
+                <w:bCs/>
+              </w:rPr>
+            </w:pPr>
+            <w:r>
+              <w:rPr>
+                <w:rFonts w:ascii="Times New Roman" w:eastAsia="標楷體" w:hAnsi="Times New Roman" w:cs="Times New Roman"/>
+                <w:bCs/>
+              </w:rPr>
+              <w:t>欄位對應</w:t>
+            </w:r>
+          </w:p>
+        </w:tc>
+        <w:tc>
+          <w:tcPr>
+            <w:tcW w:w="4850" w:type="dxa"/>
+            <w:vAlign w:val="center"/>
+          </w:tcPr>
+          <w:p>
+            <w:pPr>
+              <w:pStyle w:val="Compact"/>
+              <w:jc w:val="center"/>
+              <w:rPr>
+                <w:rFonts w:ascii="Times New Roman" w:eastAsia="標楷體" w:hAnsi="Times New Roman" w:cs="Times New Roman"/>
+                <w:bCs/>
+              </w:rPr>
+            </w:pPr>
+            <w:r>
+              <w:rPr>
+                <w:rFonts w:ascii="Times New Roman" w:eastAsia="標楷體" w:hAnsi="Times New Roman" w:cs="Times New Roman"/>
+                <w:bCs/>
+              </w:rPr>
+              <w:t>content</w:t>
+            </w:r>
+            <w:r>
+              <w:rPr>
+                <w:rFonts w:ascii="Times New Roman" w:eastAsia="標楷體" w:hAnsi="Times New Roman" w:cs="Times New Roman"/>
+                <w:bCs/>
+              </w:rPr>
+              <w:t>、</w:t>
+            </w:r>
+            <w:r>
+              <w:rPr>
+                <w:rFonts w:ascii="Times New Roman" w:eastAsia="標楷體" w:hAnsi="Times New Roman" w:cs="Times New Roman"/>
+                <w:bCs/>
+              </w:rPr>
+              <w:t>owner</w:t>
+            </w:r>
+            <w:r>
+              <w:rPr>
+                <w:rFonts w:ascii="Times New Roman" w:eastAsia="標楷體" w:hAnsi="Times New Roman" w:cs="Times New Roman"/>
+                <w:bCs/>
+              </w:rPr>
+              <w:t>、</w:t>
+            </w:r>
+            <w:r>
+              <w:rPr>
+                <w:rFonts w:ascii="Times New Roman" w:eastAsia="標楷體" w:hAnsi="Times New Roman" w:cs="Times New Roman"/>
+                <w:bCs/>
+              </w:rPr>
+              <w:t>planned_date</w:t>
+            </w:r>
+            <w:r>
+              <w:rPr>
+                <w:rFonts w:ascii="Times New Roman" w:eastAsia="標楷體" w:hAnsi="Times New Roman" w:cs="Times New Roman"/>
+                <w:bCs/>
+              </w:rPr>
+              <w:t>、</w:t>
+            </w:r>
+            <w:r>
+              <w:rPr>
+                <w:rFonts w:ascii="Times New Roman" w:eastAsia="標楷體" w:hAnsi="Times New Roman" w:cs="Times New Roman"/>
+                <w:bCs/>
+              </w:rPr>
+              <w:t>actual_completed_date</w:t>
+            </w:r>
+            <w:r>
+              <w:rPr>
+                <w:rFonts w:ascii="Times New Roman" w:eastAsia="標楷體" w:hAnsi="Times New Roman" w:cs="Times New Roman"/>
+                <w:bCs/>
+              </w:rPr>
+              <w:t>、</w:t>
+            </w:r>
+            <w:r>
+              <w:rPr>
+                <w:rFonts w:ascii="Times New Roman" w:eastAsia="標楷體" w:hAnsi="Times New Roman" w:cs="Times New Roman"/>
+                <w:bCs/>
+              </w:rPr>
+              <w:t xml:space="preserve">tracking_result </w:t>
+            </w:r>
+            <w:r>
+              <w:rPr>
+                <w:rFonts w:ascii="Times New Roman" w:eastAsia="標楷體" w:hAnsi="Times New Roman" w:cs="Times New Roman"/>
+                <w:bCs/>
+              </w:rPr>
+              <w:t>可保存於</w:t>
+            </w:r>
+            <w:r>
+              <w:rPr>
+                <w:rFonts w:ascii="Times New Roman" w:eastAsia="標楷體" w:hAnsi="Times New Roman" w:cs="Times New Roman"/>
+                <w:bCs/>
+              </w:rPr>
+              <w:t xml:space="preserve"> MeetingItem</w:t>
+            </w:r>
+          </w:p>
+        </w:tc>
+        <w:tc>
+          <w:tcPr>
+            <w:tcW w:w="1357" w:type="dxa"/>
+            <w:vAlign w:val="center"/>
+          </w:tcPr>
+          <w:p>
+            <w:pPr>
+              <w:pStyle w:val="Compact"/>
+              <w:jc w:val="center"/>
+              <w:rPr>
+                <w:rFonts w:ascii="Times New Roman" w:eastAsia="標楷體" w:hAnsi="Times New Roman" w:cs="Times New Roman"/>
+                <w:bCs/>
+              </w:rPr>
+            </w:pPr>
+            <w:r>
+              <w:rPr>
+                <w:rFonts w:ascii="Times New Roman" w:eastAsia="標楷體" w:hAnsi="Times New Roman" w:cs="Times New Roman"/>
+                <w:bCs/>
+              </w:rPr>
+              <w:t xml:space="preserve">content 116 </w:t>
+            </w:r>
+            <w:r>
+              <w:rPr>
+                <w:rFonts w:ascii="Times New Roman" w:eastAsia="標楷體" w:hAnsi="Times New Roman" w:cs="Times New Roman"/>
+                <w:bCs/>
+              </w:rPr>
+              <w:t>筆；</w:t>
+            </w:r>
+            <w:r>
+              <w:rPr>
+                <w:rFonts w:ascii="Times New Roman" w:eastAsia="標楷體" w:hAnsi="Times New Roman" w:cs="Times New Roman"/>
+                <w:bCs/>
+              </w:rPr>
+              <w:t xml:space="preserve">owner 58 </w:t>
+            </w:r>
+            <w:r>
+              <w:rPr>
+                <w:rFonts w:ascii="Times New Roman" w:eastAsia="標楷體" w:hAnsi="Times New Roman" w:cs="Times New Roman"/>
+                <w:bCs/>
+              </w:rPr>
+              <w:t>筆；</w:t>
+            </w:r>
+            <w:r>
+              <w:rPr>
+                <w:rFonts w:ascii="Times New Roman" w:eastAsia="標楷體" w:hAnsi="Times New Roman" w:cs="Times New Roman"/>
+                <w:bCs/>
+              </w:rPr>
+              <w:t xml:space="preserve">planned_date 57 </w:t>
+            </w:r>
+            <w:r>
+              <w:rPr>
+                <w:rFonts w:ascii="Times New Roman" w:eastAsia="標楷體" w:hAnsi="Times New Roman" w:cs="Times New Roman"/>
+                <w:bCs/>
+              </w:rPr>
+              <w:t>筆；</w:t>
+            </w:r>
+            <w:r>
+              <w:rPr>
+                <w:rFonts w:ascii="Times New Roman" w:eastAsia="標楷體" w:hAnsi="Times New Roman" w:cs="Times New Roman"/>
+                <w:bCs/>
+              </w:rPr>
+              <w:t xml:space="preserve">actual_completed_date 4 </w:t>
+            </w:r>
+            <w:r>
+              <w:rPr>
+                <w:rFonts w:ascii="Times New Roman" w:eastAsia="標楷體" w:hAnsi="Times New Roman" w:cs="Times New Roman"/>
+                <w:bCs/>
+              </w:rPr>
+              <w:t>筆；</w:t>
+            </w:r>
+            <w:r>
+              <w:rPr>
+                <w:rFonts w:ascii="Times New Roman" w:eastAsia="標楷體" w:hAnsi="Times New Roman" w:cs="Times New Roman"/>
+                <w:bCs/>
+              </w:rPr>
+              <w:t xml:space="preserve">tracking_result 29 </w:t>
+            </w:r>
+            <w:r>
+              <w:rPr>
+                <w:rFonts w:ascii="Times New Roman" w:eastAsia="標楷體" w:hAnsi="Times New Roman" w:cs="Times New Roman"/>
+                <w:bCs/>
+              </w:rPr>
+              <w:t>筆</w:t>
+            </w:r>
+          </w:p>
+        </w:tc>
+      </w:tr>
+      <w:tr>
+        <w:tc>
+          <w:tcPr>
+            <w:tcW w:w="2176" w:type="dxa"/>
+            <w:vAlign w:val="center"/>
+          </w:tcPr>
+          <w:p>
+            <w:pPr>
+              <w:pStyle w:val="Compact"/>
+              <w:jc w:val="center"/>
+              <w:rPr>
+                <w:rFonts w:ascii="Times New Roman" w:eastAsia="標楷體" w:hAnsi="Times New Roman" w:cs="Times New Roman"/>
+                <w:bCs/>
+              </w:rPr>
+            </w:pPr>
+            <w:r>
+              <w:rPr>
+                <w:rFonts w:ascii="Times New Roman" w:eastAsia="標楷體" w:hAnsi="Times New Roman" w:cs="Times New Roman"/>
+                <w:bCs/>
+              </w:rPr>
+              <w:lastRenderedPageBreak/>
+              <w:t>跨資料庫識別</w:t>
+            </w:r>
+          </w:p>
+        </w:tc>
+        <w:tc>
+          <w:tcPr>
+            <w:tcW w:w="4850" w:type="dxa"/>
+            <w:vAlign w:val="center"/>
+          </w:tcPr>
+          <w:p>
+            <w:pPr>
+              <w:pStyle w:val="Compact"/>
+              <w:jc w:val="center"/>
+              <w:rPr>
+                <w:rFonts w:ascii="Times New Roman" w:eastAsia="標楷體" w:hAnsi="Times New Roman" w:cs="Times New Roman"/>
+                <w:bCs/>
+              </w:rPr>
+            </w:pPr>
+            <w:r>
+              <w:rPr>
+                <w:rFonts w:ascii="Times New Roman" w:eastAsia="標楷體" w:hAnsi="Times New Roman" w:cs="Times New Roman"/>
+                <w:bCs/>
+              </w:rPr>
+              <w:t xml:space="preserve">item_id </w:t>
+            </w:r>
+            <w:r>
+              <w:rPr>
+                <w:rFonts w:ascii="Times New Roman" w:eastAsia="標楷體" w:hAnsi="Times New Roman" w:cs="Times New Roman"/>
+                <w:bCs/>
+              </w:rPr>
+              <w:t>可對應</w:t>
+            </w:r>
+            <w:r>
+              <w:rPr>
+                <w:rFonts w:ascii="Times New Roman" w:eastAsia="標楷體" w:hAnsi="Times New Roman" w:cs="Times New Roman"/>
+                <w:bCs/>
+              </w:rPr>
+              <w:t xml:space="preserve"> MongoDB</w:t>
+            </w:r>
+            <w:r>
+              <w:rPr>
+                <w:rFonts w:ascii="Times New Roman" w:eastAsia="標楷體" w:hAnsi="Times New Roman" w:cs="Times New Roman"/>
+                <w:bCs/>
+              </w:rPr>
+              <w:t>、</w:t>
+            </w:r>
+            <w:r>
+              <w:rPr>
+                <w:rFonts w:ascii="Times New Roman" w:eastAsia="標楷體" w:hAnsi="Times New Roman" w:cs="Times New Roman"/>
+                <w:bCs/>
+              </w:rPr>
+              <w:t xml:space="preserve">Neo4j </w:t>
+            </w:r>
+            <w:r>
+              <w:rPr>
+                <w:rFonts w:ascii="Times New Roman" w:eastAsia="標楷體" w:hAnsi="Times New Roman" w:cs="Times New Roman"/>
+                <w:bCs/>
+              </w:rPr>
+              <w:t>與</w:t>
+            </w:r>
+            <w:r>
+              <w:rPr>
+                <w:rFonts w:ascii="Times New Roman" w:eastAsia="標楷體" w:hAnsi="Times New Roman" w:cs="Times New Roman"/>
+                <w:bCs/>
+              </w:rPr>
+              <w:t xml:space="preserve"> Qdrant</w:t>
+            </w:r>
+          </w:p>
+        </w:tc>
+        <w:tc>
+          <w:tcPr>
+            <w:tcW w:w="1357" w:type="dxa"/>
+            <w:vAlign w:val="center"/>
+          </w:tcPr>
+          <w:p>
+            <w:pPr>
+              <w:pStyle w:val="Compact"/>
+              <w:jc w:val="center"/>
+              <w:rPr>
+                <w:rFonts w:ascii="Times New Roman" w:eastAsia="標楷體" w:hAnsi="Times New Roman" w:cs="Times New Roman"/>
+                <w:bCs/>
+              </w:rPr>
+            </w:pPr>
+            <w:r>
+              <w:rPr>
+                <w:rFonts w:ascii="Times New Roman" w:eastAsia="標楷體" w:hAnsi="Times New Roman" w:cs="Times New Roman"/>
+                <w:bCs/>
+              </w:rPr>
+              <w:t xml:space="preserve">116 </w:t>
+            </w:r>
+            <w:r>
+              <w:rPr>
+                <w:rFonts w:ascii="Times New Roman" w:eastAsia="標楷體" w:hAnsi="Times New Roman" w:cs="Times New Roman"/>
+                <w:bCs/>
+              </w:rPr>
+              <w:t>筆</w:t>
+            </w:r>
+            <w:r>
+              <w:rPr>
+                <w:rFonts w:ascii="Times New Roman" w:eastAsia="標楷體" w:hAnsi="Times New Roman" w:cs="Times New Roman"/>
+                <w:bCs/>
+              </w:rPr>
+              <w:t xml:space="preserve"> MeetingItem </w:t>
+            </w:r>
+            <w:r>
+              <w:rPr>
+                <w:rFonts w:ascii="Times New Roman" w:eastAsia="標楷體" w:hAnsi="Times New Roman" w:cs="Times New Roman"/>
+                <w:bCs/>
+              </w:rPr>
+              <w:t>皆作為跨資料庫最小證據單位</w:t>
+            </w:r>
+          </w:p>
+        </w:tc>
+      </w:tr>
+    </w:tbl>
+    <w:p>
+      <w:pPr>
+        <w:pStyle w:val="Compact"/>
+      </w:pPr>
+      <w:bookmarkStart w:id="64" w:name="_Toc232966207"/>
+    </w:p>
+    <w:p>
+      <w:pPr>
+        <w:pStyle w:val="aff5"/>
+      </w:pPr>
+      <w:bookmarkStart w:id="65" w:name="_Toc233067211"/>
+      <w:r>
+        <w:t xml:space="preserve">5.4 </w:t>
+      </w:r>
+      <w:r>
+        <w:t>知識圖譜建構</w:t>
+      </w:r>
+      <w:bookmarkEnd w:id="64"/>
+      <w:bookmarkEnd w:id="65"/>
+    </w:p>
+    <w:p>
+      <w:pPr>
+        <w:pStyle w:val="affa"/>
+        <w:ind w:firstLineChars="200" w:firstLine="480"/>
+        <w:jc w:val="left"/>
+      </w:pPr>
+      <w:r>
+        <w:t>知識圖譜實驗檢查系統是否能將結構化欄位與內容提及關係轉換為可查詢的知識圖譜節點與關係。評估重點在於關係是否能支援來源回溯、責任歸屬、日期查詢、產品或法規關聯，以及關鍵詞探索。</w:t>
+      </w:r>
+    </w:p>
+    <w:p>
+      <w:pPr>
+        <w:pStyle w:val="af0"/>
+        <w:jc w:val="center"/>
+        <w:rPr>
+          <w:rFonts w:eastAsia="標楷體"/>
+        </w:rPr>
+      </w:pPr>
+      <w:r>
+        <w:rPr>
+          <w:rFonts w:eastAsia="標楷體"/>
+        </w:rPr>
+        <w:t>表</w:t>
+      </w:r>
+      <w:r>
+        <w:rPr>
+          <w:rFonts w:eastAsia="標楷體"/>
+        </w:rPr>
+        <w:t xml:space="preserve"> 5.5 </w:t>
+      </w:r>
+      <w:r>
+        <w:rPr>
+          <w:rFonts w:eastAsia="標楷體"/>
+        </w:rPr>
+        <w:t>知識圖譜建構成果</w:t>
+      </w:r>
+    </w:p>
+    <w:tbl>
+      <w:tblPr>
+        <w:tblStyle w:val="Table"/>
+        <w:tblW w:w="9761" w:type="dxa"/>
         <w:jc w:val="center"/>
         <w:tblBorders>
           <w:top w:val="single" w:sz="4" w:space="0" w:color="auto"/>
@@ -24841,8 +25992,8 @@
       </w:tblPr>
       <w:tblGrid>
         <w:gridCol w:w="2176"/>
-        <w:gridCol w:w="4850"/>
-        <w:gridCol w:w="1357"/>
+        <w:gridCol w:w="1762"/>
+        <w:gridCol w:w="5823"/>
       </w:tblGrid>
       <w:tr>
         <w:trPr>
@@ -24853,38 +26004,19 @@
         <w:tc>
           <w:tcPr>
             <w:tcW w:w="2176" w:type="dxa"/>
-            <w:vAlign w:val="center"/>
+            <w:tcBorders>
+              <w:bottom w:val="none" w:sz="0" w:space="0" w:color="auto"/>
+            </w:tcBorders>
           </w:tcPr>
           <w:p>
             <w:pPr>
               <w:pStyle w:val="Compact"/>
               <w:jc w:val="center"/>
-              <w:rPr>
-                <w:rFonts w:ascii="Times New Roman" w:eastAsia="標楷體" w:hAnsi="Times New Roman" w:cs="Times New Roman"/>
-              </w:rPr>
-            </w:pPr>
-            <w:r>
               <w:rPr>
                 <w:rFonts w:ascii="Times New Roman" w:eastAsia="標楷體" w:hAnsi="Times New Roman" w:cs="Times New Roman"/>
                 <w:b/>
                 <w:bCs/>
               </w:rPr>
-              <w:t>檢查項目</w:t>
-            </w:r>
-          </w:p>
-        </w:tc>
-        <w:tc>
-          <w:tcPr>
-            <w:tcW w:w="4850" w:type="dxa"/>
-            <w:vAlign w:val="center"/>
-          </w:tcPr>
-          <w:p>
-            <w:pPr>
-              <w:pStyle w:val="Compact"/>
-              <w:jc w:val="center"/>
-              <w:rPr>
-                <w:rFonts w:ascii="Times New Roman" w:eastAsia="標楷體" w:hAnsi="Times New Roman" w:cs="Times New Roman"/>
-              </w:rPr>
             </w:pPr>
             <w:r>
               <w:rPr>
@@ -24892,30 +26024,61 @@
                 <w:b/>
                 <w:bCs/>
               </w:rPr>
-              <w:t>正確條件</w:t>
-            </w:r>
-          </w:p>
-        </w:tc>
-        <w:tc>
-          <w:tcPr>
-            <w:tcW w:w="1357" w:type="dxa"/>
-            <w:vAlign w:val="center"/>
+              <w:t>圖譜項目</w:t>
+            </w:r>
+          </w:p>
+        </w:tc>
+        <w:tc>
+          <w:tcPr>
+            <w:tcW w:w="1762" w:type="dxa"/>
+            <w:tcBorders>
+              <w:bottom w:val="none" w:sz="0" w:space="0" w:color="auto"/>
+            </w:tcBorders>
           </w:tcPr>
           <w:p>
             <w:pPr>
               <w:pStyle w:val="Compact"/>
               <w:jc w:val="center"/>
-              <w:rPr>
-                <w:rFonts w:ascii="Times New Roman" w:eastAsia="標楷體" w:hAnsi="Times New Roman" w:cs="Times New Roman"/>
-              </w:rPr>
-            </w:pPr>
-            <w:r>
               <w:rPr>
                 <w:rFonts w:ascii="Times New Roman" w:eastAsia="標楷體" w:hAnsi="Times New Roman" w:cs="Times New Roman"/>
                 <w:b/>
                 <w:bCs/>
               </w:rPr>
-              <w:t>實驗結果</w:t>
+            </w:pPr>
+            <w:r>
+              <w:rPr>
+                <w:rFonts w:ascii="Times New Roman" w:eastAsia="標楷體" w:hAnsi="Times New Roman" w:cs="Times New Roman"/>
+                <w:b/>
+                <w:bCs/>
+              </w:rPr>
+              <w:t>數量</w:t>
+            </w:r>
+          </w:p>
+        </w:tc>
+        <w:tc>
+          <w:tcPr>
+            <w:tcW w:w="0" w:type="auto"/>
+            <w:tcBorders>
+              <w:bottom w:val="none" w:sz="0" w:space="0" w:color="auto"/>
+            </w:tcBorders>
+          </w:tcPr>
+          <w:p>
+            <w:pPr>
+              <w:pStyle w:val="Compact"/>
+              <w:jc w:val="center"/>
+              <w:rPr>
+                <w:rFonts w:ascii="Times New Roman" w:eastAsia="標楷體" w:hAnsi="Times New Roman" w:cs="Times New Roman"/>
+                <w:b/>
+                <w:bCs/>
+              </w:rPr>
+            </w:pPr>
+            <w:r>
+              <w:rPr>
+                <w:rFonts w:ascii="Times New Roman" w:eastAsia="標楷體" w:hAnsi="Times New Roman" w:cs="Times New Roman"/>
+                <w:b/>
+                <w:bCs/>
+              </w:rPr>
+              <w:t>說明</w:t>
             </w:r>
           </w:p>
         </w:tc>
@@ -24930,30 +26093,73 @@
             <w:vAlign w:val="center"/>
           </w:tcPr>
           <w:p>
-            <w:r>
-              <w:t>Document 建立</w:t>
-            </w:r>
-          </w:p>
-        </w:tc>
-        <w:tc>
-          <w:tcPr>
-            <w:tcW w:w="4850" w:type="dxa"/>
-            <w:vAlign w:val="center"/>
-          </w:tcPr>
-          <w:p>
-            <w:r>
-              <w:t>每份上傳文件皆產生唯一 document_id</w:t>
-            </w:r>
-          </w:p>
-        </w:tc>
-        <w:tc>
-          <w:tcPr>
-            <w:tcW w:w="1357" w:type="dxa"/>
-            <w:vAlign w:val="center"/>
-          </w:tcPr>
-          <w:p>
-            <w:r>
-              <w:t>10/10；其中 9 份 parsed，1 份 needs_ocr</w:t>
+            <w:pPr>
+              <w:pStyle w:val="Compact"/>
+              <w:jc w:val="center"/>
+              <w:rPr>
+                <w:rFonts w:ascii="Times New Roman" w:eastAsia="標楷體" w:hAnsi="Times New Roman" w:cs="Times New Roman"/>
+                <w:bCs/>
+              </w:rPr>
+            </w:pPr>
+            <w:r>
+              <w:rPr>
+                <w:rFonts w:ascii="Times New Roman" w:eastAsia="標楷體" w:hAnsi="Times New Roman" w:cs="Times New Roman"/>
+                <w:bCs/>
+              </w:rPr>
+              <w:t xml:space="preserve">Document </w:t>
+            </w:r>
+            <w:r>
+              <w:rPr>
+                <w:rFonts w:ascii="Times New Roman" w:eastAsia="標楷體" w:hAnsi="Times New Roman" w:cs="Times New Roman"/>
+                <w:bCs/>
+              </w:rPr>
+              <w:t>節點</w:t>
+            </w:r>
+          </w:p>
+        </w:tc>
+        <w:tc>
+          <w:tcPr>
+            <w:tcW w:w="1762" w:type="dxa"/>
+            <w:vAlign w:val="center"/>
+          </w:tcPr>
+          <w:p>
+            <w:pPr>
+              <w:pStyle w:val="Compact"/>
+              <w:jc w:val="center"/>
+              <w:rPr>
+                <w:rFonts w:ascii="Times New Roman" w:eastAsia="標楷體" w:hAnsi="Times New Roman" w:cs="Times New Roman"/>
+                <w:bCs/>
+              </w:rPr>
+            </w:pPr>
+            <w:r>
+              <w:rPr>
+                <w:rFonts w:ascii="Times New Roman" w:eastAsia="標楷體" w:hAnsi="Times New Roman" w:cs="Times New Roman"/>
+                <w:bCs/>
+              </w:rPr>
+              <w:t>9</w:t>
+            </w:r>
+          </w:p>
+        </w:tc>
+        <w:tc>
+          <w:tcPr>
+            <w:tcW w:w="0" w:type="auto"/>
+            <w:vAlign w:val="center"/>
+          </w:tcPr>
+          <w:p>
+            <w:pPr>
+              <w:pStyle w:val="Compact"/>
+              <w:jc w:val="center"/>
+              <w:rPr>
+                <w:rFonts w:ascii="Times New Roman" w:eastAsia="標楷體" w:hAnsi="Times New Roman" w:cs="Times New Roman"/>
+                <w:bCs/>
+              </w:rPr>
+            </w:pPr>
+            <w:r>
+              <w:rPr>
+                <w:rFonts w:ascii="Times New Roman" w:eastAsia="標楷體" w:hAnsi="Times New Roman" w:cs="Times New Roman"/>
+                <w:bCs/>
+              </w:rPr>
+              <w:t>對應已解析並進入圖譜之文件</w:t>
             </w:r>
           </w:p>
         </w:tc>
@@ -24968,30 +26174,73 @@
             <w:vAlign w:val="center"/>
           </w:tcPr>
           <w:p>
-            <w:r>
-              <w:t>Meeting 建立</w:t>
-            </w:r>
-          </w:p>
-        </w:tc>
-        <w:tc>
-          <w:tcPr>
-            <w:tcW w:w="4850" w:type="dxa"/>
-            <w:vAlign w:val="center"/>
-          </w:tcPr>
-          <w:p>
-            <w:r>
-              <w:t>可解析文件能建立會議主檔</w:t>
-            </w:r>
-          </w:p>
-        </w:tc>
-        <w:tc>
-          <w:tcPr>
-            <w:tcW w:w="1357" w:type="dxa"/>
-            <w:vAlign w:val="center"/>
-          </w:tcPr>
-          <w:p>
-            <w:r>
-              <w:t>9 場會議</w:t>
+            <w:pPr>
+              <w:pStyle w:val="Compact"/>
+              <w:jc w:val="center"/>
+              <w:rPr>
+                <w:rFonts w:ascii="Times New Roman" w:eastAsia="標楷體" w:hAnsi="Times New Roman" w:cs="Times New Roman"/>
+                <w:bCs/>
+              </w:rPr>
+            </w:pPr>
+            <w:r>
+              <w:rPr>
+                <w:rFonts w:ascii="Times New Roman" w:eastAsia="標楷體" w:hAnsi="Times New Roman" w:cs="Times New Roman"/>
+                <w:bCs/>
+              </w:rPr>
+              <w:t xml:space="preserve">Meeting </w:t>
+            </w:r>
+            <w:r>
+              <w:rPr>
+                <w:rFonts w:ascii="Times New Roman" w:eastAsia="標楷體" w:hAnsi="Times New Roman" w:cs="Times New Roman"/>
+                <w:bCs/>
+              </w:rPr>
+              <w:t>節點</w:t>
+            </w:r>
+          </w:p>
+        </w:tc>
+        <w:tc>
+          <w:tcPr>
+            <w:tcW w:w="1762" w:type="dxa"/>
+            <w:vAlign w:val="center"/>
+          </w:tcPr>
+          <w:p>
+            <w:pPr>
+              <w:pStyle w:val="Compact"/>
+              <w:jc w:val="center"/>
+              <w:rPr>
+                <w:rFonts w:ascii="Times New Roman" w:eastAsia="標楷體" w:hAnsi="Times New Roman" w:cs="Times New Roman"/>
+                <w:bCs/>
+              </w:rPr>
+            </w:pPr>
+            <w:r>
+              <w:rPr>
+                <w:rFonts w:ascii="Times New Roman" w:eastAsia="標楷體" w:hAnsi="Times New Roman" w:cs="Times New Roman"/>
+                <w:bCs/>
+              </w:rPr>
+              <w:t>9</w:t>
+            </w:r>
+          </w:p>
+        </w:tc>
+        <w:tc>
+          <w:tcPr>
+            <w:tcW w:w="0" w:type="auto"/>
+            <w:vAlign w:val="center"/>
+          </w:tcPr>
+          <w:p>
+            <w:pPr>
+              <w:pStyle w:val="Compact"/>
+              <w:jc w:val="center"/>
+              <w:rPr>
+                <w:rFonts w:ascii="Times New Roman" w:eastAsia="標楷體" w:hAnsi="Times New Roman" w:cs="Times New Roman"/>
+                <w:bCs/>
+              </w:rPr>
+            </w:pPr>
+            <w:r>
+              <w:rPr>
+                <w:rFonts w:ascii="Times New Roman" w:eastAsia="標楷體" w:hAnsi="Times New Roman" w:cs="Times New Roman"/>
+                <w:bCs/>
+              </w:rPr>
+              <w:t>對應會議主檔</w:t>
             </w:r>
           </w:p>
         </w:tc>
@@ -25006,30 +26255,73 @@
             <w:vAlign w:val="center"/>
           </w:tcPr>
           <w:p>
-            <w:r>
-              <w:t>MeetingItem 建立</w:t>
-            </w:r>
-          </w:p>
-        </w:tc>
-        <w:tc>
-          <w:tcPr>
-            <w:tcW w:w="4850" w:type="dxa"/>
-            <w:vAlign w:val="center"/>
-          </w:tcPr>
-          <w:p>
-            <w:r>
-              <w:t>每一列會議項目皆產生 item_id</w:t>
-            </w:r>
-          </w:p>
-        </w:tc>
-        <w:tc>
-          <w:tcPr>
-            <w:tcW w:w="1357" w:type="dxa"/>
-            <w:vAlign w:val="center"/>
-          </w:tcPr>
-          <w:p>
-            <w:r>
-              <w:t>116 筆</w:t>
+            <w:pPr>
+              <w:pStyle w:val="Compact"/>
+              <w:jc w:val="center"/>
+              <w:rPr>
+                <w:rFonts w:ascii="Times New Roman" w:eastAsia="標楷體" w:hAnsi="Times New Roman" w:cs="Times New Roman"/>
+                <w:bCs/>
+              </w:rPr>
+            </w:pPr>
+            <w:r>
+              <w:rPr>
+                <w:rFonts w:ascii="Times New Roman" w:eastAsia="標楷體" w:hAnsi="Times New Roman" w:cs="Times New Roman"/>
+                <w:bCs/>
+              </w:rPr>
+              <w:t xml:space="preserve">MeetingItem </w:t>
+            </w:r>
+            <w:r>
+              <w:rPr>
+                <w:rFonts w:ascii="Times New Roman" w:eastAsia="標楷體" w:hAnsi="Times New Roman" w:cs="Times New Roman"/>
+                <w:bCs/>
+              </w:rPr>
+              <w:t>節點</w:t>
+            </w:r>
+          </w:p>
+        </w:tc>
+        <w:tc>
+          <w:tcPr>
+            <w:tcW w:w="1762" w:type="dxa"/>
+            <w:vAlign w:val="center"/>
+          </w:tcPr>
+          <w:p>
+            <w:pPr>
+              <w:pStyle w:val="Compact"/>
+              <w:jc w:val="center"/>
+              <w:rPr>
+                <w:rFonts w:ascii="Times New Roman" w:eastAsia="標楷體" w:hAnsi="Times New Roman" w:cs="Times New Roman"/>
+                <w:bCs/>
+              </w:rPr>
+            </w:pPr>
+            <w:r>
+              <w:rPr>
+                <w:rFonts w:ascii="Times New Roman" w:eastAsia="標楷體" w:hAnsi="Times New Roman" w:cs="Times New Roman"/>
+                <w:bCs/>
+              </w:rPr>
+              <w:t>116</w:t>
+            </w:r>
+          </w:p>
+        </w:tc>
+        <w:tc>
+          <w:tcPr>
+            <w:tcW w:w="0" w:type="auto"/>
+            <w:vAlign w:val="center"/>
+          </w:tcPr>
+          <w:p>
+            <w:pPr>
+              <w:pStyle w:val="Compact"/>
+              <w:jc w:val="center"/>
+              <w:rPr>
+                <w:rFonts w:ascii="Times New Roman" w:eastAsia="標楷體" w:hAnsi="Times New Roman" w:cs="Times New Roman"/>
+                <w:bCs/>
+              </w:rPr>
+            </w:pPr>
+            <w:r>
+              <w:rPr>
+                <w:rFonts w:ascii="Times New Roman" w:eastAsia="標楷體" w:hAnsi="Times New Roman" w:cs="Times New Roman"/>
+                <w:bCs/>
+              </w:rPr>
+              <w:t>對應會議項目與最小證據單位</w:t>
             </w:r>
           </w:p>
         </w:tc>
@@ -25044,30 +26336,73 @@
             <w:vAlign w:val="center"/>
           </w:tcPr>
           <w:p>
-            <w:r>
-              <w:t>欄位對應</w:t>
-            </w:r>
-          </w:p>
-        </w:tc>
-        <w:tc>
-          <w:tcPr>
-            <w:tcW w:w="4850" w:type="dxa"/>
-            <w:vAlign w:val="center"/>
-          </w:tcPr>
-          <w:p>
-            <w:r>
-              <w:t>content、owner、planned_date、actual_completed_date、tracking_result 可保存於 MeetingItem</w:t>
-            </w:r>
-          </w:p>
-        </w:tc>
-        <w:tc>
-          <w:tcPr>
-            <w:tcW w:w="1357" w:type="dxa"/>
-            <w:vAlign w:val="center"/>
-          </w:tcPr>
-          <w:p>
-            <w:r>
-              <w:t>content 116 筆；owner 58 筆；planned_date 57 筆；actual_completed_date 4 筆；tracking_result 29 筆</w:t>
+            <w:pPr>
+              <w:pStyle w:val="Compact"/>
+              <w:jc w:val="center"/>
+              <w:rPr>
+                <w:rFonts w:ascii="Times New Roman" w:eastAsia="標楷體" w:hAnsi="Times New Roman" w:cs="Times New Roman"/>
+                <w:bCs/>
+              </w:rPr>
+            </w:pPr>
+            <w:r>
+              <w:rPr>
+                <w:rFonts w:ascii="Times New Roman" w:eastAsia="標楷體" w:hAnsi="Times New Roman" w:cs="Times New Roman"/>
+                <w:bCs/>
+              </w:rPr>
+              <w:t xml:space="preserve">Person </w:t>
+            </w:r>
+            <w:r>
+              <w:rPr>
+                <w:rFonts w:ascii="Times New Roman" w:eastAsia="標楷體" w:hAnsi="Times New Roman" w:cs="Times New Roman"/>
+                <w:bCs/>
+              </w:rPr>
+              <w:t>節點</w:t>
+            </w:r>
+          </w:p>
+        </w:tc>
+        <w:tc>
+          <w:tcPr>
+            <w:tcW w:w="1762" w:type="dxa"/>
+            <w:vAlign w:val="center"/>
+          </w:tcPr>
+          <w:p>
+            <w:pPr>
+              <w:pStyle w:val="Compact"/>
+              <w:jc w:val="center"/>
+              <w:rPr>
+                <w:rFonts w:ascii="Times New Roman" w:eastAsia="標楷體" w:hAnsi="Times New Roman" w:cs="Times New Roman"/>
+                <w:bCs/>
+              </w:rPr>
+            </w:pPr>
+            <w:r>
+              <w:rPr>
+                <w:rFonts w:ascii="Times New Roman" w:eastAsia="標楷體" w:hAnsi="Times New Roman" w:cs="Times New Roman"/>
+                <w:bCs/>
+              </w:rPr>
+              <w:t>67</w:t>
+            </w:r>
+          </w:p>
+        </w:tc>
+        <w:tc>
+          <w:tcPr>
+            <w:tcW w:w="0" w:type="auto"/>
+            <w:vAlign w:val="center"/>
+          </w:tcPr>
+          <w:p>
+            <w:pPr>
+              <w:pStyle w:val="Compact"/>
+              <w:jc w:val="center"/>
+              <w:rPr>
+                <w:rFonts w:ascii="Times New Roman" w:eastAsia="標楷體" w:hAnsi="Times New Roman" w:cs="Times New Roman"/>
+                <w:bCs/>
+              </w:rPr>
+            </w:pPr>
+            <w:r>
+              <w:rPr>
+                <w:rFonts w:ascii="Times New Roman" w:eastAsia="標楷體" w:hAnsi="Times New Roman" w:cs="Times New Roman"/>
+                <w:bCs/>
+              </w:rPr>
+              <w:t>由主席、記錄人、出席人員或負責人欄位建立</w:t>
             </w:r>
           </w:p>
         </w:tc>
@@ -25082,124 +26417,57 @@
             <w:vAlign w:val="center"/>
           </w:tcPr>
           <w:p>
-            <w:r>
-              <w:t>跨資料庫識別</w:t>
-            </w:r>
-          </w:p>
-        </w:tc>
-        <w:tc>
-          <w:tcPr>
-            <w:tcW w:w="4850" w:type="dxa"/>
-            <w:vAlign w:val="center"/>
-          </w:tcPr>
-          <w:p>
-            <w:r>
-              <w:t>item_id 可對應 MongoDB、Neo4j 與 Qdrant</w:t>
-            </w:r>
-          </w:p>
-        </w:tc>
-        <w:tc>
-          <w:tcPr>
-            <w:tcW w:w="1357" w:type="dxa"/>
-            <w:vAlign w:val="center"/>
-          </w:tcPr>
-          <w:p>
-            <w:r>
-              <w:t>116 筆 MeetingItem 皆作為跨資料庫最小證據單位</w:t>
-            </w:r>
-          </w:p>
-        </w:tc>
-      </w:tr>
-    </w:tbl>
-    <w:p>
-      <w:pPr>
-        <w:pStyle w:val="Compact"/>
-      </w:pPr>
-      <w:bookmarkStart w:id="64" w:name="_Toc232966207"/>
-    </w:p>
-    <w:p>
-      <w:pPr>
-        <w:pStyle w:val="aff5"/>
-      </w:pPr>
-      <w:bookmarkStart w:id="65" w:name="_Toc233067211"/>
-      <w:r>
-        <w:t xml:space="preserve">5.4 </w:t>
-      </w:r>
-      <w:r>
-        <w:t>知識圖譜建構</w:t>
-      </w:r>
-      <w:bookmarkEnd w:id="64"/>
-      <w:bookmarkEnd w:id="65"/>
-    </w:p>
-    <w:p>
-      <w:pPr>
-        <w:pStyle w:val="affa"/>
-        <w:ind w:firstLineChars="200" w:firstLine="480"/>
-        <w:jc w:val="left"/>
-      </w:pPr>
-      <w:r>
-        <w:t>知識圖譜實驗檢查系統是否能將結構化欄位與內容提及關係轉換為可查詢的知識圖譜節點與關係。評估重點在於關係是否能支援來源回溯、責任歸屬、日期查詢、產品或法規關聯，以及關鍵詞探索。</w:t>
-      </w:r>
-    </w:p>
-    <w:p>
-      <w:pPr>
-        <w:pStyle w:val="af0"/>
-        <w:jc w:val="center"/>
-        <w:rPr>
-          <w:rFonts w:eastAsia="標楷體"/>
-        </w:rPr>
-      </w:pPr>
-      <w:r>
-        <w:rPr>
-          <w:rFonts w:eastAsia="標楷體"/>
-        </w:rPr>
-        <w:t>表</w:t>
-      </w:r>
-      <w:r>
-        <w:rPr>
-          <w:rFonts w:eastAsia="標楷體"/>
-        </w:rPr>
-        <w:t xml:space="preserve"> 5.5 </w:t>
-      </w:r>
-      <w:r>
-        <w:rPr>
-          <w:rFonts w:eastAsia="標楷體"/>
-        </w:rPr>
-        <w:t>知識圖譜建構成果</w:t>
-      </w:r>
-    </w:p>
-    <w:tbl>
-      <w:tblPr>
-        <w:tblStyle w:val="Table"/>
-        <w:tblW w:w="0" w:type="auto"/>
-        <w:jc w:val="center"/>
-        <w:tblBorders>
-          <w:top w:val="single" w:sz="4" w:space="0" w:color="auto"/>
-          <w:left w:val="single" w:sz="4" w:space="0" w:color="auto"/>
-          <w:bottom w:val="single" w:sz="4" w:space="0" w:color="auto"/>
-          <w:right w:val="single" w:sz="4" w:space="0" w:color="auto"/>
-          <w:insideH w:val="single" w:sz="4" w:space="0" w:color="auto"/>
-          <w:insideV w:val="single" w:sz="4" w:space="0" w:color="auto"/>
-        </w:tblBorders>
-        <w:tblLook w:val="0020" w:firstRow="1" w:lastRow="0" w:firstColumn="0" w:lastColumn="0" w:noHBand="0" w:noVBand="0"/>
-      </w:tblPr>
-      <w:tblGrid>
-        <w:gridCol w:w="1996"/>
-        <w:gridCol w:w="697"/>
-        <w:gridCol w:w="4536"/>
-      </w:tblGrid>
-      <w:tr>
-        <w:trPr>
-          <w:cnfStyle w:val="100000000000" w:firstRow="1" w:lastRow="0" w:firstColumn="0" w:lastColumn="0" w:oddVBand="0" w:evenVBand="0" w:oddHBand="0" w:evenHBand="0" w:firstRowFirstColumn="0" w:firstRowLastColumn="0" w:lastRowFirstColumn="0" w:lastRowLastColumn="0"/>
-          <w:tblHeader/>
-          <w:jc w:val="center"/>
-        </w:trPr>
+            <w:pPr>
+              <w:pStyle w:val="Compact"/>
+              <w:jc w:val="center"/>
+              <w:rPr>
+                <w:rFonts w:ascii="Times New Roman" w:eastAsia="標楷體" w:hAnsi="Times New Roman" w:cs="Times New Roman"/>
+                <w:bCs/>
+              </w:rPr>
+            </w:pPr>
+            <w:r>
+              <w:rPr>
+                <w:rFonts w:ascii="Times New Roman" w:eastAsia="標楷體" w:hAnsi="Times New Roman" w:cs="Times New Roman"/>
+                <w:bCs/>
+              </w:rPr>
+              <w:t xml:space="preserve">Product </w:t>
+            </w:r>
+            <w:r>
+              <w:rPr>
+                <w:rFonts w:ascii="Times New Roman" w:eastAsia="標楷體" w:hAnsi="Times New Roman" w:cs="Times New Roman"/>
+                <w:bCs/>
+              </w:rPr>
+              <w:t>節點</w:t>
+            </w:r>
+          </w:p>
+        </w:tc>
+        <w:tc>
+          <w:tcPr>
+            <w:tcW w:w="1762" w:type="dxa"/>
+            <w:vAlign w:val="center"/>
+          </w:tcPr>
+          <w:p>
+            <w:pPr>
+              <w:pStyle w:val="Compact"/>
+              <w:jc w:val="center"/>
+              <w:rPr>
+                <w:rFonts w:ascii="Times New Roman" w:eastAsia="標楷體" w:hAnsi="Times New Roman" w:cs="Times New Roman"/>
+                <w:bCs/>
+              </w:rPr>
+            </w:pPr>
+            <w:r>
+              <w:rPr>
+                <w:rFonts w:ascii="Times New Roman" w:eastAsia="標楷體" w:hAnsi="Times New Roman" w:cs="Times New Roman"/>
+                <w:bCs/>
+              </w:rPr>
+              <w:t>38</w:t>
+            </w:r>
+          </w:p>
+        </w:tc>
         <w:tc>
           <w:tcPr>
             <w:tcW w:w="0" w:type="auto"/>
-            <w:tcBorders>
-              <w:bottom w:val="none" w:sz="0" w:space="0" w:color="auto"/>
-            </w:tcBorders>
+            <w:vAlign w:val="center"/>
           </w:tcPr>
           <w:p>
             <w:pPr>
@@ -25207,65 +26475,15 @@
               <w:jc w:val="center"/>
               <w:rPr>
                 <w:rFonts w:ascii="Times New Roman" w:eastAsia="標楷體" w:hAnsi="Times New Roman" w:cs="Times New Roman"/>
+                <w:bCs/>
               </w:rPr>
             </w:pPr>
             <w:r>
               <w:rPr>
                 <w:rFonts w:ascii="Times New Roman" w:eastAsia="標楷體" w:hAnsi="Times New Roman" w:cs="Times New Roman"/>
-                <w:b/>
                 <w:bCs/>
               </w:rPr>
-              <w:t>圖譜項目</w:t>
-            </w:r>
-          </w:p>
-        </w:tc>
-        <w:tc>
-          <w:tcPr>
-            <w:tcW w:w="0" w:type="auto"/>
-            <w:tcBorders>
-              <w:bottom w:val="none" w:sz="0" w:space="0" w:color="auto"/>
-            </w:tcBorders>
-          </w:tcPr>
-          <w:p>
-            <w:pPr>
-              <w:pStyle w:val="Compact"/>
-              <w:jc w:val="center"/>
-              <w:rPr>
-                <w:rFonts w:ascii="Times New Roman" w:eastAsia="標楷體" w:hAnsi="Times New Roman" w:cs="Times New Roman"/>
-              </w:rPr>
-            </w:pPr>
-            <w:r>
-              <w:rPr>
-                <w:rFonts w:ascii="Times New Roman" w:eastAsia="標楷體" w:hAnsi="Times New Roman" w:cs="Times New Roman"/>
-                <w:b/>
-                <w:bCs/>
-              </w:rPr>
-              <w:t>數量</w:t>
-            </w:r>
-          </w:p>
-        </w:tc>
-        <w:tc>
-          <w:tcPr>
-            <w:tcW w:w="0" w:type="auto"/>
-            <w:tcBorders>
-              <w:bottom w:val="none" w:sz="0" w:space="0" w:color="auto"/>
-            </w:tcBorders>
-          </w:tcPr>
-          <w:p>
-            <w:pPr>
-              <w:pStyle w:val="Compact"/>
-              <w:jc w:val="center"/>
-              <w:rPr>
-                <w:rFonts w:ascii="Times New Roman" w:eastAsia="標楷體" w:hAnsi="Times New Roman" w:cs="Times New Roman"/>
-              </w:rPr>
-            </w:pPr>
-            <w:r>
-              <w:rPr>
-                <w:rFonts w:ascii="Times New Roman" w:eastAsia="標楷體" w:hAnsi="Times New Roman" w:cs="Times New Roman"/>
-                <w:b/>
-                <w:bCs/>
-              </w:rPr>
-              <w:t>說明</w:t>
+              <w:t>由內容提及之產品建立</w:t>
             </w:r>
           </w:p>
         </w:tc>
@@ -25276,31 +26494,77 @@
         </w:trPr>
         <w:tc>
           <w:tcPr>
+            <w:tcW w:w="2176" w:type="dxa"/>
+            <w:vAlign w:val="center"/>
+          </w:tcPr>
+          <w:p>
+            <w:pPr>
+              <w:pStyle w:val="Compact"/>
+              <w:jc w:val="center"/>
+              <w:rPr>
+                <w:rFonts w:ascii="Times New Roman" w:eastAsia="標楷體" w:hAnsi="Times New Roman" w:cs="Times New Roman"/>
+                <w:bCs/>
+              </w:rPr>
+            </w:pPr>
+            <w:r>
+              <w:rPr>
+                <w:rFonts w:ascii="Times New Roman" w:eastAsia="標楷體" w:hAnsi="Times New Roman" w:cs="Times New Roman"/>
+                <w:bCs/>
+              </w:rPr>
+              <w:t xml:space="preserve">Regulation </w:t>
+            </w:r>
+            <w:r>
+              <w:rPr>
+                <w:rFonts w:ascii="Times New Roman" w:eastAsia="標楷體" w:hAnsi="Times New Roman" w:cs="Times New Roman"/>
+                <w:bCs/>
+              </w:rPr>
+              <w:t>節點</w:t>
+            </w:r>
+          </w:p>
+        </w:tc>
+        <w:tc>
+          <w:tcPr>
+            <w:tcW w:w="1762" w:type="dxa"/>
+            <w:vAlign w:val="center"/>
+          </w:tcPr>
+          <w:p>
+            <w:pPr>
+              <w:pStyle w:val="Compact"/>
+              <w:jc w:val="center"/>
+              <w:rPr>
+                <w:rFonts w:ascii="Times New Roman" w:eastAsia="標楷體" w:hAnsi="Times New Roman" w:cs="Times New Roman"/>
+                <w:bCs/>
+              </w:rPr>
+            </w:pPr>
+            <w:r>
+              <w:rPr>
+                <w:rFonts w:ascii="Times New Roman" w:eastAsia="標楷體" w:hAnsi="Times New Roman" w:cs="Times New Roman"/>
+                <w:bCs/>
+              </w:rPr>
+              <w:t>5</w:t>
+            </w:r>
+          </w:p>
+        </w:tc>
+        <w:tc>
+          <w:tcPr>
             <w:tcW w:w="0" w:type="auto"/>
-          </w:tcPr>
-          <w:p>
-            <w:r>
-              <w:t>Document 節點</w:t>
-            </w:r>
-          </w:p>
-        </w:tc>
-        <w:tc>
-          <w:tcPr>
-            <w:tcW w:w="0" w:type="auto"/>
-          </w:tcPr>
-          <w:p>
-            <w:r>
-              <w:t>9</w:t>
-            </w:r>
-          </w:p>
-        </w:tc>
-        <w:tc>
-          <w:tcPr>
-            <w:tcW w:w="0" w:type="auto"/>
-          </w:tcPr>
-          <w:p>
-            <w:r>
-              <w:t>對應已解析並進入圖譜之文件</w:t>
+            <w:vAlign w:val="center"/>
+          </w:tcPr>
+          <w:p>
+            <w:pPr>
+              <w:pStyle w:val="Compact"/>
+              <w:jc w:val="center"/>
+              <w:rPr>
+                <w:rFonts w:ascii="Times New Roman" w:eastAsia="標楷體" w:hAnsi="Times New Roman" w:cs="Times New Roman"/>
+                <w:bCs/>
+              </w:rPr>
+            </w:pPr>
+            <w:r>
+              <w:rPr>
+                <w:rFonts w:ascii="Times New Roman" w:eastAsia="標楷體" w:hAnsi="Times New Roman" w:cs="Times New Roman"/>
+                <w:bCs/>
+              </w:rPr>
+              <w:t>由內容提及之法規或標準建立</w:t>
             </w:r>
           </w:p>
         </w:tc>
@@ -25311,31 +26575,77 @@
         </w:trPr>
         <w:tc>
           <w:tcPr>
+            <w:tcW w:w="2176" w:type="dxa"/>
+            <w:vAlign w:val="center"/>
+          </w:tcPr>
+          <w:p>
+            <w:pPr>
+              <w:pStyle w:val="Compact"/>
+              <w:jc w:val="center"/>
+              <w:rPr>
+                <w:rFonts w:ascii="Times New Roman" w:eastAsia="標楷體" w:hAnsi="Times New Roman" w:cs="Times New Roman"/>
+                <w:bCs/>
+              </w:rPr>
+            </w:pPr>
+            <w:r>
+              <w:rPr>
+                <w:rFonts w:ascii="Times New Roman" w:eastAsia="標楷體" w:hAnsi="Times New Roman" w:cs="Times New Roman"/>
+                <w:bCs/>
+              </w:rPr>
+              <w:t xml:space="preserve">Keyword </w:t>
+            </w:r>
+            <w:r>
+              <w:rPr>
+                <w:rFonts w:ascii="Times New Roman" w:eastAsia="標楷體" w:hAnsi="Times New Roman" w:cs="Times New Roman"/>
+                <w:bCs/>
+              </w:rPr>
+              <w:t>節點</w:t>
+            </w:r>
+          </w:p>
+        </w:tc>
+        <w:tc>
+          <w:tcPr>
+            <w:tcW w:w="1762" w:type="dxa"/>
+            <w:vAlign w:val="center"/>
+          </w:tcPr>
+          <w:p>
+            <w:pPr>
+              <w:pStyle w:val="Compact"/>
+              <w:jc w:val="center"/>
+              <w:rPr>
+                <w:rFonts w:ascii="Times New Roman" w:eastAsia="標楷體" w:hAnsi="Times New Roman" w:cs="Times New Roman"/>
+                <w:bCs/>
+              </w:rPr>
+            </w:pPr>
+            <w:r>
+              <w:rPr>
+                <w:rFonts w:ascii="Times New Roman" w:eastAsia="標楷體" w:hAnsi="Times New Roman" w:cs="Times New Roman"/>
+                <w:bCs/>
+              </w:rPr>
+              <w:t>374</w:t>
+            </w:r>
+          </w:p>
+        </w:tc>
+        <w:tc>
+          <w:tcPr>
             <w:tcW w:w="0" w:type="auto"/>
-          </w:tcPr>
-          <w:p>
-            <w:r>
-              <w:t>Meeting 節點</w:t>
-            </w:r>
-          </w:p>
-        </w:tc>
-        <w:tc>
-          <w:tcPr>
-            <w:tcW w:w="0" w:type="auto"/>
-          </w:tcPr>
-          <w:p>
-            <w:r>
-              <w:t>9</w:t>
-            </w:r>
-          </w:p>
-        </w:tc>
-        <w:tc>
-          <w:tcPr>
-            <w:tcW w:w="0" w:type="auto"/>
-          </w:tcPr>
-          <w:p>
-            <w:r>
-              <w:t>對應會議主檔</w:t>
+            <w:vAlign w:val="center"/>
+          </w:tcPr>
+          <w:p>
+            <w:pPr>
+              <w:pStyle w:val="Compact"/>
+              <w:jc w:val="center"/>
+              <w:rPr>
+                <w:rFonts w:ascii="Times New Roman" w:eastAsia="標楷體" w:hAnsi="Times New Roman" w:cs="Times New Roman"/>
+                <w:bCs/>
+              </w:rPr>
+            </w:pPr>
+            <w:r>
+              <w:rPr>
+                <w:rFonts w:ascii="Times New Roman" w:eastAsia="標楷體" w:hAnsi="Times New Roman" w:cs="Times New Roman"/>
+                <w:bCs/>
+              </w:rPr>
+              <w:t>由關鍵詞抽取結果建立</w:t>
             </w:r>
           </w:p>
         </w:tc>
@@ -25346,31 +26656,808 @@
         </w:trPr>
         <w:tc>
           <w:tcPr>
+            <w:tcW w:w="2176" w:type="dxa"/>
+            <w:vAlign w:val="center"/>
+          </w:tcPr>
+          <w:p>
+            <w:pPr>
+              <w:pStyle w:val="Compact"/>
+              <w:jc w:val="center"/>
+              <w:rPr>
+                <w:rFonts w:ascii="Times New Roman" w:eastAsia="標楷體" w:hAnsi="Times New Roman" w:cs="Times New Roman"/>
+                <w:bCs/>
+              </w:rPr>
+            </w:pPr>
+            <w:r>
+              <w:rPr>
+                <w:rFonts w:ascii="Times New Roman" w:eastAsia="標楷體" w:hAnsi="Times New Roman" w:cs="Times New Roman"/>
+                <w:bCs/>
+              </w:rPr>
+              <w:t>節點與關係總數</w:t>
+            </w:r>
+          </w:p>
+        </w:tc>
+        <w:tc>
+          <w:tcPr>
+            <w:tcW w:w="1762" w:type="dxa"/>
+            <w:vAlign w:val="center"/>
+          </w:tcPr>
+          <w:p>
+            <w:pPr>
+              <w:pStyle w:val="Compact"/>
+              <w:jc w:val="center"/>
+              <w:rPr>
+                <w:rFonts w:ascii="Times New Roman" w:eastAsia="標楷體" w:hAnsi="Times New Roman" w:cs="Times New Roman"/>
+                <w:bCs/>
+              </w:rPr>
+            </w:pPr>
+            <w:r>
+              <w:rPr>
+                <w:rFonts w:ascii="Times New Roman" w:eastAsia="標楷體" w:hAnsi="Times New Roman" w:cs="Times New Roman"/>
+                <w:bCs/>
+              </w:rPr>
+              <w:t xml:space="preserve">893 </w:t>
+            </w:r>
+            <w:r>
+              <w:rPr>
+                <w:rFonts w:ascii="Times New Roman" w:eastAsia="標楷體" w:hAnsi="Times New Roman" w:cs="Times New Roman"/>
+                <w:bCs/>
+              </w:rPr>
+              <w:t>節點</w:t>
+            </w:r>
+            <w:r>
+              <w:rPr>
+                <w:rFonts w:ascii="Times New Roman" w:eastAsia="標楷體" w:hAnsi="Times New Roman" w:cs="Times New Roman"/>
+                <w:bCs/>
+              </w:rPr>
+              <w:t xml:space="preserve"> / 4,946 </w:t>
+            </w:r>
+            <w:r>
+              <w:rPr>
+                <w:rFonts w:ascii="Times New Roman" w:eastAsia="標楷體" w:hAnsi="Times New Roman" w:cs="Times New Roman"/>
+                <w:bCs/>
+              </w:rPr>
+              <w:t>關係</w:t>
+            </w:r>
+          </w:p>
+        </w:tc>
+        <w:tc>
+          <w:tcPr>
             <w:tcW w:w="0" w:type="auto"/>
-          </w:tcPr>
-          <w:p>
-            <w:r>
-              <w:t>MeetingItem 節點</w:t>
-            </w:r>
-          </w:p>
-        </w:tc>
-        <w:tc>
-          <w:tcPr>
-            <w:tcW w:w="0" w:type="auto"/>
-          </w:tcPr>
-          <w:p>
-            <w:r>
-              <w:t>116</w:t>
-            </w:r>
-          </w:p>
-        </w:tc>
-        <w:tc>
-          <w:tcPr>
-            <w:tcW w:w="0" w:type="auto"/>
-          </w:tcPr>
-          <w:p>
-            <w:r>
-              <w:t>對應會議項目與最小證據單位</w:t>
+            <w:vAlign w:val="center"/>
+          </w:tcPr>
+          <w:p>
+            <w:pPr>
+              <w:pStyle w:val="Compact"/>
+              <w:jc w:val="center"/>
+              <w:rPr>
+                <w:rFonts w:ascii="Times New Roman" w:eastAsia="標楷體" w:hAnsi="Times New Roman" w:cs="Times New Roman"/>
+                <w:bCs/>
+              </w:rPr>
+            </w:pPr>
+            <w:r>
+              <w:rPr>
+                <w:rFonts w:ascii="Times New Roman" w:eastAsia="標楷體" w:hAnsi="Times New Roman" w:cs="Times New Roman"/>
+                <w:bCs/>
+              </w:rPr>
+              <w:t>包含</w:t>
+            </w:r>
+            <w:r>
+              <w:rPr>
+                <w:rFonts w:ascii="Times New Roman" w:eastAsia="標楷體" w:hAnsi="Times New Roman" w:cs="Times New Roman"/>
+                <w:bCs/>
+              </w:rPr>
+              <w:t xml:space="preserve"> ActionItem</w:t>
+            </w:r>
+            <w:r>
+              <w:rPr>
+                <w:rFonts w:ascii="Times New Roman" w:eastAsia="標楷體" w:hAnsi="Times New Roman" w:cs="Times New Roman"/>
+                <w:bCs/>
+              </w:rPr>
+              <w:t>、</w:t>
+            </w:r>
+            <w:r>
+              <w:rPr>
+                <w:rFonts w:ascii="Times New Roman" w:eastAsia="標楷體" w:hAnsi="Times New Roman" w:cs="Times New Roman"/>
+                <w:bCs/>
+              </w:rPr>
+              <w:t>Issue</w:t>
+            </w:r>
+            <w:r>
+              <w:rPr>
+                <w:rFonts w:ascii="Times New Roman" w:eastAsia="標楷體" w:hAnsi="Times New Roman" w:cs="Times New Roman"/>
+                <w:bCs/>
+              </w:rPr>
+              <w:t>、</w:t>
+            </w:r>
+            <w:r>
+              <w:rPr>
+                <w:rFonts w:ascii="Times New Roman" w:eastAsia="標楷體" w:hAnsi="Times New Roman" w:cs="Times New Roman"/>
+                <w:bCs/>
+              </w:rPr>
+              <w:t>Date</w:t>
+            </w:r>
+            <w:r>
+              <w:rPr>
+                <w:rFonts w:ascii="Times New Roman" w:eastAsia="標楷體" w:hAnsi="Times New Roman" w:cs="Times New Roman"/>
+                <w:bCs/>
+              </w:rPr>
+              <w:t>、</w:t>
+            </w:r>
+            <w:r>
+              <w:rPr>
+                <w:rFonts w:ascii="Times New Roman" w:eastAsia="標楷體" w:hAnsi="Times New Roman" w:cs="Times New Roman"/>
+                <w:bCs/>
+              </w:rPr>
+              <w:t>Decision</w:t>
+            </w:r>
+            <w:r>
+              <w:rPr>
+                <w:rFonts w:ascii="Times New Roman" w:eastAsia="標楷體" w:hAnsi="Times New Roman" w:cs="Times New Roman"/>
+                <w:bCs/>
+              </w:rPr>
+              <w:t>、</w:t>
+            </w:r>
+            <w:r>
+              <w:rPr>
+                <w:rFonts w:ascii="Times New Roman" w:eastAsia="標楷體" w:hAnsi="Times New Roman" w:cs="Times New Roman"/>
+                <w:bCs/>
+              </w:rPr>
+              <w:t>Risk</w:t>
+            </w:r>
+            <w:r>
+              <w:rPr>
+                <w:rFonts w:ascii="Times New Roman" w:eastAsia="標楷體" w:hAnsi="Times New Roman" w:cs="Times New Roman"/>
+                <w:bCs/>
+              </w:rPr>
+              <w:t>、</w:t>
+            </w:r>
+            <w:r>
+              <w:rPr>
+                <w:rFonts w:ascii="Times New Roman" w:eastAsia="標楷體" w:hAnsi="Times New Roman" w:cs="Times New Roman"/>
+                <w:bCs/>
+              </w:rPr>
+              <w:t xml:space="preserve">Unit </w:t>
+            </w:r>
+            <w:r>
+              <w:rPr>
+                <w:rFonts w:ascii="Times New Roman" w:eastAsia="標楷體" w:hAnsi="Times New Roman" w:cs="Times New Roman"/>
+                <w:bCs/>
+              </w:rPr>
+              <w:t>等節點與來源、責任、日期、提及、共現關係</w:t>
+            </w:r>
+          </w:p>
+        </w:tc>
+      </w:tr>
+    </w:tbl>
+    <w:p>
+      <w:pPr>
+        <w:pStyle w:val="affa"/>
+        <w:ind w:firstLineChars="200" w:firstLine="480"/>
+        <w:jc w:val="left"/>
+      </w:pPr>
+    </w:p>
+    <w:p>
+      <w:pPr>
+        <w:pStyle w:val="affa"/>
+        <w:ind w:firstLineChars="200" w:firstLine="480"/>
+        <w:jc w:val="left"/>
+      </w:pPr>
+      <w:r>
+        <w:t xml:space="preserve">Neo4j </w:t>
+      </w:r>
+      <w:r>
+        <w:t>目前包含</w:t>
+      </w:r>
+      <w:r>
+        <w:t xml:space="preserve"> 13 </w:t>
+      </w:r>
+      <w:r>
+        <w:t>類節點、共</w:t>
+      </w:r>
+      <w:r>
+        <w:t xml:space="preserve"> 893 </w:t>
+      </w:r>
+      <w:r>
+        <w:t>個節點，以及</w:t>
+      </w:r>
+      <w:r>
+        <w:t xml:space="preserve"> 23 </w:t>
+      </w:r>
+      <w:r>
+        <w:t>類關係、共</w:t>
+      </w:r>
+      <w:r>
+        <w:t xml:space="preserve"> 4,946 </w:t>
+      </w:r>
+      <w:r>
+        <w:t>筆關係。</w:t>
+      </w:r>
+      <w:r>
+        <w:t xml:space="preserve">MeetingItem </w:t>
+      </w:r>
+      <w:r>
+        <w:t>可透過</w:t>
+      </w:r>
+      <w:r>
+        <w:t xml:space="preserve"> HAS_ITEM </w:t>
+      </w:r>
+      <w:r>
+        <w:t>與</w:t>
+      </w:r>
+      <w:r>
+        <w:t xml:space="preserve"> HAS_MEETING </w:t>
+      </w:r>
+      <w:r>
+        <w:t>回溯至原始會議與文件；責任、日期、產品與法規相關問題則可分別透過</w:t>
+      </w:r>
+      <w:r>
+        <w:t xml:space="preserve"> RESPONSIBLE_BY</w:t>
+      </w:r>
+      <w:r>
+        <w:t>、</w:t>
+      </w:r>
+      <w:r>
+        <w:t>HAS_PLANNED_DATE</w:t>
+      </w:r>
+      <w:r>
+        <w:t>、</w:t>
+      </w:r>
+      <w:r>
+        <w:t xml:space="preserve">MENTIONS_PRODUCT </w:t>
+      </w:r>
+      <w:r>
+        <w:t>與</w:t>
+      </w:r>
+      <w:r>
+        <w:t xml:space="preserve"> MENTIONS_REGULATION </w:t>
+      </w:r>
+      <w:r>
+        <w:t>取得候選證據。</w:t>
+      </w:r>
+    </w:p>
+    <w:p>
+      <w:pPr>
+        <w:pStyle w:val="affa"/>
+        <w:ind w:firstLineChars="200" w:firstLine="480"/>
+        <w:jc w:val="left"/>
+      </w:pPr>
+      <w:r>
+        <w:t>圖譜查詢結果需區分欄位型關係與內容型關係。</w:t>
+      </w:r>
+      <w:r>
+        <w:t>RESPONSIBLE_BY</w:t>
+      </w:r>
+      <w:r>
+        <w:t>、</w:t>
+      </w:r>
+      <w:r>
+        <w:t xml:space="preserve">HAS_PLANNED_DATE </w:t>
+      </w:r>
+      <w:r>
+        <w:t>與</w:t>
+      </w:r>
+      <w:r>
+        <w:t xml:space="preserve"> HAS_COMPLETED_DATE </w:t>
+      </w:r>
+      <w:r>
+        <w:t>可支援責任與時程回答；</w:t>
+      </w:r>
+      <w:r>
+        <w:t>MENTIONS</w:t>
+      </w:r>
+      <w:r>
+        <w:t>、</w:t>
+      </w:r>
+      <w:r>
+        <w:t xml:space="preserve">CO_OCCURS_WITH </w:t>
+      </w:r>
+      <w:r>
+        <w:t>等關係較適合探索性查詢，不宜直接解讀為正式責任、決議或因果關係。</w:t>
+      </w:r>
+    </w:p>
+    <w:p>
+      <w:pPr>
+        <w:pStyle w:val="affa"/>
+        <w:ind w:firstLineChars="200" w:firstLine="480"/>
+        <w:jc w:val="left"/>
+      </w:pPr>
+    </w:p>
+    <w:p>
+      <w:pPr>
+        <w:pStyle w:val="aff5"/>
+      </w:pPr>
+      <w:bookmarkStart w:id="66" w:name="_Toc232966208"/>
+      <w:bookmarkStart w:id="67" w:name="_Toc233067212"/>
+      <w:r>
+        <w:t xml:space="preserve">5.5 </w:t>
+      </w:r>
+      <w:r>
+        <w:t>向量索引建構</w:t>
+      </w:r>
+      <w:bookmarkEnd w:id="66"/>
+      <w:r>
+        <w:rPr>
+          <w:rFonts w:hint="eastAsia"/>
+        </w:rPr>
+        <w:t>結果</w:t>
+      </w:r>
+      <w:bookmarkEnd w:id="67"/>
+    </w:p>
+    <w:p>
+      <w:pPr>
+        <w:pStyle w:val="affa"/>
+        <w:ind w:firstLineChars="200" w:firstLine="480"/>
+        <w:jc w:val="left"/>
+      </w:pPr>
+      <w:r>
+        <w:t xml:space="preserve">Qdrant </w:t>
+      </w:r>
+      <w:r>
+        <w:t>向量檢索實驗檢查系統是否能召回語意相近但字面不同的會議項目。向量檢索負責提供候選證據，最終回答仍需回查</w:t>
+      </w:r>
+      <w:r>
+        <w:t xml:space="preserve"> MongoDB </w:t>
+      </w:r>
+      <w:r>
+        <w:t>欄位與必要圖譜關係。</w:t>
+      </w:r>
+    </w:p>
+    <w:p>
+      <w:pPr>
+        <w:pStyle w:val="affa"/>
+        <w:ind w:firstLineChars="200" w:firstLine="480"/>
+        <w:jc w:val="left"/>
+      </w:pPr>
+      <w:r>
+        <w:t>本研究使用</w:t>
+      </w:r>
+      <w:r>
+        <w:t xml:space="preserve"> nomic-embed-text</w:t>
+      </w:r>
+      <w:r>
+        <w:t>將</w:t>
+      </w:r>
+      <w:r>
+        <w:t xml:space="preserve"> MeetingItem </w:t>
+      </w:r>
+      <w:r>
+        <w:t>內容轉換為</w:t>
+      </w:r>
+      <w:r>
+        <w:t xml:space="preserve"> 768 </w:t>
+      </w:r>
+      <w:r>
+        <w:t>維向量，並建立</w:t>
+      </w:r>
+      <w:r>
+        <w:t xml:space="preserve"> </w:t>
+      </w:r>
+      <w:r>
+        <w:lastRenderedPageBreak/>
+        <w:t>Qdrant collection meeting_items</w:t>
+      </w:r>
+      <w:r>
+        <w:t>。實驗資料目前共有</w:t>
+      </w:r>
+      <w:r>
+        <w:t xml:space="preserve"> 116 </w:t>
+      </w:r>
+      <w:r>
+        <w:t>筆</w:t>
+      </w:r>
+      <w:r>
+        <w:t xml:space="preserve"> point</w:t>
+      </w:r>
+      <w:r>
+        <w:t>，</w:t>
+      </w:r>
+      <w:r>
+        <w:t xml:space="preserve">collection </w:t>
+      </w:r>
+      <w:r>
+        <w:t>狀態為</w:t>
+      </w:r>
+      <w:r>
+        <w:t xml:space="preserve"> green</w:t>
+      </w:r>
+      <w:r>
+        <w:t>。語意搜尋預設</w:t>
+      </w:r>
+      <w:r>
+        <w:t xml:space="preserve"> top-k </w:t>
+      </w:r>
+      <w:r>
+        <w:t>為</w:t>
+      </w:r>
+      <w:r>
+        <w:t xml:space="preserve"> 10</w:t>
+      </w:r>
+      <w:r>
+        <w:t>，每一筆向量資料皆保留</w:t>
+      </w:r>
+      <w:r>
+        <w:t xml:space="preserve"> item_id</w:t>
+      </w:r>
+      <w:r>
+        <w:t>，使系統能在召回後回查</w:t>
+      </w:r>
+      <w:r>
+        <w:t xml:space="preserve"> MongoDB </w:t>
+      </w:r>
+      <w:r>
+        <w:t>取得會議名稱、項次、負責人、日期與追蹤結果。</w:t>
+      </w:r>
+    </w:p>
+    <w:p>
+      <w:pPr>
+        <w:pStyle w:val="affa"/>
+        <w:ind w:firstLineChars="200" w:firstLine="480"/>
+        <w:jc w:val="left"/>
+      </w:pPr>
+      <w:r>
+        <w:t>向量索引結果與</w:t>
+      </w:r>
+      <w:r>
+        <w:t xml:space="preserve"> MongoDB </w:t>
+      </w:r>
+      <w:r>
+        <w:t>中</w:t>
+      </w:r>
+      <w:r>
+        <w:t xml:space="preserve"> 116 </w:t>
+      </w:r>
+      <w:r>
+        <w:t>筆</w:t>
+      </w:r>
+      <w:r>
+        <w:t xml:space="preserve"> MeetingItem </w:t>
+      </w:r>
+      <w:r>
+        <w:t>數量一致，表示所有已解析會議項目皆建立語意檢索入口。此結果主要用於支援後續</w:t>
+      </w:r>
+      <w:r>
+        <w:t xml:space="preserve"> GraphRAG </w:t>
+      </w:r>
+      <w:r>
+        <w:t>問答中的語意相似型問題，而不單獨作為最終事實判斷依據。實驗觀察顯示，向量檢索可補充關鍵字與圖譜查詢不足之處，但語意相似不等於事實正確，仍需透過</w:t>
+      </w:r>
+      <w:r>
+        <w:t xml:space="preserve"> item_id </w:t>
+      </w:r>
+      <w:r>
+        <w:t>回查結構化欄位。</w:t>
+      </w:r>
+    </w:p>
+    <w:p>
+      <w:pPr>
+        <w:pStyle w:val="affa"/>
+        <w:ind w:firstLineChars="200" w:firstLine="480"/>
+        <w:jc w:val="left"/>
+      </w:pPr>
+    </w:p>
+    <w:p>
+      <w:pPr>
+        <w:pStyle w:val="aff5"/>
+      </w:pPr>
+      <w:bookmarkStart w:id="68" w:name="_Toc232966209"/>
+      <w:bookmarkStart w:id="69" w:name="_Toc233067213"/>
+      <w:r>
+        <w:t xml:space="preserve">5.6 GraphRAG </w:t>
+      </w:r>
+      <w:r>
+        <w:t>檢索回應成果</w:t>
+      </w:r>
+      <w:bookmarkEnd w:id="68"/>
+      <w:bookmarkEnd w:id="69"/>
+    </w:p>
+    <w:p>
+      <w:pPr>
+        <w:pStyle w:val="affa"/>
+        <w:ind w:firstLineChars="200" w:firstLine="480"/>
+        <w:jc w:val="left"/>
+      </w:pPr>
+      <w:r>
+        <w:t xml:space="preserve">GraphRAG </w:t>
+      </w:r>
+      <w:r>
+        <w:t>檢索回應是本研究之核心。本研究將檢索回應評估視為證據稽核，每一題測試問題皆記錄系統回傳之</w:t>
+      </w:r>
+      <w:r>
+        <w:t xml:space="preserve"> meeting_id</w:t>
+      </w:r>
+      <w:r>
+        <w:t>、</w:t>
+      </w:r>
+      <w:r>
+        <w:t>item_id</w:t>
+      </w:r>
+      <w:r>
+        <w:t>、</w:t>
+      </w:r>
+      <w:r>
+        <w:t>item_no</w:t>
+      </w:r>
+      <w:r>
+        <w:t>、使用資料來源與回答內容，並回到</w:t>
+      </w:r>
+      <w:r>
+        <w:t xml:space="preserve"> MongoDB </w:t>
+      </w:r>
+      <w:r>
+        <w:t>結構化欄位、</w:t>
+      </w:r>
+      <w:r>
+        <w:t xml:space="preserve">Neo4j </w:t>
+      </w:r>
+      <w:r>
+        <w:t>知識圖譜關係及原始</w:t>
+      </w:r>
+      <w:r>
+        <w:t xml:space="preserve"> PDF </w:t>
+      </w:r>
+      <w:r>
+        <w:t>會議項目進行人工對照。</w:t>
+      </w:r>
+    </w:p>
+    <w:p>
+      <w:pPr>
+        <w:pStyle w:val="affa"/>
+        <w:ind w:firstLineChars="200" w:firstLine="480"/>
+        <w:jc w:val="left"/>
+      </w:pPr>
+      <w:r>
+        <w:t>本研究將回答結果分為正確、部分正確、錯誤與正確拒答四類。若回答內容可由來源項目完整支持，且使用之欄位或圖譜關係符合問題語意，則判定為正確；若回答大致相關但存在遺漏、非主要相關項目或來源過寬，則判定為部分正確；若回答內容無法由來源支持、引用錯誤欄位，或將弱關係誤解為正式事實，則判定為錯誤。對資料不足型問題，若系統能明確表示現有會議記錄無法確認，則判定為正確拒答。</w:t>
+      </w:r>
+    </w:p>
+    <w:tbl>
+      <w:tblPr>
+        <w:tblW w:w="9147" w:type="dxa"/>
+        <w:jc w:val="center"/>
+        <w:tblBorders>
+          <w:top w:val="single" w:sz="2" w:space="0" w:color="auto"/>
+          <w:left w:val="single" w:sz="2" w:space="0" w:color="auto"/>
+          <w:bottom w:val="single" w:sz="2" w:space="0" w:color="auto"/>
+          <w:right w:val="single" w:sz="2" w:space="0" w:color="auto"/>
+        </w:tblBorders>
+        <w:tblCellMar>
+          <w:left w:w="0" w:type="dxa"/>
+          <w:right w:w="0" w:type="dxa"/>
+        </w:tblCellMar>
+        <w:tblLook w:val="04A0" w:firstRow="1" w:lastRow="0" w:firstColumn="1" w:lastColumn="0" w:noHBand="0" w:noVBand="1"/>
+      </w:tblPr>
+      <w:tblGrid>
+        <w:gridCol w:w="1536"/>
+        <w:gridCol w:w="811"/>
+        <w:gridCol w:w="596"/>
+        <w:gridCol w:w="716"/>
+        <w:gridCol w:w="831"/>
+        <w:gridCol w:w="4657"/>
+      </w:tblGrid>
+      <w:tr>
+        <w:trPr>
+          <w:tblHeader/>
+          <w:jc w:val="center"/>
+        </w:trPr>
+        <w:tc>
+          <w:tcPr>
+            <w:tcW w:w="1536" w:type="dxa"/>
+            <w:tcBorders>
+              <w:top w:val="single" w:sz="2" w:space="0" w:color="auto"/>
+              <w:left w:val="single" w:sz="2" w:space="0" w:color="auto"/>
+              <w:bottom w:val="single" w:sz="2" w:space="0" w:color="auto"/>
+              <w:right w:val="single" w:sz="2" w:space="0" w:color="auto"/>
+            </w:tcBorders>
+            <w:vAlign w:val="center"/>
+            <w:hideMark/>
+          </w:tcPr>
+          <w:p>
+            <w:pPr>
+              <w:widowControl/>
+              <w:suppressAutoHyphens w:val="0"/>
+              <w:autoSpaceDN/>
+              <w:jc w:val="center"/>
+              <w:textAlignment w:val="auto"/>
+              <w:rPr>
+                <w:rFonts w:eastAsia="標楷體"/>
+                <w:b/>
+                <w:bCs/>
+                <w:kern w:val="0"/>
+              </w:rPr>
+            </w:pPr>
+            <w:r>
+              <w:rPr>
+                <w:rFonts w:eastAsia="標楷體"/>
+                <w:b/>
+                <w:bCs/>
+                <w:kern w:val="0"/>
+              </w:rPr>
+              <w:t>問題類型</w:t>
+            </w:r>
+          </w:p>
+        </w:tc>
+        <w:tc>
+          <w:tcPr>
+            <w:tcW w:w="811" w:type="dxa"/>
+            <w:tcBorders>
+              <w:top w:val="single" w:sz="2" w:space="0" w:color="auto"/>
+              <w:left w:val="single" w:sz="2" w:space="0" w:color="auto"/>
+              <w:bottom w:val="single" w:sz="2" w:space="0" w:color="auto"/>
+              <w:right w:val="single" w:sz="2" w:space="0" w:color="auto"/>
+            </w:tcBorders>
+            <w:vAlign w:val="center"/>
+            <w:hideMark/>
+          </w:tcPr>
+          <w:p>
+            <w:pPr>
+              <w:widowControl/>
+              <w:suppressAutoHyphens w:val="0"/>
+              <w:autoSpaceDN/>
+              <w:jc w:val="center"/>
+              <w:textAlignment w:val="auto"/>
+              <w:rPr>
+                <w:rFonts w:eastAsia="標楷體"/>
+                <w:b/>
+                <w:bCs/>
+                <w:kern w:val="0"/>
+              </w:rPr>
+            </w:pPr>
+            <w:r>
+              <w:rPr>
+                <w:rFonts w:eastAsia="標楷體"/>
+                <w:b/>
+                <w:bCs/>
+                <w:kern w:val="0"/>
+              </w:rPr>
+              <w:t>題數</w:t>
+            </w:r>
+          </w:p>
+        </w:tc>
+        <w:tc>
+          <w:tcPr>
+            <w:tcW w:w="596" w:type="dxa"/>
+            <w:tcBorders>
+              <w:top w:val="single" w:sz="2" w:space="0" w:color="auto"/>
+              <w:left w:val="single" w:sz="2" w:space="0" w:color="auto"/>
+              <w:bottom w:val="single" w:sz="2" w:space="0" w:color="auto"/>
+              <w:right w:val="single" w:sz="2" w:space="0" w:color="auto"/>
+            </w:tcBorders>
+            <w:vAlign w:val="center"/>
+            <w:hideMark/>
+          </w:tcPr>
+          <w:p>
+            <w:pPr>
+              <w:widowControl/>
+              <w:suppressAutoHyphens w:val="0"/>
+              <w:autoSpaceDN/>
+              <w:jc w:val="center"/>
+              <w:textAlignment w:val="auto"/>
+              <w:rPr>
+                <w:rFonts w:eastAsia="標楷體"/>
+                <w:b/>
+                <w:bCs/>
+                <w:kern w:val="0"/>
+              </w:rPr>
+            </w:pPr>
+            <w:r>
+              <w:rPr>
+                <w:rFonts w:eastAsia="標楷體"/>
+                <w:b/>
+                <w:bCs/>
+                <w:kern w:val="0"/>
+              </w:rPr>
+              <w:t>正確</w:t>
+            </w:r>
+          </w:p>
+        </w:tc>
+        <w:tc>
+          <w:tcPr>
+            <w:tcW w:w="716" w:type="dxa"/>
+            <w:tcBorders>
+              <w:top w:val="single" w:sz="2" w:space="0" w:color="auto"/>
+              <w:left w:val="single" w:sz="2" w:space="0" w:color="auto"/>
+              <w:bottom w:val="single" w:sz="2" w:space="0" w:color="auto"/>
+              <w:right w:val="single" w:sz="2" w:space="0" w:color="auto"/>
+            </w:tcBorders>
+            <w:vAlign w:val="center"/>
+            <w:hideMark/>
+          </w:tcPr>
+          <w:p>
+            <w:pPr>
+              <w:widowControl/>
+              <w:suppressAutoHyphens w:val="0"/>
+              <w:autoSpaceDN/>
+              <w:jc w:val="center"/>
+              <w:textAlignment w:val="auto"/>
+              <w:rPr>
+                <w:rFonts w:eastAsia="標楷體"/>
+                <w:b/>
+                <w:bCs/>
+                <w:kern w:val="0"/>
+              </w:rPr>
+            </w:pPr>
+            <w:r>
+              <w:rPr>
+                <w:rFonts w:eastAsia="標楷體"/>
+                <w:b/>
+                <w:bCs/>
+                <w:kern w:val="0"/>
+              </w:rPr>
+              <w:t>部分正確</w:t>
+            </w:r>
+          </w:p>
+        </w:tc>
+        <w:tc>
+          <w:tcPr>
+            <w:tcW w:w="831" w:type="dxa"/>
+            <w:tcBorders>
+              <w:top w:val="single" w:sz="2" w:space="0" w:color="auto"/>
+              <w:left w:val="single" w:sz="2" w:space="0" w:color="auto"/>
+              <w:bottom w:val="single" w:sz="2" w:space="0" w:color="auto"/>
+              <w:right w:val="single" w:sz="2" w:space="0" w:color="auto"/>
+            </w:tcBorders>
+            <w:vAlign w:val="center"/>
+            <w:hideMark/>
+          </w:tcPr>
+          <w:p>
+            <w:pPr>
+              <w:widowControl/>
+              <w:suppressAutoHyphens w:val="0"/>
+              <w:autoSpaceDN/>
+              <w:jc w:val="center"/>
+              <w:textAlignment w:val="auto"/>
+              <w:rPr>
+                <w:rFonts w:eastAsia="標楷體"/>
+                <w:b/>
+                <w:bCs/>
+                <w:kern w:val="0"/>
+              </w:rPr>
+            </w:pPr>
+            <w:r>
+              <w:rPr>
+                <w:rFonts w:eastAsia="標楷體"/>
+                <w:b/>
+                <w:bCs/>
+                <w:kern w:val="0"/>
+              </w:rPr>
+              <w:t>錯誤</w:t>
+            </w:r>
+          </w:p>
+        </w:tc>
+        <w:tc>
+          <w:tcPr>
+            <w:tcW w:w="4657" w:type="dxa"/>
+            <w:tcBorders>
+              <w:top w:val="single" w:sz="2" w:space="0" w:color="auto"/>
+              <w:left w:val="single" w:sz="2" w:space="0" w:color="auto"/>
+              <w:bottom w:val="single" w:sz="2" w:space="0" w:color="auto"/>
+              <w:right w:val="single" w:sz="2" w:space="0" w:color="auto"/>
+            </w:tcBorders>
+            <w:vAlign w:val="center"/>
+            <w:hideMark/>
+          </w:tcPr>
+          <w:p>
+            <w:pPr>
+              <w:widowControl/>
+              <w:suppressAutoHyphens w:val="0"/>
+              <w:autoSpaceDN/>
+              <w:jc w:val="center"/>
+              <w:textAlignment w:val="auto"/>
+              <w:rPr>
+                <w:rFonts w:eastAsia="標楷體"/>
+                <w:b/>
+                <w:bCs/>
+                <w:kern w:val="0"/>
+              </w:rPr>
+            </w:pPr>
+            <w:r>
+              <w:rPr>
+                <w:rFonts w:eastAsia="標楷體"/>
+                <w:b/>
+                <w:bCs/>
+                <w:kern w:val="0"/>
+              </w:rPr>
+              <w:t>評估重點</w:t>
             </w:r>
           </w:p>
         </w:tc>
@@ -25381,31 +27468,220 @@
         </w:trPr>
         <w:tc>
           <w:tcPr>
-            <w:tcW w:w="0" w:type="auto"/>
-          </w:tcPr>
-          <w:p>
-            <w:r>
-              <w:t>Person 節點</w:t>
-            </w:r>
-          </w:p>
-        </w:tc>
-        <w:tc>
-          <w:tcPr>
-            <w:tcW w:w="0" w:type="auto"/>
-          </w:tcPr>
-          <w:p>
-            <w:r>
-              <w:t>67</w:t>
-            </w:r>
-          </w:p>
-        </w:tc>
-        <w:tc>
-          <w:tcPr>
-            <w:tcW w:w="0" w:type="auto"/>
-          </w:tcPr>
-          <w:p>
-            <w:r>
-              <w:t>由主席、記錄人、出席人員或負責人欄位建立</w:t>
+            <w:tcW w:w="1536" w:type="dxa"/>
+            <w:tcBorders>
+              <w:top w:val="single" w:sz="2" w:space="0" w:color="auto"/>
+              <w:left w:val="single" w:sz="2" w:space="0" w:color="auto"/>
+              <w:bottom w:val="single" w:sz="2" w:space="0" w:color="auto"/>
+              <w:right w:val="single" w:sz="2" w:space="0" w:color="auto"/>
+            </w:tcBorders>
+            <w:vAlign w:val="center"/>
+            <w:hideMark/>
+          </w:tcPr>
+          <w:p>
+            <w:pPr>
+              <w:widowControl/>
+              <w:suppressAutoHyphens w:val="0"/>
+              <w:autoSpaceDN/>
+              <w:jc w:val="center"/>
+              <w:textAlignment w:val="auto"/>
+              <w:rPr>
+                <w:rFonts w:eastAsia="標楷體"/>
+                <w:kern w:val="0"/>
+              </w:rPr>
+            </w:pPr>
+            <w:r>
+              <w:rPr>
+                <w:rFonts w:eastAsia="標楷體"/>
+                <w:kern w:val="0"/>
+              </w:rPr>
+              <w:t>責任歸屬型</w:t>
+            </w:r>
+          </w:p>
+        </w:tc>
+        <w:tc>
+          <w:tcPr>
+            <w:tcW w:w="811" w:type="dxa"/>
+            <w:tcBorders>
+              <w:top w:val="single" w:sz="2" w:space="0" w:color="auto"/>
+              <w:left w:val="single" w:sz="2" w:space="0" w:color="auto"/>
+              <w:bottom w:val="single" w:sz="2" w:space="0" w:color="auto"/>
+              <w:right w:val="single" w:sz="2" w:space="0" w:color="auto"/>
+            </w:tcBorders>
+            <w:vAlign w:val="center"/>
+            <w:hideMark/>
+          </w:tcPr>
+          <w:p>
+            <w:pPr>
+              <w:widowControl/>
+              <w:suppressAutoHyphens w:val="0"/>
+              <w:autoSpaceDN/>
+              <w:jc w:val="center"/>
+              <w:textAlignment w:val="auto"/>
+              <w:rPr>
+                <w:rFonts w:eastAsia="標楷體"/>
+                <w:kern w:val="0"/>
+              </w:rPr>
+            </w:pPr>
+            <w:r>
+              <w:rPr>
+                <w:rFonts w:eastAsia="標楷體"/>
+                <w:kern w:val="0"/>
+              </w:rPr>
+              <w:t>4</w:t>
+            </w:r>
+          </w:p>
+        </w:tc>
+        <w:tc>
+          <w:tcPr>
+            <w:tcW w:w="596" w:type="dxa"/>
+            <w:tcBorders>
+              <w:top w:val="single" w:sz="2" w:space="0" w:color="auto"/>
+              <w:left w:val="single" w:sz="2" w:space="0" w:color="auto"/>
+              <w:bottom w:val="single" w:sz="2" w:space="0" w:color="auto"/>
+              <w:right w:val="single" w:sz="2" w:space="0" w:color="auto"/>
+            </w:tcBorders>
+            <w:vAlign w:val="center"/>
+            <w:hideMark/>
+          </w:tcPr>
+          <w:p>
+            <w:pPr>
+              <w:widowControl/>
+              <w:suppressAutoHyphens w:val="0"/>
+              <w:autoSpaceDN/>
+              <w:jc w:val="center"/>
+              <w:textAlignment w:val="auto"/>
+              <w:rPr>
+                <w:rFonts w:eastAsia="標楷體"/>
+                <w:kern w:val="0"/>
+              </w:rPr>
+            </w:pPr>
+            <w:r>
+              <w:rPr>
+                <w:rFonts w:eastAsia="標楷體" w:hint="eastAsia"/>
+                <w:kern w:val="0"/>
+              </w:rPr>
+              <w:t>4</w:t>
+            </w:r>
+          </w:p>
+        </w:tc>
+        <w:tc>
+          <w:tcPr>
+            <w:tcW w:w="716" w:type="dxa"/>
+            <w:tcBorders>
+              <w:top w:val="single" w:sz="2" w:space="0" w:color="auto"/>
+              <w:left w:val="single" w:sz="2" w:space="0" w:color="auto"/>
+              <w:bottom w:val="single" w:sz="2" w:space="0" w:color="auto"/>
+              <w:right w:val="single" w:sz="2" w:space="0" w:color="auto"/>
+            </w:tcBorders>
+            <w:vAlign w:val="center"/>
+            <w:hideMark/>
+          </w:tcPr>
+          <w:p>
+            <w:pPr>
+              <w:widowControl/>
+              <w:suppressAutoHyphens w:val="0"/>
+              <w:autoSpaceDN/>
+              <w:jc w:val="center"/>
+              <w:textAlignment w:val="auto"/>
+              <w:rPr>
+                <w:rFonts w:eastAsia="標楷體" w:hint="eastAsia"/>
+                <w:kern w:val="0"/>
+              </w:rPr>
+            </w:pPr>
+            <w:r>
+              <w:rPr>
+                <w:rFonts w:eastAsia="標楷體" w:hint="eastAsia"/>
+                <w:kern w:val="0"/>
+              </w:rPr>
+              <w:t>0</w:t>
+            </w:r>
+          </w:p>
+        </w:tc>
+        <w:tc>
+          <w:tcPr>
+            <w:tcW w:w="831" w:type="dxa"/>
+            <w:tcBorders>
+              <w:top w:val="single" w:sz="2" w:space="0" w:color="auto"/>
+              <w:left w:val="single" w:sz="2" w:space="0" w:color="auto"/>
+              <w:bottom w:val="single" w:sz="2" w:space="0" w:color="auto"/>
+              <w:right w:val="single" w:sz="2" w:space="0" w:color="auto"/>
+            </w:tcBorders>
+            <w:vAlign w:val="center"/>
+            <w:hideMark/>
+          </w:tcPr>
+          <w:p>
+            <w:pPr>
+              <w:widowControl/>
+              <w:suppressAutoHyphens w:val="0"/>
+              <w:autoSpaceDN/>
+              <w:jc w:val="center"/>
+              <w:textAlignment w:val="auto"/>
+              <w:rPr>
+                <w:rFonts w:eastAsia="標楷體"/>
+                <w:kern w:val="0"/>
+              </w:rPr>
+            </w:pPr>
+            <w:r>
+              <w:rPr>
+                <w:rFonts w:eastAsia="標楷體" w:hint="eastAsia"/>
+                <w:kern w:val="0"/>
+              </w:rPr>
+              <w:t>0</w:t>
+            </w:r>
+          </w:p>
+        </w:tc>
+        <w:tc>
+          <w:tcPr>
+            <w:tcW w:w="4657" w:type="dxa"/>
+            <w:tcBorders>
+              <w:top w:val="single" w:sz="2" w:space="0" w:color="auto"/>
+              <w:left w:val="single" w:sz="2" w:space="0" w:color="auto"/>
+              <w:bottom w:val="single" w:sz="2" w:space="0" w:color="auto"/>
+              <w:right w:val="single" w:sz="2" w:space="0" w:color="auto"/>
+            </w:tcBorders>
+            <w:vAlign w:val="center"/>
+            <w:hideMark/>
+          </w:tcPr>
+          <w:p>
+            <w:pPr>
+              <w:widowControl/>
+              <w:suppressAutoHyphens w:val="0"/>
+              <w:autoSpaceDN/>
+              <w:jc w:val="center"/>
+              <w:textAlignment w:val="auto"/>
+              <w:rPr>
+                <w:rFonts w:eastAsia="標楷體"/>
+                <w:kern w:val="0"/>
+              </w:rPr>
+            </w:pPr>
+            <w:r>
+              <w:rPr>
+                <w:rFonts w:eastAsia="標楷體"/>
+                <w:kern w:val="0"/>
+              </w:rPr>
+              <w:t>owner</w:t>
+            </w:r>
+            <w:r>
+              <w:rPr>
+                <w:rFonts w:eastAsia="標楷體"/>
+                <w:kern w:val="0"/>
+              </w:rPr>
+              <w:t>、</w:t>
+            </w:r>
+            <w:r>
+              <w:rPr>
+                <w:rFonts w:eastAsia="標楷體"/>
+                <w:kern w:val="0"/>
+              </w:rPr>
+              <w:t xml:space="preserve">RESPONSIBLE_BY </w:t>
+            </w:r>
+            <w:r>
+              <w:rPr>
+                <w:rFonts w:eastAsia="標楷體"/>
+                <w:kern w:val="0"/>
+              </w:rPr>
+              <w:t>是否正確</w:t>
             </w:r>
           </w:p>
         </w:tc>
@@ -25416,31 +27692,232 @@
         </w:trPr>
         <w:tc>
           <w:tcPr>
-            <w:tcW w:w="0" w:type="auto"/>
-          </w:tcPr>
-          <w:p>
-            <w:r>
-              <w:t>Product 節點</w:t>
-            </w:r>
-          </w:p>
-        </w:tc>
-        <w:tc>
-          <w:tcPr>
-            <w:tcW w:w="0" w:type="auto"/>
-          </w:tcPr>
-          <w:p>
-            <w:r>
-              <w:t>38</w:t>
-            </w:r>
-          </w:p>
-        </w:tc>
-        <w:tc>
-          <w:tcPr>
-            <w:tcW w:w="0" w:type="auto"/>
-          </w:tcPr>
-          <w:p>
-            <w:r>
-              <w:t>由內容提及之產品建立</w:t>
+            <w:tcW w:w="1536" w:type="dxa"/>
+            <w:tcBorders>
+              <w:top w:val="single" w:sz="2" w:space="0" w:color="auto"/>
+              <w:left w:val="single" w:sz="2" w:space="0" w:color="auto"/>
+              <w:bottom w:val="single" w:sz="2" w:space="0" w:color="auto"/>
+              <w:right w:val="single" w:sz="2" w:space="0" w:color="auto"/>
+            </w:tcBorders>
+            <w:vAlign w:val="center"/>
+            <w:hideMark/>
+          </w:tcPr>
+          <w:p>
+            <w:pPr>
+              <w:widowControl/>
+              <w:suppressAutoHyphens w:val="0"/>
+              <w:autoSpaceDN/>
+              <w:jc w:val="center"/>
+              <w:textAlignment w:val="auto"/>
+              <w:rPr>
+                <w:rFonts w:eastAsia="標楷體"/>
+                <w:kern w:val="0"/>
+              </w:rPr>
+            </w:pPr>
+            <w:r>
+              <w:rPr>
+                <w:rFonts w:eastAsia="標楷體"/>
+                <w:kern w:val="0"/>
+              </w:rPr>
+              <w:t>時程狀態型</w:t>
+            </w:r>
+          </w:p>
+        </w:tc>
+        <w:tc>
+          <w:tcPr>
+            <w:tcW w:w="811" w:type="dxa"/>
+            <w:tcBorders>
+              <w:top w:val="single" w:sz="2" w:space="0" w:color="auto"/>
+              <w:left w:val="single" w:sz="2" w:space="0" w:color="auto"/>
+              <w:bottom w:val="single" w:sz="2" w:space="0" w:color="auto"/>
+              <w:right w:val="single" w:sz="2" w:space="0" w:color="auto"/>
+            </w:tcBorders>
+            <w:vAlign w:val="center"/>
+            <w:hideMark/>
+          </w:tcPr>
+          <w:p>
+            <w:pPr>
+              <w:widowControl/>
+              <w:suppressAutoHyphens w:val="0"/>
+              <w:autoSpaceDN/>
+              <w:jc w:val="center"/>
+              <w:textAlignment w:val="auto"/>
+              <w:rPr>
+                <w:rFonts w:eastAsia="標楷體"/>
+                <w:kern w:val="0"/>
+              </w:rPr>
+            </w:pPr>
+            <w:r>
+              <w:rPr>
+                <w:rFonts w:eastAsia="標楷體" w:hint="eastAsia"/>
+                <w:kern w:val="0"/>
+              </w:rPr>
+              <w:t>4</w:t>
+            </w:r>
+          </w:p>
+        </w:tc>
+        <w:tc>
+          <w:tcPr>
+            <w:tcW w:w="596" w:type="dxa"/>
+            <w:tcBorders>
+              <w:top w:val="single" w:sz="2" w:space="0" w:color="auto"/>
+              <w:left w:val="single" w:sz="2" w:space="0" w:color="auto"/>
+              <w:bottom w:val="single" w:sz="2" w:space="0" w:color="auto"/>
+              <w:right w:val="single" w:sz="2" w:space="0" w:color="auto"/>
+            </w:tcBorders>
+            <w:vAlign w:val="center"/>
+            <w:hideMark/>
+          </w:tcPr>
+          <w:p>
+            <w:pPr>
+              <w:widowControl/>
+              <w:suppressAutoHyphens w:val="0"/>
+              <w:autoSpaceDN/>
+              <w:jc w:val="center"/>
+              <w:textAlignment w:val="auto"/>
+              <w:rPr>
+                <w:rFonts w:eastAsia="標楷體"/>
+                <w:kern w:val="0"/>
+              </w:rPr>
+            </w:pPr>
+            <w:r>
+              <w:rPr>
+                <w:rFonts w:eastAsia="標楷體" w:hint="eastAsia"/>
+                <w:kern w:val="0"/>
+              </w:rPr>
+              <w:t>4</w:t>
+            </w:r>
+          </w:p>
+        </w:tc>
+        <w:tc>
+          <w:tcPr>
+            <w:tcW w:w="716" w:type="dxa"/>
+            <w:tcBorders>
+              <w:top w:val="single" w:sz="2" w:space="0" w:color="auto"/>
+              <w:left w:val="single" w:sz="2" w:space="0" w:color="auto"/>
+              <w:bottom w:val="single" w:sz="2" w:space="0" w:color="auto"/>
+              <w:right w:val="single" w:sz="2" w:space="0" w:color="auto"/>
+            </w:tcBorders>
+            <w:vAlign w:val="center"/>
+          </w:tcPr>
+          <w:p>
+            <w:pPr>
+              <w:widowControl/>
+              <w:suppressAutoHyphens w:val="0"/>
+              <w:autoSpaceDN/>
+              <w:jc w:val="center"/>
+              <w:textAlignment w:val="auto"/>
+              <w:rPr>
+                <w:rFonts w:eastAsia="標楷體"/>
+                <w:kern w:val="0"/>
+              </w:rPr>
+            </w:pPr>
+            <w:r>
+              <w:rPr>
+                <w:rFonts w:eastAsia="標楷體" w:hint="eastAsia"/>
+                <w:kern w:val="0"/>
+              </w:rPr>
+              <w:t>0</w:t>
+            </w:r>
+          </w:p>
+        </w:tc>
+        <w:tc>
+          <w:tcPr>
+            <w:tcW w:w="831" w:type="dxa"/>
+            <w:tcBorders>
+              <w:top w:val="single" w:sz="2" w:space="0" w:color="auto"/>
+              <w:left w:val="single" w:sz="2" w:space="0" w:color="auto"/>
+              <w:bottom w:val="single" w:sz="2" w:space="0" w:color="auto"/>
+              <w:right w:val="single" w:sz="2" w:space="0" w:color="auto"/>
+            </w:tcBorders>
+            <w:vAlign w:val="center"/>
+          </w:tcPr>
+          <w:p>
+            <w:pPr>
+              <w:widowControl/>
+              <w:suppressAutoHyphens w:val="0"/>
+              <w:autoSpaceDN/>
+              <w:jc w:val="center"/>
+              <w:textAlignment w:val="auto"/>
+              <w:rPr>
+                <w:rFonts w:eastAsia="標楷體"/>
+                <w:kern w:val="0"/>
+              </w:rPr>
+            </w:pPr>
+            <w:r>
+              <w:rPr>
+                <w:rFonts w:eastAsia="標楷體" w:hint="eastAsia"/>
+                <w:kern w:val="0"/>
+              </w:rPr>
+              <w:t>0</w:t>
+            </w:r>
+          </w:p>
+        </w:tc>
+        <w:tc>
+          <w:tcPr>
+            <w:tcW w:w="4657" w:type="dxa"/>
+            <w:tcBorders>
+              <w:top w:val="single" w:sz="2" w:space="0" w:color="auto"/>
+              <w:left w:val="single" w:sz="2" w:space="0" w:color="auto"/>
+              <w:bottom w:val="single" w:sz="2" w:space="0" w:color="auto"/>
+              <w:right w:val="single" w:sz="2" w:space="0" w:color="auto"/>
+            </w:tcBorders>
+            <w:vAlign w:val="center"/>
+            <w:hideMark/>
+          </w:tcPr>
+          <w:p>
+            <w:pPr>
+              <w:widowControl/>
+              <w:suppressAutoHyphens w:val="0"/>
+              <w:autoSpaceDN/>
+              <w:jc w:val="center"/>
+              <w:textAlignment w:val="auto"/>
+              <w:rPr>
+                <w:rFonts w:eastAsia="標楷體"/>
+                <w:kern w:val="0"/>
+              </w:rPr>
+            </w:pPr>
+            <w:r>
+              <w:rPr>
+                <w:rFonts w:eastAsia="標楷體"/>
+                <w:kern w:val="0"/>
+              </w:rPr>
+              <w:t>planned_date</w:t>
+            </w:r>
+            <w:r>
+              <w:rPr>
+                <w:rFonts w:eastAsia="標楷體"/>
+                <w:kern w:val="0"/>
+              </w:rPr>
+              <w:t>、</w:t>
+            </w:r>
+            <w:r>
+              <w:rPr>
+                <w:rFonts w:eastAsia="標楷體"/>
+                <w:kern w:val="0"/>
+              </w:rPr>
+              <w:t>actual_completed_date</w:t>
+            </w:r>
+            <w:r>
+              <w:rPr>
+                <w:rFonts w:eastAsia="標楷體"/>
+                <w:kern w:val="0"/>
+              </w:rPr>
+              <w:t>、</w:t>
+            </w:r>
+            <w:r>
+              <w:rPr>
+                <w:rFonts w:eastAsia="標楷體"/>
+                <w:kern w:val="0"/>
+              </w:rPr>
+              <w:t xml:space="preserve">tracking_result </w:t>
+            </w:r>
+            <w:r>
+              <w:rPr>
+                <w:rFonts w:eastAsia="標楷體"/>
+                <w:kern w:val="0"/>
+              </w:rPr>
+              <w:t>是否正確</w:t>
             </w:r>
           </w:p>
         </w:tc>
@@ -25451,31 +27928,188 @@
         </w:trPr>
         <w:tc>
           <w:tcPr>
-            <w:tcW w:w="0" w:type="auto"/>
-          </w:tcPr>
-          <w:p>
-            <w:r>
-              <w:t>Regulation 節點</w:t>
-            </w:r>
-          </w:p>
-        </w:tc>
-        <w:tc>
-          <w:tcPr>
-            <w:tcW w:w="0" w:type="auto"/>
-          </w:tcPr>
-          <w:p>
-            <w:r>
-              <w:t>5</w:t>
-            </w:r>
-          </w:p>
-        </w:tc>
-        <w:tc>
-          <w:tcPr>
-            <w:tcW w:w="0" w:type="auto"/>
-          </w:tcPr>
-          <w:p>
-            <w:r>
-              <w:t>由內容提及之法規或標準建立</w:t>
+            <w:tcW w:w="1536" w:type="dxa"/>
+            <w:tcBorders>
+              <w:top w:val="single" w:sz="2" w:space="0" w:color="auto"/>
+              <w:left w:val="single" w:sz="2" w:space="0" w:color="auto"/>
+              <w:bottom w:val="single" w:sz="2" w:space="0" w:color="auto"/>
+              <w:right w:val="single" w:sz="2" w:space="0" w:color="auto"/>
+            </w:tcBorders>
+            <w:vAlign w:val="center"/>
+            <w:hideMark/>
+          </w:tcPr>
+          <w:p>
+            <w:pPr>
+              <w:widowControl/>
+              <w:suppressAutoHyphens w:val="0"/>
+              <w:autoSpaceDN/>
+              <w:jc w:val="center"/>
+              <w:textAlignment w:val="auto"/>
+              <w:rPr>
+                <w:rFonts w:eastAsia="標楷體"/>
+                <w:kern w:val="0"/>
+              </w:rPr>
+            </w:pPr>
+            <w:r>
+              <w:rPr>
+                <w:rFonts w:eastAsia="標楷體"/>
+                <w:kern w:val="0"/>
+              </w:rPr>
+              <w:t>關鍵詞探索型</w:t>
+            </w:r>
+          </w:p>
+        </w:tc>
+        <w:tc>
+          <w:tcPr>
+            <w:tcW w:w="811" w:type="dxa"/>
+            <w:tcBorders>
+              <w:top w:val="single" w:sz="2" w:space="0" w:color="auto"/>
+              <w:left w:val="single" w:sz="2" w:space="0" w:color="auto"/>
+              <w:bottom w:val="single" w:sz="2" w:space="0" w:color="auto"/>
+              <w:right w:val="single" w:sz="2" w:space="0" w:color="auto"/>
+            </w:tcBorders>
+            <w:vAlign w:val="center"/>
+          </w:tcPr>
+          <w:p>
+            <w:pPr>
+              <w:widowControl/>
+              <w:suppressAutoHyphens w:val="0"/>
+              <w:autoSpaceDN/>
+              <w:jc w:val="center"/>
+              <w:textAlignment w:val="auto"/>
+              <w:rPr>
+                <w:rFonts w:eastAsia="標楷體"/>
+                <w:kern w:val="0"/>
+              </w:rPr>
+            </w:pPr>
+          </w:p>
+        </w:tc>
+        <w:tc>
+          <w:tcPr>
+            <w:tcW w:w="596" w:type="dxa"/>
+            <w:tcBorders>
+              <w:top w:val="single" w:sz="2" w:space="0" w:color="auto"/>
+              <w:left w:val="single" w:sz="2" w:space="0" w:color="auto"/>
+              <w:bottom w:val="single" w:sz="2" w:space="0" w:color="auto"/>
+              <w:right w:val="single" w:sz="2" w:space="0" w:color="auto"/>
+            </w:tcBorders>
+            <w:vAlign w:val="center"/>
+          </w:tcPr>
+          <w:p>
+            <w:pPr>
+              <w:widowControl/>
+              <w:suppressAutoHyphens w:val="0"/>
+              <w:autoSpaceDN/>
+              <w:jc w:val="center"/>
+              <w:textAlignment w:val="auto"/>
+              <w:rPr>
+                <w:rFonts w:eastAsia="標楷體"/>
+                <w:kern w:val="0"/>
+              </w:rPr>
+            </w:pPr>
+          </w:p>
+        </w:tc>
+        <w:tc>
+          <w:tcPr>
+            <w:tcW w:w="716" w:type="dxa"/>
+            <w:tcBorders>
+              <w:top w:val="single" w:sz="2" w:space="0" w:color="auto"/>
+              <w:left w:val="single" w:sz="2" w:space="0" w:color="auto"/>
+              <w:bottom w:val="single" w:sz="2" w:space="0" w:color="auto"/>
+              <w:right w:val="single" w:sz="2" w:space="0" w:color="auto"/>
+            </w:tcBorders>
+            <w:vAlign w:val="center"/>
+          </w:tcPr>
+          <w:p>
+            <w:pPr>
+              <w:widowControl/>
+              <w:suppressAutoHyphens w:val="0"/>
+              <w:autoSpaceDN/>
+              <w:jc w:val="center"/>
+              <w:textAlignment w:val="auto"/>
+              <w:rPr>
+                <w:rFonts w:eastAsia="標楷體"/>
+                <w:kern w:val="0"/>
+              </w:rPr>
+            </w:pPr>
+          </w:p>
+        </w:tc>
+        <w:tc>
+          <w:tcPr>
+            <w:tcW w:w="831" w:type="dxa"/>
+            <w:tcBorders>
+              <w:top w:val="single" w:sz="2" w:space="0" w:color="auto"/>
+              <w:left w:val="single" w:sz="2" w:space="0" w:color="auto"/>
+              <w:bottom w:val="single" w:sz="2" w:space="0" w:color="auto"/>
+              <w:right w:val="single" w:sz="2" w:space="0" w:color="auto"/>
+            </w:tcBorders>
+            <w:vAlign w:val="center"/>
+          </w:tcPr>
+          <w:p>
+            <w:pPr>
+              <w:widowControl/>
+              <w:suppressAutoHyphens w:val="0"/>
+              <w:autoSpaceDN/>
+              <w:jc w:val="center"/>
+              <w:textAlignment w:val="auto"/>
+              <w:rPr>
+                <w:rFonts w:eastAsia="標楷體"/>
+                <w:kern w:val="0"/>
+              </w:rPr>
+            </w:pPr>
+          </w:p>
+        </w:tc>
+        <w:tc>
+          <w:tcPr>
+            <w:tcW w:w="4657" w:type="dxa"/>
+            <w:tcBorders>
+              <w:top w:val="single" w:sz="2" w:space="0" w:color="auto"/>
+              <w:left w:val="single" w:sz="2" w:space="0" w:color="auto"/>
+              <w:bottom w:val="single" w:sz="2" w:space="0" w:color="auto"/>
+              <w:right w:val="single" w:sz="2" w:space="0" w:color="auto"/>
+            </w:tcBorders>
+            <w:vAlign w:val="center"/>
+            <w:hideMark/>
+          </w:tcPr>
+          <w:p>
+            <w:pPr>
+              <w:widowControl/>
+              <w:suppressAutoHyphens w:val="0"/>
+              <w:autoSpaceDN/>
+              <w:jc w:val="center"/>
+              <w:textAlignment w:val="auto"/>
+              <w:rPr>
+                <w:rFonts w:eastAsia="標楷體"/>
+                <w:kern w:val="0"/>
+              </w:rPr>
+            </w:pPr>
+            <w:r>
+              <w:rPr>
+                <w:rFonts w:eastAsia="標楷體"/>
+                <w:kern w:val="0"/>
+              </w:rPr>
+              <w:t>MENTIONS</w:t>
+            </w:r>
+            <w:r>
+              <w:rPr>
+                <w:rFonts w:eastAsia="標楷體"/>
+                <w:kern w:val="0"/>
+              </w:rPr>
+              <w:t>、</w:t>
+            </w:r>
+            <w:r>
+              <w:rPr>
+                <w:rFonts w:eastAsia="標楷體"/>
+                <w:kern w:val="0"/>
+              </w:rPr>
+              <w:t xml:space="preserve">CO_OCCURS_WITH </w:t>
+            </w:r>
+            <w:r>
+              <w:rPr>
+                <w:rFonts w:eastAsia="標楷體"/>
+                <w:kern w:val="0"/>
+              </w:rPr>
+              <w:t>是否只作探索用途</w:t>
             </w:r>
           </w:p>
         </w:tc>
@@ -25486,31 +28120,208 @@
         </w:trPr>
         <w:tc>
           <w:tcPr>
-            <w:tcW w:w="0" w:type="auto"/>
-          </w:tcPr>
-          <w:p>
-            <w:r>
-              <w:t>Keyword 節點</w:t>
-            </w:r>
-          </w:p>
-        </w:tc>
-        <w:tc>
-          <w:tcPr>
-            <w:tcW w:w="0" w:type="auto"/>
-          </w:tcPr>
-          <w:p>
-            <w:r>
-              <w:t>374</w:t>
-            </w:r>
-          </w:p>
-        </w:tc>
-        <w:tc>
-          <w:tcPr>
-            <w:tcW w:w="0" w:type="auto"/>
-          </w:tcPr>
-          <w:p>
-            <w:r>
-              <w:t>由關鍵詞抽取結果建立</w:t>
+            <w:tcW w:w="1536" w:type="dxa"/>
+            <w:tcBorders>
+              <w:top w:val="single" w:sz="2" w:space="0" w:color="auto"/>
+              <w:left w:val="single" w:sz="2" w:space="0" w:color="auto"/>
+              <w:bottom w:val="single" w:sz="2" w:space="0" w:color="auto"/>
+              <w:right w:val="single" w:sz="2" w:space="0" w:color="auto"/>
+            </w:tcBorders>
+            <w:vAlign w:val="center"/>
+            <w:hideMark/>
+          </w:tcPr>
+          <w:p>
+            <w:pPr>
+              <w:widowControl/>
+              <w:suppressAutoHyphens w:val="0"/>
+              <w:autoSpaceDN/>
+              <w:jc w:val="center"/>
+              <w:textAlignment w:val="auto"/>
+              <w:rPr>
+                <w:rFonts w:eastAsia="標楷體"/>
+                <w:kern w:val="0"/>
+              </w:rPr>
+            </w:pPr>
+            <w:r>
+              <w:rPr>
+                <w:rFonts w:eastAsia="標楷體"/>
+                <w:kern w:val="0"/>
+              </w:rPr>
+              <w:t>產品或法規</w:t>
+            </w:r>
+          </w:p>
+          <w:p>
+            <w:pPr>
+              <w:widowControl/>
+              <w:suppressAutoHyphens w:val="0"/>
+              <w:autoSpaceDN/>
+              <w:jc w:val="center"/>
+              <w:textAlignment w:val="auto"/>
+              <w:rPr>
+                <w:rFonts w:eastAsia="標楷體"/>
+                <w:kern w:val="0"/>
+              </w:rPr>
+            </w:pPr>
+            <w:r>
+              <w:rPr>
+                <w:rFonts w:eastAsia="標楷體"/>
+                <w:kern w:val="0"/>
+              </w:rPr>
+              <w:t>關聯型</w:t>
+            </w:r>
+          </w:p>
+        </w:tc>
+        <w:tc>
+          <w:tcPr>
+            <w:tcW w:w="811" w:type="dxa"/>
+            <w:tcBorders>
+              <w:top w:val="single" w:sz="2" w:space="0" w:color="auto"/>
+              <w:left w:val="single" w:sz="2" w:space="0" w:color="auto"/>
+              <w:bottom w:val="single" w:sz="2" w:space="0" w:color="auto"/>
+              <w:right w:val="single" w:sz="2" w:space="0" w:color="auto"/>
+            </w:tcBorders>
+            <w:vAlign w:val="center"/>
+          </w:tcPr>
+          <w:p>
+            <w:pPr>
+              <w:widowControl/>
+              <w:suppressAutoHyphens w:val="0"/>
+              <w:autoSpaceDN/>
+              <w:jc w:val="center"/>
+              <w:textAlignment w:val="auto"/>
+              <w:rPr>
+                <w:rFonts w:eastAsia="標楷體"/>
+                <w:kern w:val="0"/>
+              </w:rPr>
+            </w:pPr>
+          </w:p>
+        </w:tc>
+        <w:tc>
+          <w:tcPr>
+            <w:tcW w:w="596" w:type="dxa"/>
+            <w:tcBorders>
+              <w:top w:val="single" w:sz="2" w:space="0" w:color="auto"/>
+              <w:left w:val="single" w:sz="2" w:space="0" w:color="auto"/>
+              <w:bottom w:val="single" w:sz="2" w:space="0" w:color="auto"/>
+              <w:right w:val="single" w:sz="2" w:space="0" w:color="auto"/>
+            </w:tcBorders>
+            <w:vAlign w:val="center"/>
+          </w:tcPr>
+          <w:p>
+            <w:pPr>
+              <w:widowControl/>
+              <w:suppressAutoHyphens w:val="0"/>
+              <w:autoSpaceDN/>
+              <w:jc w:val="center"/>
+              <w:textAlignment w:val="auto"/>
+              <w:rPr>
+                <w:rFonts w:eastAsia="標楷體"/>
+                <w:kern w:val="0"/>
+              </w:rPr>
+            </w:pPr>
+          </w:p>
+        </w:tc>
+        <w:tc>
+          <w:tcPr>
+            <w:tcW w:w="716" w:type="dxa"/>
+            <w:tcBorders>
+              <w:top w:val="single" w:sz="2" w:space="0" w:color="auto"/>
+              <w:left w:val="single" w:sz="2" w:space="0" w:color="auto"/>
+              <w:bottom w:val="single" w:sz="2" w:space="0" w:color="auto"/>
+              <w:right w:val="single" w:sz="2" w:space="0" w:color="auto"/>
+            </w:tcBorders>
+            <w:vAlign w:val="center"/>
+          </w:tcPr>
+          <w:p>
+            <w:pPr>
+              <w:widowControl/>
+              <w:suppressAutoHyphens w:val="0"/>
+              <w:autoSpaceDN/>
+              <w:jc w:val="center"/>
+              <w:textAlignment w:val="auto"/>
+              <w:rPr>
+                <w:rFonts w:eastAsia="標楷體"/>
+                <w:kern w:val="0"/>
+              </w:rPr>
+            </w:pPr>
+          </w:p>
+        </w:tc>
+        <w:tc>
+          <w:tcPr>
+            <w:tcW w:w="831" w:type="dxa"/>
+            <w:tcBorders>
+              <w:top w:val="single" w:sz="2" w:space="0" w:color="auto"/>
+              <w:left w:val="single" w:sz="2" w:space="0" w:color="auto"/>
+              <w:bottom w:val="single" w:sz="2" w:space="0" w:color="auto"/>
+              <w:right w:val="single" w:sz="2" w:space="0" w:color="auto"/>
+            </w:tcBorders>
+            <w:vAlign w:val="center"/>
+          </w:tcPr>
+          <w:p>
+            <w:pPr>
+              <w:widowControl/>
+              <w:suppressAutoHyphens w:val="0"/>
+              <w:autoSpaceDN/>
+              <w:jc w:val="center"/>
+              <w:textAlignment w:val="auto"/>
+              <w:rPr>
+                <w:rFonts w:eastAsia="標楷體"/>
+                <w:kern w:val="0"/>
+              </w:rPr>
+            </w:pPr>
+          </w:p>
+        </w:tc>
+        <w:tc>
+          <w:tcPr>
+            <w:tcW w:w="4657" w:type="dxa"/>
+            <w:tcBorders>
+              <w:top w:val="single" w:sz="2" w:space="0" w:color="auto"/>
+              <w:left w:val="single" w:sz="2" w:space="0" w:color="auto"/>
+              <w:bottom w:val="single" w:sz="2" w:space="0" w:color="auto"/>
+              <w:right w:val="single" w:sz="2" w:space="0" w:color="auto"/>
+            </w:tcBorders>
+            <w:vAlign w:val="center"/>
+            <w:hideMark/>
+          </w:tcPr>
+          <w:p>
+            <w:pPr>
+              <w:widowControl/>
+              <w:suppressAutoHyphens w:val="0"/>
+              <w:autoSpaceDN/>
+              <w:jc w:val="center"/>
+              <w:textAlignment w:val="auto"/>
+              <w:rPr>
+                <w:rFonts w:eastAsia="標楷體"/>
+                <w:kern w:val="0"/>
+              </w:rPr>
+            </w:pPr>
+            <w:r>
+              <w:rPr>
+                <w:rFonts w:eastAsia="標楷體"/>
+                <w:kern w:val="0"/>
+              </w:rPr>
+              <w:t>MENTIONS_PRODUCT</w:t>
+            </w:r>
+            <w:r>
+              <w:rPr>
+                <w:rFonts w:eastAsia="標楷體"/>
+                <w:kern w:val="0"/>
+              </w:rPr>
+              <w:t>、</w:t>
+            </w:r>
+            <w:r>
+              <w:rPr>
+                <w:rFonts w:eastAsia="標楷體"/>
+                <w:kern w:val="0"/>
+              </w:rPr>
+              <w:t xml:space="preserve">MENTIONS_REGULATION </w:t>
+            </w:r>
+            <w:r>
+              <w:rPr>
+                <w:rFonts w:eastAsia="標楷體"/>
+                <w:kern w:val="0"/>
+              </w:rPr>
+              <w:t>是否正確</w:t>
             </w:r>
           </w:p>
         </w:tc>
@@ -25521,31 +28332,379 @@
         </w:trPr>
         <w:tc>
           <w:tcPr>
-            <w:tcW w:w="0" w:type="auto"/>
-          </w:tcPr>
-          <w:p>
-            <w:r>
-              <w:t>節點與關係總數</w:t>
-            </w:r>
-          </w:p>
-        </w:tc>
-        <w:tc>
-          <w:tcPr>
-            <w:tcW w:w="0" w:type="auto"/>
-          </w:tcPr>
-          <w:p>
-            <w:r>
-              <w:t>893 節點 / 4,946 關係</w:t>
-            </w:r>
-          </w:p>
-        </w:tc>
-        <w:tc>
-          <w:tcPr>
-            <w:tcW w:w="0" w:type="auto"/>
-          </w:tcPr>
-          <w:p>
-            <w:r>
-              <w:t>包含 ActionItem、Issue、Date、Decision、Risk、Unit 等節點與來源、責任、日期、提及、共現關係</w:t>
+            <w:tcW w:w="1536" w:type="dxa"/>
+            <w:tcBorders>
+              <w:top w:val="single" w:sz="2" w:space="0" w:color="auto"/>
+              <w:left w:val="single" w:sz="2" w:space="0" w:color="auto"/>
+              <w:bottom w:val="single" w:sz="2" w:space="0" w:color="auto"/>
+              <w:right w:val="single" w:sz="2" w:space="0" w:color="auto"/>
+            </w:tcBorders>
+            <w:vAlign w:val="center"/>
+            <w:hideMark/>
+          </w:tcPr>
+          <w:p>
+            <w:pPr>
+              <w:widowControl/>
+              <w:suppressAutoHyphens w:val="0"/>
+              <w:autoSpaceDN/>
+              <w:jc w:val="center"/>
+              <w:textAlignment w:val="auto"/>
+              <w:rPr>
+                <w:rFonts w:eastAsia="標楷體"/>
+                <w:kern w:val="0"/>
+              </w:rPr>
+            </w:pPr>
+            <w:r>
+              <w:rPr>
+                <w:rFonts w:eastAsia="標楷體"/>
+                <w:kern w:val="0"/>
+              </w:rPr>
+              <w:t>開放模糊型</w:t>
+            </w:r>
+            <w:r>
+              <w:rPr>
+                <w:rFonts w:eastAsia="標楷體" w:hint="eastAsia"/>
+                <w:kern w:val="0"/>
+              </w:rPr>
+              <w:t>/</w:t>
+            </w:r>
+          </w:p>
+          <w:p>
+            <w:pPr>
+              <w:widowControl/>
+              <w:suppressAutoHyphens w:val="0"/>
+              <w:autoSpaceDN/>
+              <w:jc w:val="center"/>
+              <w:textAlignment w:val="auto"/>
+              <w:rPr>
+                <w:rFonts w:eastAsia="標楷體"/>
+                <w:kern w:val="0"/>
+              </w:rPr>
+            </w:pPr>
+            <w:r>
+              <w:rPr>
+                <w:rFonts w:eastAsia="標楷體"/>
+                <w:kern w:val="0"/>
+              </w:rPr>
+              <w:t>語意相似型</w:t>
+            </w:r>
+          </w:p>
+        </w:tc>
+        <w:tc>
+          <w:tcPr>
+            <w:tcW w:w="811" w:type="dxa"/>
+            <w:tcBorders>
+              <w:top w:val="single" w:sz="2" w:space="0" w:color="auto"/>
+              <w:left w:val="single" w:sz="2" w:space="0" w:color="auto"/>
+              <w:bottom w:val="single" w:sz="2" w:space="0" w:color="auto"/>
+              <w:right w:val="single" w:sz="2" w:space="0" w:color="auto"/>
+            </w:tcBorders>
+            <w:vAlign w:val="center"/>
+          </w:tcPr>
+          <w:p>
+            <w:pPr>
+              <w:widowControl/>
+              <w:suppressAutoHyphens w:val="0"/>
+              <w:autoSpaceDN/>
+              <w:jc w:val="center"/>
+              <w:textAlignment w:val="auto"/>
+              <w:rPr>
+                <w:rFonts w:eastAsia="標楷體"/>
+                <w:kern w:val="0"/>
+              </w:rPr>
+            </w:pPr>
+          </w:p>
+        </w:tc>
+        <w:tc>
+          <w:tcPr>
+            <w:tcW w:w="596" w:type="dxa"/>
+            <w:tcBorders>
+              <w:top w:val="single" w:sz="2" w:space="0" w:color="auto"/>
+              <w:left w:val="single" w:sz="2" w:space="0" w:color="auto"/>
+              <w:bottom w:val="single" w:sz="2" w:space="0" w:color="auto"/>
+              <w:right w:val="single" w:sz="2" w:space="0" w:color="auto"/>
+            </w:tcBorders>
+            <w:vAlign w:val="center"/>
+          </w:tcPr>
+          <w:p>
+            <w:pPr>
+              <w:widowControl/>
+              <w:suppressAutoHyphens w:val="0"/>
+              <w:autoSpaceDN/>
+              <w:jc w:val="center"/>
+              <w:textAlignment w:val="auto"/>
+              <w:rPr>
+                <w:rFonts w:eastAsia="標楷體"/>
+                <w:kern w:val="0"/>
+              </w:rPr>
+            </w:pPr>
+          </w:p>
+        </w:tc>
+        <w:tc>
+          <w:tcPr>
+            <w:tcW w:w="716" w:type="dxa"/>
+            <w:tcBorders>
+              <w:top w:val="single" w:sz="2" w:space="0" w:color="auto"/>
+              <w:left w:val="single" w:sz="2" w:space="0" w:color="auto"/>
+              <w:bottom w:val="single" w:sz="2" w:space="0" w:color="auto"/>
+              <w:right w:val="single" w:sz="2" w:space="0" w:color="auto"/>
+            </w:tcBorders>
+            <w:vAlign w:val="center"/>
+          </w:tcPr>
+          <w:p>
+            <w:pPr>
+              <w:widowControl/>
+              <w:suppressAutoHyphens w:val="0"/>
+              <w:autoSpaceDN/>
+              <w:jc w:val="center"/>
+              <w:textAlignment w:val="auto"/>
+              <w:rPr>
+                <w:rFonts w:eastAsia="標楷體"/>
+                <w:kern w:val="0"/>
+              </w:rPr>
+            </w:pPr>
+          </w:p>
+        </w:tc>
+        <w:tc>
+          <w:tcPr>
+            <w:tcW w:w="831" w:type="dxa"/>
+            <w:tcBorders>
+              <w:top w:val="single" w:sz="2" w:space="0" w:color="auto"/>
+              <w:left w:val="single" w:sz="2" w:space="0" w:color="auto"/>
+              <w:bottom w:val="single" w:sz="2" w:space="0" w:color="auto"/>
+              <w:right w:val="single" w:sz="2" w:space="0" w:color="auto"/>
+            </w:tcBorders>
+            <w:vAlign w:val="center"/>
+          </w:tcPr>
+          <w:p>
+            <w:pPr>
+              <w:widowControl/>
+              <w:suppressAutoHyphens w:val="0"/>
+              <w:autoSpaceDN/>
+              <w:jc w:val="center"/>
+              <w:textAlignment w:val="auto"/>
+              <w:rPr>
+                <w:rFonts w:eastAsia="標楷體"/>
+                <w:kern w:val="0"/>
+              </w:rPr>
+            </w:pPr>
+          </w:p>
+        </w:tc>
+        <w:tc>
+          <w:tcPr>
+            <w:tcW w:w="4657" w:type="dxa"/>
+            <w:tcBorders>
+              <w:top w:val="single" w:sz="2" w:space="0" w:color="auto"/>
+              <w:left w:val="single" w:sz="2" w:space="0" w:color="auto"/>
+              <w:bottom w:val="single" w:sz="2" w:space="0" w:color="auto"/>
+              <w:right w:val="single" w:sz="2" w:space="0" w:color="auto"/>
+            </w:tcBorders>
+            <w:vAlign w:val="center"/>
+            <w:hideMark/>
+          </w:tcPr>
+          <w:p>
+            <w:pPr>
+              <w:widowControl/>
+              <w:suppressAutoHyphens w:val="0"/>
+              <w:autoSpaceDN/>
+              <w:jc w:val="center"/>
+              <w:textAlignment w:val="auto"/>
+              <w:rPr>
+                <w:rFonts w:eastAsia="標楷體"/>
+                <w:kern w:val="0"/>
+              </w:rPr>
+            </w:pPr>
+            <w:r>
+              <w:rPr>
+                <w:rFonts w:eastAsia="標楷體"/>
+                <w:kern w:val="0"/>
+              </w:rPr>
+              <w:t xml:space="preserve">Qdrant </w:t>
+            </w:r>
+            <w:r>
+              <w:rPr>
+                <w:rFonts w:eastAsia="標楷體"/>
+                <w:kern w:val="0"/>
+              </w:rPr>
+              <w:t>召回後是否能回查</w:t>
+            </w:r>
+            <w:r>
+              <w:rPr>
+                <w:rFonts w:eastAsia="標楷體"/>
+                <w:kern w:val="0"/>
+              </w:rPr>
+              <w:t xml:space="preserve"> item_id</w:t>
+            </w:r>
+          </w:p>
+        </w:tc>
+      </w:tr>
+      <w:tr>
+        <w:trPr>
+          <w:jc w:val="center"/>
+        </w:trPr>
+        <w:tc>
+          <w:tcPr>
+            <w:tcW w:w="1536" w:type="dxa"/>
+            <w:tcBorders>
+              <w:top w:val="single" w:sz="2" w:space="0" w:color="auto"/>
+              <w:left w:val="single" w:sz="2" w:space="0" w:color="auto"/>
+              <w:bottom w:val="single" w:sz="2" w:space="0" w:color="auto"/>
+              <w:right w:val="single" w:sz="2" w:space="0" w:color="auto"/>
+            </w:tcBorders>
+            <w:vAlign w:val="center"/>
+            <w:hideMark/>
+          </w:tcPr>
+          <w:p>
+            <w:pPr>
+              <w:widowControl/>
+              <w:suppressAutoHyphens w:val="0"/>
+              <w:autoSpaceDN/>
+              <w:jc w:val="center"/>
+              <w:textAlignment w:val="auto"/>
+              <w:rPr>
+                <w:rFonts w:eastAsia="標楷體"/>
+                <w:kern w:val="0"/>
+              </w:rPr>
+            </w:pPr>
+            <w:r>
+              <w:rPr>
+                <w:rFonts w:eastAsia="標楷體"/>
+                <w:kern w:val="0"/>
+              </w:rPr>
+              <w:t>資料不足型</w:t>
+            </w:r>
+          </w:p>
+        </w:tc>
+        <w:tc>
+          <w:tcPr>
+            <w:tcW w:w="811" w:type="dxa"/>
+            <w:tcBorders>
+              <w:top w:val="single" w:sz="2" w:space="0" w:color="auto"/>
+              <w:left w:val="single" w:sz="2" w:space="0" w:color="auto"/>
+              <w:bottom w:val="single" w:sz="2" w:space="0" w:color="auto"/>
+              <w:right w:val="single" w:sz="2" w:space="0" w:color="auto"/>
+            </w:tcBorders>
+            <w:vAlign w:val="center"/>
+          </w:tcPr>
+          <w:p>
+            <w:pPr>
+              <w:widowControl/>
+              <w:suppressAutoHyphens w:val="0"/>
+              <w:autoSpaceDN/>
+              <w:jc w:val="center"/>
+              <w:textAlignment w:val="auto"/>
+              <w:rPr>
+                <w:rFonts w:eastAsia="標楷體"/>
+                <w:kern w:val="0"/>
+              </w:rPr>
+            </w:pPr>
+          </w:p>
+        </w:tc>
+        <w:tc>
+          <w:tcPr>
+            <w:tcW w:w="596" w:type="dxa"/>
+            <w:tcBorders>
+              <w:top w:val="single" w:sz="2" w:space="0" w:color="auto"/>
+              <w:left w:val="single" w:sz="2" w:space="0" w:color="auto"/>
+              <w:bottom w:val="single" w:sz="2" w:space="0" w:color="auto"/>
+              <w:right w:val="single" w:sz="2" w:space="0" w:color="auto"/>
+            </w:tcBorders>
+            <w:vAlign w:val="center"/>
+          </w:tcPr>
+          <w:p>
+            <w:pPr>
+              <w:widowControl/>
+              <w:suppressAutoHyphens w:val="0"/>
+              <w:autoSpaceDN/>
+              <w:jc w:val="center"/>
+              <w:textAlignment w:val="auto"/>
+              <w:rPr>
+                <w:rFonts w:eastAsia="標楷體"/>
+                <w:kern w:val="0"/>
+              </w:rPr>
+            </w:pPr>
+          </w:p>
+        </w:tc>
+        <w:tc>
+          <w:tcPr>
+            <w:tcW w:w="716" w:type="dxa"/>
+            <w:tcBorders>
+              <w:top w:val="single" w:sz="2" w:space="0" w:color="auto"/>
+              <w:left w:val="single" w:sz="2" w:space="0" w:color="auto"/>
+              <w:bottom w:val="single" w:sz="2" w:space="0" w:color="auto"/>
+              <w:right w:val="single" w:sz="2" w:space="0" w:color="auto"/>
+            </w:tcBorders>
+            <w:vAlign w:val="center"/>
+          </w:tcPr>
+          <w:p>
+            <w:pPr>
+              <w:widowControl/>
+              <w:suppressAutoHyphens w:val="0"/>
+              <w:autoSpaceDN/>
+              <w:jc w:val="center"/>
+              <w:textAlignment w:val="auto"/>
+              <w:rPr>
+                <w:rFonts w:eastAsia="標楷體"/>
+                <w:kern w:val="0"/>
+              </w:rPr>
+            </w:pPr>
+          </w:p>
+        </w:tc>
+        <w:tc>
+          <w:tcPr>
+            <w:tcW w:w="831" w:type="dxa"/>
+            <w:tcBorders>
+              <w:top w:val="single" w:sz="2" w:space="0" w:color="auto"/>
+              <w:left w:val="single" w:sz="2" w:space="0" w:color="auto"/>
+              <w:bottom w:val="single" w:sz="2" w:space="0" w:color="auto"/>
+              <w:right w:val="single" w:sz="2" w:space="0" w:color="auto"/>
+            </w:tcBorders>
+            <w:vAlign w:val="center"/>
+          </w:tcPr>
+          <w:p>
+            <w:pPr>
+              <w:widowControl/>
+              <w:suppressAutoHyphens w:val="0"/>
+              <w:autoSpaceDN/>
+              <w:jc w:val="center"/>
+              <w:textAlignment w:val="auto"/>
+              <w:rPr>
+                <w:rFonts w:eastAsia="標楷體"/>
+                <w:kern w:val="0"/>
+              </w:rPr>
+            </w:pPr>
+          </w:p>
+        </w:tc>
+        <w:tc>
+          <w:tcPr>
+            <w:tcW w:w="4657" w:type="dxa"/>
+            <w:tcBorders>
+              <w:top w:val="single" w:sz="2" w:space="0" w:color="auto"/>
+              <w:left w:val="single" w:sz="2" w:space="0" w:color="auto"/>
+              <w:bottom w:val="single" w:sz="2" w:space="0" w:color="auto"/>
+              <w:right w:val="single" w:sz="2" w:space="0" w:color="auto"/>
+            </w:tcBorders>
+            <w:vAlign w:val="center"/>
+            <w:hideMark/>
+          </w:tcPr>
+          <w:p>
+            <w:pPr>
+              <w:widowControl/>
+              <w:suppressAutoHyphens w:val="0"/>
+              <w:autoSpaceDN/>
+              <w:jc w:val="center"/>
+              <w:textAlignment w:val="auto"/>
+              <w:rPr>
+                <w:rFonts w:eastAsia="標楷體"/>
+                <w:kern w:val="0"/>
+              </w:rPr>
+            </w:pPr>
+            <w:r>
+              <w:rPr>
+                <w:rFonts w:eastAsia="標楷體"/>
+                <w:kern w:val="0"/>
+              </w:rPr>
+              <w:t>是否正確拒答</w:t>
             </w:r>
           </w:p>
         </w:tc>
@@ -25556,127 +28715,10 @@
         <w:pStyle w:val="affa"/>
         <w:ind w:firstLineChars="200" w:firstLine="480"/>
         <w:jc w:val="left"/>
-      </w:pPr>
-    </w:p>
-    <w:p>
-      <w:pPr>
-        <w:pStyle w:val="affa"/>
-        <w:ind w:firstLineChars="200" w:firstLine="480"/>
-        <w:jc w:val="left"/>
-      </w:pPr>
-      <w:r>
-        <w:t>Neo4j 目前包含 13 類節點、共 893 個節點，以及 23 類關係、共 4,946 筆關係。MeetingItem 可透過 HAS_ITEM 與 HAS_MEETING 回溯至原始會議與文件；責任、日期、產品與法規相關問題則可分別透過 RESPONSIBLE_BY、HAS_PLANNED_DATE、MENTIONS_PRODUCT 與 MENTIONS_REGULATION 取得候選證據。</w:t>
-      </w:r>
-    </w:p>
-    <w:p>
-      <w:pPr>
-        <w:pStyle w:val="affa"/>
-        <w:ind w:firstLineChars="200" w:firstLine="480"/>
-        <w:jc w:val="left"/>
-      </w:pPr>
-      <w:r>
-        <w:t>圖譜查詢結果需區分欄位型關係與內容型關係。RESPONSIBLE_BY、HAS_PLANNED_DATE 與 HAS_COMPLETED_DATE 可支援責任與時程回答；MENTIONS、CO_OCCURS_WITH 等關係較適合探索性查詢，不宜直接解讀為正式責任、決議或因果關係。</w:t>
-      </w:r>
-    </w:p>
-    <w:p>
-      <w:pPr>
-        <w:pStyle w:val="affa"/>
-        <w:ind w:firstLineChars="200" w:firstLine="480"/>
-        <w:jc w:val="left"/>
-      </w:pPr>
-    </w:p>
-    <w:p>
-      <w:pPr>
-        <w:pStyle w:val="aff5"/>
-      </w:pPr>
-      <w:bookmarkStart w:id="66" w:name="_Toc232966208"/>
-      <w:bookmarkStart w:id="67" w:name="_Toc233067212"/>
-      <w:r>
-        <w:t xml:space="preserve">5.5 </w:t>
-      </w:r>
-      <w:r>
-        <w:t>向量索引建構</w:t>
-      </w:r>
-      <w:bookmarkEnd w:id="66"/>
-      <w:r>
         <w:rPr>
           <w:rFonts w:hint="eastAsia"/>
         </w:rPr>
-        <w:t>結果</w:t>
-      </w:r>
-      <w:bookmarkEnd w:id="67"/>
-    </w:p>
-    <w:p>
-      <w:pPr>
-        <w:pStyle w:val="affa"/>
-        <w:ind w:firstLineChars="200" w:firstLine="480"/>
-        <w:jc w:val="left"/>
-      </w:pPr>
-      <w:r>
-        <w:t>Qdrant 向量檢索實驗檢查系統是否能召回語意相近但字面不同的會議項目。向量檢索負責提供候選證據，最終回答仍需回查 MongoDB 欄位與必要圖譜關係。</w:t>
-      </w:r>
-    </w:p>
-    <w:p>
-      <w:pPr>
-        <w:pStyle w:val="affa"/>
-        <w:ind w:firstLineChars="200" w:firstLine="480"/>
-        <w:jc w:val="left"/>
-      </w:pPr>
-      <w:r>
-        <w:t>本研究使用 nomic-embed-text:latest 將 MeetingItem 內容轉換為 768 維向量，並建立 Qdrant collection meeting_items。實驗資料目前共有 116 筆 point，collection 狀態為 green。語意搜尋預設 top-k 為 10，每一筆向量資料皆保留 item_id，使系統能在召回後回查 MongoDB 取得會議名稱、項次、負責人、日期與追蹤結果。</w:t>
-      </w:r>
-    </w:p>
-    <w:p>
-      <w:pPr>
-        <w:pStyle w:val="affa"/>
-        <w:ind w:firstLineChars="200" w:firstLine="480"/>
-        <w:jc w:val="left"/>
-      </w:pPr>
-      <w:r>
-        <w:t>向量索引結果與 MongoDB 中 116 筆 MeetingItem 數量一致，表示所有已解析會議項目皆建立語意檢索入口。此結果主要用於支援後續 GraphRAG 問答中的語意相似型問題，而不單獨作為最終事實判斷依據。實驗觀察顯示，向量檢索可補充關鍵字與圖譜查詢不足之處，但語意相似不等於事實正確，仍需透過 item_id 回查結構化欄位。</w:t>
-      </w:r>
-    </w:p>
-    <w:p>
-      <w:pPr>
-        <w:pStyle w:val="affa"/>
-        <w:ind w:firstLineChars="200" w:firstLine="480"/>
-        <w:jc w:val="left"/>
-      </w:pPr>
-    </w:p>
-    <w:p>
-      <w:pPr>
-        <w:pStyle w:val="aff5"/>
-      </w:pPr>
-      <w:bookmarkStart w:id="68" w:name="_Toc232966209"/>
-      <w:bookmarkStart w:id="69" w:name="_Toc233067213"/>
-      <w:r>
-        <w:t xml:space="preserve">5.6 GraphRAG </w:t>
-      </w:r>
-      <w:r>
-        <w:t>檢索回應成果</w:t>
-      </w:r>
-      <w:bookmarkEnd w:id="68"/>
-      <w:bookmarkEnd w:id="69"/>
-    </w:p>
-    <w:p>
-      <w:pPr>
-        <w:pStyle w:val="affa"/>
-        <w:ind w:firstLineChars="200" w:firstLine="480"/>
-        <w:jc w:val="left"/>
-      </w:pPr>
-      <w:r>
-        <w:t>GraphRAG 檢索回應是本研究之核心。本研究將檢索回應評估視為證據稽核，每一題測試問題皆記錄系統回傳之 meeting_id、item_id、item_no、使用資料來源與回答內容，並回到 MongoDB 結構化欄位、Neo4j 知識圖譜關係及原始 PDF 會議項目進行人工對照。</w:t>
-      </w:r>
-    </w:p>
-    <w:p>
-      <w:pPr>
-        <w:pStyle w:val="affa"/>
-        <w:ind w:firstLineChars="200" w:firstLine="480"/>
-        <w:jc w:val="left"/>
-      </w:pPr>
-      <w:r>
-        <w:t>本研究將回答結果分為正確、部分正確、錯誤與正確拒答四類。若回答內容可由來源項目完整支持，且使用之欄位或圖譜關係符合問題語意，則判定為正確；若回答大致相關但存在遺漏、非主要相關項目或來源過寬，則判定為部分正確；若回答內容無法由來源支持、引用錯誤欄位，或將弱關係誤解為正式事實，則判定為錯誤。對資料不足型問題，若系統能明確表示現有會議記錄無法確認，則判定為正確拒答。</w:t>
-      </w:r>
+      </w:pPr>
     </w:p>
     <w:p>
       <w:pPr>
@@ -25932,7 +28974,13 @@
           </w:tcPr>
           <w:p>
             <w:r>
-              <w:t>Neo4j、MongoDB</w:t>
+              <w:t>Neo4j</w:t>
+            </w:r>
+            <w:r>
+              <w:t>、</w:t>
+            </w:r>
+            <w:r>
+              <w:t>MongoDB</w:t>
             </w:r>
           </w:p>
         </w:tc>
@@ -25976,7 +29024,22 @@
           </w:tcPr>
           <w:p>
             <w:r>
-              <w:t>檢查 owner 欄位與 RESPONSIBLE_BY 關係是否能回到正確 MeetingItem</w:t>
+              <w:t>檢查</w:t>
+            </w:r>
+            <w:r>
+              <w:t xml:space="preserve"> owner </w:t>
+            </w:r>
+            <w:r>
+              <w:t>欄位與</w:t>
+            </w:r>
+            <w:r>
+              <w:t xml:space="preserve"> RESPONSIBLE_BY </w:t>
+            </w:r>
+            <w:r>
+              <w:t>關係是否能回到正確</w:t>
+            </w:r>
+            <w:r>
+              <w:t xml:space="preserve"> MeetingItem</w:t>
             </w:r>
           </w:p>
         </w:tc>
@@ -25992,7 +29055,14 @@
           </w:tcPr>
           <w:p>
             <w:r>
-              <w:t>產品/法規關聯型</w:t>
+              <w:lastRenderedPageBreak/>
+              <w:t>產品</w:t>
+            </w:r>
+            <w:r>
+              <w:t>/</w:t>
+            </w:r>
+            <w:r>
+              <w:t>法規關聯型</w:t>
             </w:r>
           </w:p>
         </w:tc>
@@ -26014,7 +29084,13 @@
           </w:tcPr>
           <w:p>
             <w:r>
-              <w:t>Neo4j、MongoDB</w:t>
+              <w:t>Neo4j</w:t>
+            </w:r>
+            <w:r>
+              <w:t>、</w:t>
+            </w:r>
+            <w:r>
+              <w:t>MongoDB</w:t>
             </w:r>
           </w:p>
         </w:tc>
@@ -26058,7 +29134,19 @@
           </w:tcPr>
           <w:p>
             <w:r>
-              <w:t>檢查 MENTIONS_PRODUCT 或 MENTIONS_REGULATION 是否只作為關聯證據</w:t>
+              <w:t>檢查</w:t>
+            </w:r>
+            <w:r>
+              <w:t xml:space="preserve"> MENTIONS_PRODUCT </w:t>
+            </w:r>
+            <w:r>
+              <w:t>或</w:t>
+            </w:r>
+            <w:r>
+              <w:t xml:space="preserve"> MENTIONS_REGULATION </w:t>
+            </w:r>
+            <w:r>
+              <w:t>是否只作為關聯證據</w:t>
             </w:r>
           </w:p>
         </w:tc>
@@ -26096,7 +29184,13 @@
           </w:tcPr>
           <w:p>
             <w:r>
-              <w:t>Qdrant、MongoDB</w:t>
+              <w:t>Qdrant</w:t>
+            </w:r>
+            <w:r>
+              <w:t>、</w:t>
+            </w:r>
+            <w:r>
+              <w:t>MongoDB</w:t>
             </w:r>
           </w:p>
         </w:tc>
@@ -26140,7 +29234,13 @@
           </w:tcPr>
           <w:p>
             <w:r>
-              <w:t>檢查向量召回後是否能透過 item_id 回查完整欄位</w:t>
+              <w:t>檢查向量召回後是否能透過</w:t>
+            </w:r>
+            <w:r>
+              <w:t xml:space="preserve"> item_id </w:t>
+            </w:r>
+            <w:r>
+              <w:t>回查完整欄位</w:t>
             </w:r>
           </w:p>
         </w:tc>
@@ -26178,7 +29278,10 @@
           </w:tcPr>
           <w:p>
             <w:r>
-              <w:t>GraphRAG 證據集合</w:t>
+              <w:t xml:space="preserve">GraphRAG </w:t>
+            </w:r>
+            <w:r>
+              <w:t>證據集合</w:t>
             </w:r>
           </w:p>
         </w:tc>
@@ -26234,8 +29337,27 @@
         <w:ind w:firstLineChars="200" w:firstLine="480"/>
         <w:jc w:val="left"/>
       </w:pPr>
-      <w:r>
-        <w:t>目前專案中已建立 18 題 approved golden cases 作為評估基準；但因資料去識別化與重建索引後 item_id、meeting_id 已重新產生，舊基準檔的 expected ids 需重新對齊。本次自動評估可確認回答、來源列表與圖譜路徑的 evidence_id 一致性，但不將舊基準比對結果作為最終正確率。表 5.7 改以代表案例說明人工對照方式，重點在於檢查回答中的主張是否能回到具體 item_id、欄位或圖譜關係。</w:t>
+    </w:p>
+    <w:p>
+      <w:pPr>
+        <w:pStyle w:val="affa"/>
+        <w:ind w:firstLineChars="200" w:firstLine="480"/>
+        <w:jc w:val="left"/>
+      </w:pPr>
+      <w:r>
+        <w:t>為說明系統如何由證據形成回答，本研究另選取代表案例進行人工對照。表</w:t>
+      </w:r>
+      <w:r>
+        <w:t xml:space="preserve"> 5.7 </w:t>
+      </w:r>
+      <w:r>
+        <w:t>呈現案例分析格式，重點在於檢查回答中的主張是否能回到具體</w:t>
+      </w:r>
+      <w:r>
+        <w:t xml:space="preserve"> item_id</w:t>
+      </w:r>
+      <w:r>
+        <w:t>、欄位或圖譜關係。</w:t>
       </w:r>
     </w:p>
     <w:p>
@@ -26280,12 +29402,12 @@
         <w:tblLook w:val="0020" w:firstRow="1" w:lastRow="0" w:firstColumn="0" w:lastColumn="0" w:noHBand="0" w:noVBand="0"/>
       </w:tblPr>
       <w:tblGrid>
-        <w:gridCol w:w="1156"/>
-        <w:gridCol w:w="1024"/>
-        <w:gridCol w:w="1910"/>
-        <w:gridCol w:w="2349"/>
-        <w:gridCol w:w="1313"/>
-        <w:gridCol w:w="1545"/>
+        <w:gridCol w:w="1157"/>
+        <w:gridCol w:w="912"/>
+        <w:gridCol w:w="1956"/>
+        <w:gridCol w:w="2913"/>
+        <w:gridCol w:w="1103"/>
+        <w:gridCol w:w="1256"/>
       </w:tblGrid>
       <w:tr>
         <w:trPr>
@@ -26425,7 +29547,16 @@
             <w:tcW w:w="1156" w:type="dxa"/>
           </w:tcPr>
           <w:p>
-            <w:r>
+            <w:pPr>
+              <w:pStyle w:val="Compact"/>
+              <w:rPr>
+                <w:rFonts w:ascii="Times New Roman" w:eastAsia="標楷體" w:hAnsi="Times New Roman" w:cs="Times New Roman"/>
+              </w:rPr>
+            </w:pPr>
+            <w:r>
+              <w:rPr>
+                <w:rFonts w:ascii="Times New Roman" w:eastAsia="標楷體" w:hAnsi="Times New Roman" w:cs="Times New Roman"/>
+              </w:rPr>
               <w:t>正確案例</w:t>
             </w:r>
           </w:p>
@@ -26435,8 +29566,29 @@
             <w:tcW w:w="0" w:type="auto"/>
           </w:tcPr>
           <w:p>
-            <w:r>
-              <w:t>2017 年 12 月 15 日要完成哪些事項</w:t>
+            <w:pPr>
+              <w:pStyle w:val="Compact"/>
+              <w:rPr>
+                <w:rFonts w:ascii="Times New Roman" w:eastAsia="標楷體" w:hAnsi="Times New Roman" w:cs="Times New Roman"/>
+              </w:rPr>
+            </w:pPr>
+            <w:r>
+              <w:rPr>
+                <w:rFonts w:ascii="Times New Roman" w:eastAsia="標楷體" w:hAnsi="Times New Roman" w:cs="Times New Roman"/>
+              </w:rPr>
+              <w:t>[</w:t>
+            </w:r>
+            <w:r>
+              <w:rPr>
+                <w:rFonts w:ascii="Times New Roman" w:eastAsia="標楷體" w:hAnsi="Times New Roman" w:cs="Times New Roman"/>
+              </w:rPr>
+              <w:t>待填：實際問題</w:t>
+            </w:r>
+            <w:r>
+              <w:rPr>
+                <w:rFonts w:ascii="Times New Roman" w:eastAsia="標楷體" w:hAnsi="Times New Roman" w:cs="Times New Roman"/>
+              </w:rPr>
+              <w:t>]</w:t>
             </w:r>
           </w:p>
         </w:tc>
@@ -26445,8 +29597,53 @@
             <w:tcW w:w="0" w:type="auto"/>
           </w:tcPr>
           <w:p>
-            <w:r>
-              <w:t>meeting_6104c92cd679；5 筆 item_id</w:t>
+            <w:pPr>
+              <w:pStyle w:val="Compact"/>
+              <w:rPr>
+                <w:rFonts w:ascii="Times New Roman" w:eastAsia="標楷體" w:hAnsi="Times New Roman" w:cs="Times New Roman"/>
+              </w:rPr>
+            </w:pPr>
+            <w:r>
+              <w:rPr>
+                <w:rFonts w:ascii="Times New Roman" w:eastAsia="標楷體" w:hAnsi="Times New Roman" w:cs="Times New Roman"/>
+              </w:rPr>
+              <w:t>[</w:t>
+            </w:r>
+            <w:r>
+              <w:rPr>
+                <w:rFonts w:ascii="Times New Roman" w:eastAsia="標楷體" w:hAnsi="Times New Roman" w:cs="Times New Roman"/>
+              </w:rPr>
+              <w:t>待填：</w:t>
+            </w:r>
+            <w:r>
+              <w:rPr>
+                <w:rFonts w:ascii="Times New Roman" w:eastAsia="標楷體" w:hAnsi="Times New Roman" w:cs="Times New Roman"/>
+              </w:rPr>
+              <w:t>meeting_id</w:t>
+            </w:r>
+            <w:r>
+              <w:rPr>
+                <w:rFonts w:ascii="Times New Roman" w:eastAsia="標楷體" w:hAnsi="Times New Roman" w:cs="Times New Roman"/>
+              </w:rPr>
+              <w:t>、</w:t>
+            </w:r>
+            <w:r>
+              <w:rPr>
+                <w:rFonts w:ascii="Times New Roman" w:eastAsia="標楷體" w:hAnsi="Times New Roman" w:cs="Times New Roman"/>
+              </w:rPr>
+              <w:t>item_id</w:t>
+            </w:r>
+            <w:r>
+              <w:rPr>
+                <w:rFonts w:ascii="Times New Roman" w:eastAsia="標楷體" w:hAnsi="Times New Roman" w:cs="Times New Roman"/>
+              </w:rPr>
+              <w:t>、</w:t>
+            </w:r>
+            <w:r>
+              <w:rPr>
+                <w:rFonts w:ascii="Times New Roman" w:eastAsia="標楷體" w:hAnsi="Times New Roman" w:cs="Times New Roman"/>
+              </w:rPr>
+              <w:t>item_no]</w:t>
             </w:r>
           </w:p>
         </w:tc>
@@ -26455,8 +29652,41 @@
             <w:tcW w:w="0" w:type="auto"/>
           </w:tcPr>
           <w:p>
-            <w:r>
-              <w:t>HAS_PLANNED_DATE、planned_date</w:t>
+            <w:pPr>
+              <w:pStyle w:val="Compact"/>
+              <w:rPr>
+                <w:rFonts w:ascii="Times New Roman" w:eastAsia="標楷體" w:hAnsi="Times New Roman" w:cs="Times New Roman"/>
+              </w:rPr>
+            </w:pPr>
+            <w:r>
+              <w:rPr>
+                <w:rFonts w:ascii="Times New Roman" w:eastAsia="標楷體" w:hAnsi="Times New Roman" w:cs="Times New Roman"/>
+              </w:rPr>
+              <w:t>[</w:t>
+            </w:r>
+            <w:r>
+              <w:rPr>
+                <w:rFonts w:ascii="Times New Roman" w:eastAsia="標楷體" w:hAnsi="Times New Roman" w:cs="Times New Roman"/>
+              </w:rPr>
+              <w:t>待填：欄位或關係，例如</w:t>
+            </w:r>
+            <w:r>
+              <w:rPr>
+                <w:rFonts w:ascii="Times New Roman" w:eastAsia="標楷體" w:hAnsi="Times New Roman" w:cs="Times New Roman"/>
+              </w:rPr>
+              <w:t xml:space="preserve"> owner</w:t>
+            </w:r>
+            <w:r>
+              <w:rPr>
+                <w:rFonts w:ascii="Times New Roman" w:eastAsia="標楷體" w:hAnsi="Times New Roman" w:cs="Times New Roman"/>
+              </w:rPr>
+              <w:t>、</w:t>
+            </w:r>
+            <w:r>
+              <w:rPr>
+                <w:rFonts w:ascii="Times New Roman" w:eastAsia="標楷體" w:hAnsi="Times New Roman" w:cs="Times New Roman"/>
+              </w:rPr>
+              <w:t>RESPONSIBLE_BY]</w:t>
             </w:r>
           </w:p>
         </w:tc>
@@ -26465,8 +29695,29 @@
             <w:tcW w:w="0" w:type="auto"/>
           </w:tcPr>
           <w:p>
-            <w:r>
-              <w:t>來源支持</w:t>
+            <w:pPr>
+              <w:pStyle w:val="Compact"/>
+              <w:rPr>
+                <w:rFonts w:ascii="Times New Roman" w:eastAsia="標楷體" w:hAnsi="Times New Roman" w:cs="Times New Roman"/>
+              </w:rPr>
+            </w:pPr>
+            <w:r>
+              <w:rPr>
+                <w:rFonts w:ascii="Times New Roman" w:eastAsia="標楷體" w:hAnsi="Times New Roman" w:cs="Times New Roman"/>
+              </w:rPr>
+              <w:t>[</w:t>
+            </w:r>
+            <w:r>
+              <w:rPr>
+                <w:rFonts w:ascii="Times New Roman" w:eastAsia="標楷體" w:hAnsi="Times New Roman" w:cs="Times New Roman"/>
+              </w:rPr>
+              <w:t>待填：正確</w:t>
+            </w:r>
+            <w:r>
+              <w:rPr>
+                <w:rFonts w:ascii="Times New Roman" w:eastAsia="標楷體" w:hAnsi="Times New Roman" w:cs="Times New Roman"/>
+              </w:rPr>
+              <w:t>]</w:t>
             </w:r>
           </w:p>
         </w:tc>
@@ -26475,8 +29726,29 @@
             <w:tcW w:w="0" w:type="auto"/>
           </w:tcPr>
           <w:p>
-            <w:r>
-              <w:t>五筆項目皆標示 planned_date=2017-12-15，且回答、來源與圖譜 evidence_id 一致。</w:t>
+            <w:pPr>
+              <w:pStyle w:val="Compact"/>
+              <w:rPr>
+                <w:rFonts w:ascii="Times New Roman" w:eastAsia="標楷體" w:hAnsi="Times New Roman" w:cs="Times New Roman"/>
+              </w:rPr>
+            </w:pPr>
+            <w:r>
+              <w:rPr>
+                <w:rFonts w:ascii="Times New Roman" w:eastAsia="標楷體" w:hAnsi="Times New Roman" w:cs="Times New Roman"/>
+              </w:rPr>
+              <w:t>[</w:t>
+            </w:r>
+            <w:r>
+              <w:rPr>
+                <w:rFonts w:ascii="Times New Roman" w:eastAsia="標楷體" w:hAnsi="Times New Roman" w:cs="Times New Roman"/>
+              </w:rPr>
+              <w:t>待填：為何來源可支持回答</w:t>
+            </w:r>
+            <w:r>
+              <w:rPr>
+                <w:rFonts w:ascii="Times New Roman" w:eastAsia="標楷體" w:hAnsi="Times New Roman" w:cs="Times New Roman"/>
+              </w:rPr>
+              <w:t>]</w:t>
             </w:r>
           </w:p>
         </w:tc>
@@ -26487,8 +29759,17 @@
             <w:tcW w:w="1156" w:type="dxa"/>
           </w:tcPr>
           <w:p>
-            <w:r>
-              <w:t>部分正確或限制案例</w:t>
+            <w:pPr>
+              <w:pStyle w:val="Compact"/>
+              <w:rPr>
+                <w:rFonts w:ascii="Times New Roman" w:eastAsia="標楷體" w:hAnsi="Times New Roman" w:cs="Times New Roman"/>
+              </w:rPr>
+            </w:pPr>
+            <w:r>
+              <w:rPr>
+                <w:rFonts w:ascii="Times New Roman" w:eastAsia="標楷體" w:hAnsi="Times New Roman" w:cs="Times New Roman"/>
+              </w:rPr>
+              <w:t>部分正確或錯誤案例</w:t>
             </w:r>
           </w:p>
         </w:tc>
@@ -26497,8 +29778,29 @@
             <w:tcW w:w="0" w:type="auto"/>
           </w:tcPr>
           <w:p>
-            <w:r>
-              <w:t>P1812 Coformity stem器械進度會議摘要</w:t>
+            <w:pPr>
+              <w:pStyle w:val="Compact"/>
+              <w:rPr>
+                <w:rFonts w:ascii="Times New Roman" w:eastAsia="標楷體" w:hAnsi="Times New Roman" w:cs="Times New Roman"/>
+              </w:rPr>
+            </w:pPr>
+            <w:r>
+              <w:rPr>
+                <w:rFonts w:ascii="Times New Roman" w:eastAsia="標楷體" w:hAnsi="Times New Roman" w:cs="Times New Roman"/>
+              </w:rPr>
+              <w:t>[</w:t>
+            </w:r>
+            <w:r>
+              <w:rPr>
+                <w:rFonts w:ascii="Times New Roman" w:eastAsia="標楷體" w:hAnsi="Times New Roman" w:cs="Times New Roman"/>
+              </w:rPr>
+              <w:t>待填：實際問題</w:t>
+            </w:r>
+            <w:r>
+              <w:rPr>
+                <w:rFonts w:ascii="Times New Roman" w:eastAsia="標楷體" w:hAnsi="Times New Roman" w:cs="Times New Roman"/>
+              </w:rPr>
+              <w:t>]</w:t>
             </w:r>
           </w:p>
         </w:tc>
@@ -26507,8 +29809,53 @@
             <w:tcW w:w="0" w:type="auto"/>
           </w:tcPr>
           <w:p>
-            <w:r>
-              <w:t>來源集合擴至多筆 MeetingItem</w:t>
+            <w:pPr>
+              <w:pStyle w:val="Compact"/>
+              <w:rPr>
+                <w:rFonts w:ascii="Times New Roman" w:eastAsia="標楷體" w:hAnsi="Times New Roman" w:cs="Times New Roman"/>
+              </w:rPr>
+            </w:pPr>
+            <w:r>
+              <w:rPr>
+                <w:rFonts w:ascii="Times New Roman" w:eastAsia="標楷體" w:hAnsi="Times New Roman" w:cs="Times New Roman"/>
+              </w:rPr>
+              <w:t>[</w:t>
+            </w:r>
+            <w:r>
+              <w:rPr>
+                <w:rFonts w:ascii="Times New Roman" w:eastAsia="標楷體" w:hAnsi="Times New Roman" w:cs="Times New Roman"/>
+              </w:rPr>
+              <w:t>待填：</w:t>
+            </w:r>
+            <w:r>
+              <w:rPr>
+                <w:rFonts w:ascii="Times New Roman" w:eastAsia="標楷體" w:hAnsi="Times New Roman" w:cs="Times New Roman"/>
+              </w:rPr>
+              <w:t>meeting_id</w:t>
+            </w:r>
+            <w:r>
+              <w:rPr>
+                <w:rFonts w:ascii="Times New Roman" w:eastAsia="標楷體" w:hAnsi="Times New Roman" w:cs="Times New Roman"/>
+              </w:rPr>
+              <w:t>、</w:t>
+            </w:r>
+            <w:r>
+              <w:rPr>
+                <w:rFonts w:ascii="Times New Roman" w:eastAsia="標楷體" w:hAnsi="Times New Roman" w:cs="Times New Roman"/>
+              </w:rPr>
+              <w:t>item_id</w:t>
+            </w:r>
+            <w:r>
+              <w:rPr>
+                <w:rFonts w:ascii="Times New Roman" w:eastAsia="標楷體" w:hAnsi="Times New Roman" w:cs="Times New Roman"/>
+              </w:rPr>
+              <w:t>、</w:t>
+            </w:r>
+            <w:r>
+              <w:rPr>
+                <w:rFonts w:ascii="Times New Roman" w:eastAsia="標楷體" w:hAnsi="Times New Roman" w:cs="Times New Roman"/>
+              </w:rPr>
+              <w:t>item_no]</w:t>
             </w:r>
           </w:p>
         </w:tc>
@@ -26517,8 +29864,29 @@
             <w:tcW w:w="0" w:type="auto"/>
           </w:tcPr>
           <w:p>
-            <w:r>
-              <w:t>HAS_ITEM、meeting_hint</w:t>
+            <w:pPr>
+              <w:pStyle w:val="Compact"/>
+              <w:rPr>
+                <w:rFonts w:ascii="Times New Roman" w:eastAsia="標楷體" w:hAnsi="Times New Roman" w:cs="Times New Roman"/>
+              </w:rPr>
+            </w:pPr>
+            <w:r>
+              <w:rPr>
+                <w:rFonts w:ascii="Times New Roman" w:eastAsia="標楷體" w:hAnsi="Times New Roman" w:cs="Times New Roman"/>
+              </w:rPr>
+              <w:t>[</w:t>
+            </w:r>
+            <w:r>
+              <w:rPr>
+                <w:rFonts w:ascii="Times New Roman" w:eastAsia="標楷體" w:hAnsi="Times New Roman" w:cs="Times New Roman"/>
+              </w:rPr>
+              <w:t>待填：欄位或關係</w:t>
+            </w:r>
+            <w:r>
+              <w:rPr>
+                <w:rFonts w:ascii="Times New Roman" w:eastAsia="標楷體" w:hAnsi="Times New Roman" w:cs="Times New Roman"/>
+              </w:rPr>
+              <w:t>]</w:t>
             </w:r>
           </w:p>
         </w:tc>
@@ -26527,8 +29895,29 @@
             <w:tcW w:w="0" w:type="auto"/>
           </w:tcPr>
           <w:p>
-            <w:r>
-              <w:t>需控制範圍</w:t>
+            <w:pPr>
+              <w:pStyle w:val="Compact"/>
+              <w:rPr>
+                <w:rFonts w:ascii="Times New Roman" w:eastAsia="標楷體" w:hAnsi="Times New Roman" w:cs="Times New Roman"/>
+              </w:rPr>
+            </w:pPr>
+            <w:r>
+              <w:rPr>
+                <w:rFonts w:ascii="Times New Roman" w:eastAsia="標楷體" w:hAnsi="Times New Roman" w:cs="Times New Roman"/>
+              </w:rPr>
+              <w:t>[</w:t>
+            </w:r>
+            <w:r>
+              <w:rPr>
+                <w:rFonts w:ascii="Times New Roman" w:eastAsia="標楷體" w:hAnsi="Times New Roman" w:cs="Times New Roman"/>
+              </w:rPr>
+              <w:t>待填：部分正確／錯誤</w:t>
+            </w:r>
+            <w:r>
+              <w:rPr>
+                <w:rFonts w:ascii="Times New Roman" w:eastAsia="標楷體" w:hAnsi="Times New Roman" w:cs="Times New Roman"/>
+              </w:rPr>
+              <w:t>]</w:t>
             </w:r>
           </w:p>
         </w:tc>
@@ -26537,8 +29926,29 @@
             <w:tcW w:w="0" w:type="auto"/>
           </w:tcPr>
           <w:p>
-            <w:r>
-              <w:t>摘要型問題容易擴大上下文，需透過 evidence selector 或 meeting_hint 限制。</w:t>
+            <w:pPr>
+              <w:pStyle w:val="Compact"/>
+              <w:rPr>
+                <w:rFonts w:ascii="Times New Roman" w:eastAsia="標楷體" w:hAnsi="Times New Roman" w:cs="Times New Roman"/>
+              </w:rPr>
+            </w:pPr>
+            <w:r>
+              <w:rPr>
+                <w:rFonts w:ascii="Times New Roman" w:eastAsia="標楷體" w:hAnsi="Times New Roman" w:cs="Times New Roman"/>
+              </w:rPr>
+              <w:t>[</w:t>
+            </w:r>
+            <w:r>
+              <w:rPr>
+                <w:rFonts w:ascii="Times New Roman" w:eastAsia="標楷體" w:hAnsi="Times New Roman" w:cs="Times New Roman"/>
+              </w:rPr>
+              <w:t>待填：遺漏、誤召回或關係誤用原因</w:t>
+            </w:r>
+            <w:r>
+              <w:rPr>
+                <w:rFonts w:ascii="Times New Roman" w:eastAsia="標楷體" w:hAnsi="Times New Roman" w:cs="Times New Roman"/>
+              </w:rPr>
+              <w:t>]</w:t>
             </w:r>
           </w:p>
         </w:tc>
@@ -26549,7 +29959,16 @@
             <w:tcW w:w="1156" w:type="dxa"/>
           </w:tcPr>
           <w:p>
-            <w:r>
+            <w:pPr>
+              <w:pStyle w:val="Compact"/>
+              <w:rPr>
+                <w:rFonts w:ascii="Times New Roman" w:eastAsia="標楷體" w:hAnsi="Times New Roman" w:cs="Times New Roman"/>
+              </w:rPr>
+            </w:pPr>
+            <w:r>
+              <w:rPr>
+                <w:rFonts w:ascii="Times New Roman" w:eastAsia="標楷體" w:hAnsi="Times New Roman" w:cs="Times New Roman"/>
+              </w:rPr>
               <w:t>資料不足案例</w:t>
             </w:r>
           </w:p>
@@ -26559,8 +29978,29 @@
             <w:tcW w:w="0" w:type="auto"/>
           </w:tcPr>
           <w:p>
-            <w:r>
-              <w:t>不存在的人名負責哪些項目</w:t>
+            <w:pPr>
+              <w:pStyle w:val="Compact"/>
+              <w:rPr>
+                <w:rFonts w:ascii="Times New Roman" w:eastAsia="標楷體" w:hAnsi="Times New Roman" w:cs="Times New Roman"/>
+              </w:rPr>
+            </w:pPr>
+            <w:r>
+              <w:rPr>
+                <w:rFonts w:ascii="Times New Roman" w:eastAsia="標楷體" w:hAnsi="Times New Roman" w:cs="Times New Roman"/>
+              </w:rPr>
+              <w:t>[</w:t>
+            </w:r>
+            <w:r>
+              <w:rPr>
+                <w:rFonts w:ascii="Times New Roman" w:eastAsia="標楷體" w:hAnsi="Times New Roman" w:cs="Times New Roman"/>
+              </w:rPr>
+              <w:t>待填：實際問題</w:t>
+            </w:r>
+            <w:r>
+              <w:rPr>
+                <w:rFonts w:ascii="Times New Roman" w:eastAsia="標楷體" w:hAnsi="Times New Roman" w:cs="Times New Roman"/>
+              </w:rPr>
+              <w:t>]</w:t>
             </w:r>
           </w:p>
         </w:tc>
@@ -26569,8 +30009,29 @@
             <w:tcW w:w="0" w:type="auto"/>
           </w:tcPr>
           <w:p>
-            <w:r>
-              <w:t>無相關 meeting_id 或 item_id</w:t>
+            <w:pPr>
+              <w:pStyle w:val="Compact"/>
+              <w:rPr>
+                <w:rFonts w:ascii="Times New Roman" w:eastAsia="標楷體" w:hAnsi="Times New Roman" w:cs="Times New Roman"/>
+              </w:rPr>
+            </w:pPr>
+            <w:r>
+              <w:rPr>
+                <w:rFonts w:ascii="Times New Roman" w:eastAsia="標楷體" w:hAnsi="Times New Roman" w:cs="Times New Roman"/>
+              </w:rPr>
+              <w:t>[</w:t>
+            </w:r>
+            <w:r>
+              <w:rPr>
+                <w:rFonts w:ascii="Times New Roman" w:eastAsia="標楷體" w:hAnsi="Times New Roman" w:cs="Times New Roman"/>
+              </w:rPr>
+              <w:t>待填：無相關證據或回傳證據摘要</w:t>
+            </w:r>
+            <w:r>
+              <w:rPr>
+                <w:rFonts w:ascii="Times New Roman" w:eastAsia="標楷體" w:hAnsi="Times New Roman" w:cs="Times New Roman"/>
+              </w:rPr>
+              <w:t>]</w:t>
             </w:r>
           </w:p>
         </w:tc>
@@ -26579,8 +30040,29 @@
             <w:tcW w:w="0" w:type="auto"/>
           </w:tcPr>
           <w:p>
-            <w:r>
-              <w:t>證據集合為空</w:t>
+            <w:pPr>
+              <w:pStyle w:val="Compact"/>
+              <w:rPr>
+                <w:rFonts w:ascii="Times New Roman" w:eastAsia="標楷體" w:hAnsi="Times New Roman" w:cs="Times New Roman"/>
+              </w:rPr>
+            </w:pPr>
+            <w:r>
+              <w:rPr>
+                <w:rFonts w:ascii="Times New Roman" w:eastAsia="標楷體" w:hAnsi="Times New Roman" w:cs="Times New Roman"/>
+              </w:rPr>
+              <w:t>[</w:t>
+            </w:r>
+            <w:r>
+              <w:rPr>
+                <w:rFonts w:ascii="Times New Roman" w:eastAsia="標楷體" w:hAnsi="Times New Roman" w:cs="Times New Roman"/>
+              </w:rPr>
+              <w:t>待填：證據集合檢查結果</w:t>
+            </w:r>
+            <w:r>
+              <w:rPr>
+                <w:rFonts w:ascii="Times New Roman" w:eastAsia="標楷體" w:hAnsi="Times New Roman" w:cs="Times New Roman"/>
+              </w:rPr>
+              <w:t>]</w:t>
             </w:r>
           </w:p>
         </w:tc>
@@ -26589,8 +30071,29 @@
             <w:tcW w:w="0" w:type="auto"/>
           </w:tcPr>
           <w:p>
-            <w:r>
-              <w:t>正確拒答</w:t>
+            <w:pPr>
+              <w:pStyle w:val="Compact"/>
+              <w:rPr>
+                <w:rFonts w:ascii="Times New Roman" w:eastAsia="標楷體" w:hAnsi="Times New Roman" w:cs="Times New Roman"/>
+              </w:rPr>
+            </w:pPr>
+            <w:r>
+              <w:rPr>
+                <w:rFonts w:ascii="Times New Roman" w:eastAsia="標楷體" w:hAnsi="Times New Roman" w:cs="Times New Roman"/>
+              </w:rPr>
+              <w:t>[</w:t>
+            </w:r>
+            <w:r>
+              <w:rPr>
+                <w:rFonts w:ascii="Times New Roman" w:eastAsia="標楷體" w:hAnsi="Times New Roman" w:cs="Times New Roman"/>
+              </w:rPr>
+              <w:t>待填：正確拒答／錯誤生成</w:t>
+            </w:r>
+            <w:r>
+              <w:rPr>
+                <w:rFonts w:ascii="Times New Roman" w:eastAsia="標楷體" w:hAnsi="Times New Roman" w:cs="Times New Roman"/>
+              </w:rPr>
+              <w:t>]</w:t>
             </w:r>
           </w:p>
         </w:tc>
@@ -26599,8 +30102,29 @@
             <w:tcW w:w="0" w:type="auto"/>
           </w:tcPr>
           <w:p>
-            <w:r>
-              <w:t>系統回覆 Insufficient meeting-record context to answer，未生成無來源責任歸屬。</w:t>
+            <w:pPr>
+              <w:pStyle w:val="Compact"/>
+              <w:rPr>
+                <w:rFonts w:ascii="Times New Roman" w:eastAsia="標楷體" w:hAnsi="Times New Roman" w:cs="Times New Roman"/>
+              </w:rPr>
+            </w:pPr>
+            <w:r>
+              <w:rPr>
+                <w:rFonts w:ascii="Times New Roman" w:eastAsia="標楷體" w:hAnsi="Times New Roman" w:cs="Times New Roman"/>
+              </w:rPr>
+              <w:t>[</w:t>
+            </w:r>
+            <w:r>
+              <w:rPr>
+                <w:rFonts w:ascii="Times New Roman" w:eastAsia="標楷體" w:hAnsi="Times New Roman" w:cs="Times New Roman"/>
+              </w:rPr>
+              <w:t>待填：系統是否避免無證據生成</w:t>
+            </w:r>
+            <w:r>
+              <w:rPr>
+                <w:rFonts w:ascii="Times New Roman" w:eastAsia="標楷體" w:hAnsi="Times New Roman" w:cs="Times New Roman"/>
+              </w:rPr>
+              <w:t>]</w:t>
             </w:r>
           </w:p>
         </w:tc>
@@ -26612,9 +30136,6 @@
         <w:ind w:firstLineChars="200" w:firstLine="480"/>
         <w:jc w:val="left"/>
       </w:pPr>
-      <w:r>
-        <w:t>由上述統計與案例可歸納，GraphRAG 問答品質取決於三項條件：召回證據能回到具體 MeetingItem、圖譜關係符合問題類型，以及模型回答受來源限制。若資料不足，系統應明確回覆無法由現有會議記錄確認。對於尚未重新建立 expected ids 的測試題，本研究僅列為回歸測試基準重建需求，不將其誤記為系統通過或失敗率。</w:t>
-      </w:r>
     </w:p>
     <w:p>
       <w:pPr>
@@ -26622,21 +30143,23 @@
         <w:ind w:firstLineChars="200" w:firstLine="480"/>
         <w:jc w:val="left"/>
       </w:pPr>
-    </w:p>
-    <w:p>
-      <w:pPr>
-        <w:pStyle w:val="aff5"/>
-      </w:pPr>
-      <w:bookmarkStart w:id="70" w:name="_Toc232966210"/>
-      <w:bookmarkStart w:id="71" w:name="_Toc233067214"/>
-      <w:r>
-        <w:t xml:space="preserve">5.7 Text2Cypher </w:t>
-      </w:r>
-      <w:r>
-        <w:t>查詢成果</w:t>
-      </w:r>
+      <w:bookmarkStart w:id="70" w:name="_GoBack"/>
       <w:bookmarkEnd w:id="70"/>
-      <w:bookmarkEnd w:id="71"/>
+      <w:r>
+        <w:t>由上述統計與案例可歸納，</w:t>
+      </w:r>
+      <w:r>
+        <w:t xml:space="preserve">GraphRAG </w:t>
+      </w:r>
+      <w:r>
+        <w:t>問答品質取決於三項條件：召回證據能回到具體</w:t>
+      </w:r>
+      <w:r>
+        <w:t xml:space="preserve"> MeetingItem</w:t>
+      </w:r>
+      <w:r>
+        <w:t>、圖譜關係符合問題類型，以及模型回答受來源限制。若資料不足，系統應明確回覆無法由現有會議記錄確認。</w:t>
+      </w:r>
     </w:p>
     <w:p>
       <w:pPr>
@@ -26644,9 +30167,21 @@
         <w:ind w:firstLineChars="200" w:firstLine="480"/>
         <w:jc w:val="left"/>
       </w:pPr>
-      <w:r>
-        <w:t>Text2Cypher 用於輔助使用者以自然語言查詢 Neo4j 圖譜。此功能不是 GraphRAG 的主要回答路徑，而是提供圖譜探索與關係檢查。</w:t>
-      </w:r>
+    </w:p>
+    <w:p>
+      <w:pPr>
+        <w:pStyle w:val="aff5"/>
+      </w:pPr>
+      <w:bookmarkStart w:id="71" w:name="_Toc232966210"/>
+      <w:bookmarkStart w:id="72" w:name="_Toc233067214"/>
+      <w:r>
+        <w:t xml:space="preserve">5.7 Text2Cypher </w:t>
+      </w:r>
+      <w:r>
+        <w:t>查詢成果</w:t>
+      </w:r>
+      <w:bookmarkEnd w:id="71"/>
+      <w:bookmarkEnd w:id="72"/>
     </w:p>
     <w:p>
       <w:pPr>
@@ -26655,7 +30190,57 @@
         <w:jc w:val="left"/>
       </w:pPr>
       <w:r>
-        <w:t>本節檢查三項能力：查詢是否符合既有 schema、查詢結果是否可回溯至 MeetingItem，以及系統是否具備唯讀、白名單或錯誤查詢處理等限制。由於本研究未完成 Text2Cypher 的最終人工題組量化，本節僅呈現以 schema 對應查詢可驗證的案例結果，不宣稱自然語言轉換準確率。</w:t>
+        <w:t xml:space="preserve">Text2Cypher </w:t>
+      </w:r>
+      <w:r>
+        <w:t>用於輔助使用者以自然語言查詢</w:t>
+      </w:r>
+      <w:r>
+        <w:t xml:space="preserve"> Neo4j </w:t>
+      </w:r>
+      <w:r>
+        <w:t>圖譜。此功能不是</w:t>
+      </w:r>
+      <w:r>
+        <w:t xml:space="preserve"> GraphRAG </w:t>
+      </w:r>
+      <w:r>
+        <w:t>的主要回答路徑，而是提供圖譜探索與關係檢查。</w:t>
+      </w:r>
+    </w:p>
+    <w:p>
+      <w:pPr>
+        <w:pStyle w:val="affa"/>
+        <w:ind w:firstLineChars="200" w:firstLine="480"/>
+        <w:jc w:val="left"/>
+      </w:pPr>
+      <w:r>
+        <w:lastRenderedPageBreak/>
+        <w:t>本節檢查三項能力：查詢是否符合既有</w:t>
+      </w:r>
+      <w:r>
+        <w:t xml:space="preserve"> schema</w:t>
+      </w:r>
+      <w:r>
+        <w:t>、查詢結果是否可回溯至</w:t>
+      </w:r>
+      <w:r>
+        <w:t xml:space="preserve"> MeetingItem</w:t>
+      </w:r>
+      <w:r>
+        <w:t>，以及系統是否具備唯讀、白名單或錯誤查詢處理等限制。由於本研究未完成</w:t>
+      </w:r>
+      <w:r>
+        <w:t xml:space="preserve"> Text2Cypher </w:t>
+      </w:r>
+      <w:r>
+        <w:t>的最終人工題組量化，本節僅呈現以</w:t>
+      </w:r>
+      <w:r>
+        <w:t xml:space="preserve"> schema </w:t>
+      </w:r>
+      <w:r>
+        <w:t>對應查詢可驗證的案例結果，不宣稱自然語言轉換準確率。</w:t>
       </w:r>
     </w:p>
     <w:p>
@@ -26700,11 +30285,11 @@
         <w:tblLook w:val="0020" w:firstRow="1" w:lastRow="0" w:firstColumn="0" w:lastColumn="0" w:noHBand="0" w:noVBand="0"/>
       </w:tblPr>
       <w:tblGrid>
-        <w:gridCol w:w="1682"/>
-        <w:gridCol w:w="1478"/>
-        <w:gridCol w:w="2269"/>
-        <w:gridCol w:w="1891"/>
-        <w:gridCol w:w="1741"/>
+        <w:gridCol w:w="1021"/>
+        <w:gridCol w:w="2704"/>
+        <w:gridCol w:w="2837"/>
+        <w:gridCol w:w="1360"/>
+        <w:gridCol w:w="1139"/>
       </w:tblGrid>
       <w:tr>
         <w:trPr>
@@ -26860,7 +30445,19 @@
           </w:tcPr>
           <w:p>
             <w:r>
-              <w:t>RESPONSIBLE_BY 共 60 筆，可回到負責人與 MeetingItem</w:t>
+              <w:t xml:space="preserve">RESPONSIBLE_BY </w:t>
+            </w:r>
+            <w:r>
+              <w:t>共</w:t>
+            </w:r>
+            <w:r>
+              <w:t xml:space="preserve"> 60 </w:t>
+            </w:r>
+            <w:r>
+              <w:t>筆，可回到負責人與</w:t>
+            </w:r>
+            <w:r>
+              <w:t xml:space="preserve"> MeetingItem</w:t>
             </w:r>
           </w:p>
         </w:tc>
@@ -26870,7 +30467,13 @@
           </w:tcPr>
           <w:p>
             <w:r>
-              <w:t>schema、唯讀、LIMIT</w:t>
+              <w:t>schema</w:t>
+            </w:r>
+            <w:r>
+              <w:t>、唯讀、</w:t>
+            </w:r>
+            <w:r>
+              <w:t>LIMIT</w:t>
             </w:r>
           </w:p>
         </w:tc>
@@ -26912,7 +30515,16 @@
           </w:tcPr>
           <w:p>
             <w:r>
-              <w:t>MENTIONS_PRODUCT 共 39 筆，可作為產品關聯候選證據</w:t>
+              <w:t xml:space="preserve">MENTIONS_PRODUCT </w:t>
+            </w:r>
+            <w:r>
+              <w:t>共</w:t>
+            </w:r>
+            <w:r>
+              <w:t xml:space="preserve"> 39 </w:t>
+            </w:r>
+            <w:r>
+              <w:t>筆，可作為產品關聯候選證據</w:t>
             </w:r>
           </w:p>
         </w:tc>
@@ -26922,7 +30534,13 @@
           </w:tcPr>
           <w:p>
             <w:r>
-              <w:t>schema、唯讀、LIMIT</w:t>
+              <w:t>schema</w:t>
+            </w:r>
+            <w:r>
+              <w:t>、唯讀、</w:t>
+            </w:r>
+            <w:r>
+              <w:t>LIMIT</w:t>
             </w:r>
           </w:p>
         </w:tc>
@@ -26964,7 +30582,16 @@
           </w:tcPr>
           <w:p>
             <w:r>
-              <w:t>CO_OCCURS_WITH 共 3,412 筆，適合探索關鍵詞共現</w:t>
+              <w:t xml:space="preserve">CO_OCCURS_WITH </w:t>
+            </w:r>
+            <w:r>
+              <w:t>共</w:t>
+            </w:r>
+            <w:r>
+              <w:t xml:space="preserve"> 3,412 </w:t>
+            </w:r>
+            <w:r>
+              <w:t>筆，適合探索關鍵詞共現</w:t>
             </w:r>
           </w:p>
         </w:tc>
@@ -26974,7 +30601,13 @@
           </w:tcPr>
           <w:p>
             <w:r>
-              <w:t>schema、唯讀、LIMIT</w:t>
+              <w:t>schema</w:t>
+            </w:r>
+            <w:r>
+              <w:t>、唯讀、</w:t>
+            </w:r>
+            <w:r>
+              <w:t>LIMIT</w:t>
             </w:r>
           </w:p>
         </w:tc>
@@ -26997,7 +30630,16 @@
         <w:jc w:val="left"/>
       </w:pPr>
       <w:r>
-        <w:t>Text2Cypher 適合檢查圖譜資料與探索關係分布，但不應取代 GraphRAG 證據集合。若模型產生不存在的節點或關係，系統應拒絕執行或要求改寫問題，避免將探索查詢誤用為可驗證回答。</w:t>
+        <w:t xml:space="preserve">Text2Cypher </w:t>
+      </w:r>
+      <w:r>
+        <w:t>適合檢查圖譜資料與探索關係分布，但不應取代</w:t>
+      </w:r>
+      <w:r>
+        <w:t xml:space="preserve"> GraphRAG </w:t>
+      </w:r>
+      <w:r>
+        <w:t>證據集合。若模型產生不存在的節點或關係，系統應拒絕執行或要求改寫問題，避免將探索查詢誤用為可驗證回答。</w:t>
       </w:r>
     </w:p>
     <w:p>
@@ -27011,19 +30653,17 @@
       <w:pPr>
         <w:pStyle w:val="aff5"/>
       </w:pPr>
-      <w:bookmarkStart w:id="74" w:name="_Toc232966212"/>
-      <w:bookmarkStart w:id="75" w:name="_Toc233067216"/>
-      <w:bookmarkStart w:id="76" w:name="_GoBack"/>
+      <w:bookmarkStart w:id="73" w:name="_Toc232966212"/>
+      <w:bookmarkStart w:id="74" w:name="_Toc233067216"/>
       <w:r>
         <w:t xml:space="preserve">5.8 </w:t>
       </w:r>
       <w:r>
         <w:t>錯誤類型與限制分析</w:t>
       </w:r>
+      <w:bookmarkEnd w:id="73"/>
       <w:bookmarkEnd w:id="74"/>
-      <w:bookmarkEnd w:id="75"/>
-    </w:p>
-    <w:bookmarkEnd w:id="76"/>
+    </w:p>
     <w:p>
       <w:pPr>
         <w:pStyle w:val="affa"/>
@@ -27031,7 +30671,19 @@
         <w:jc w:val="left"/>
       </w:pPr>
       <w:r>
-        <w:t>根據上述實驗，本研究將錯誤與限制分為六類：文件解析錯誤、圖譜關係錯誤、向量召回錯誤、上下文組裝錯誤、回答生成錯誤與 Text2Cypher 錯誤。表 5.10 彙整各類錯誤之觀察、原因與改善方向。</w:t>
+        <w:t>根據上述實驗，本研究將錯誤與限制分為六類：文件解析錯誤、圖譜關係錯誤、向量召回錯誤、上下文組裝錯誤、回答生成錯誤與</w:t>
+      </w:r>
+      <w:r>
+        <w:t xml:space="preserve"> Text2Cypher </w:t>
+      </w:r>
+      <w:r>
+        <w:t>錯誤。表</w:t>
+      </w:r>
+      <w:r>
+        <w:t xml:space="preserve"> 5.10 </w:t>
+      </w:r>
+      <w:r>
+        <w:t>彙整各類錯誤之觀察、原因與改善方向。</w:t>
       </w:r>
     </w:p>
     <w:p>
@@ -27076,10 +30728,10 @@
         <w:tblLook w:val="0020" w:firstRow="1" w:lastRow="0" w:firstColumn="0" w:lastColumn="0" w:noHBand="0" w:noVBand="0"/>
       </w:tblPr>
       <w:tblGrid>
-        <w:gridCol w:w="1458"/>
-        <w:gridCol w:w="1799"/>
-        <w:gridCol w:w="3074"/>
-        <w:gridCol w:w="2730"/>
+        <w:gridCol w:w="1497"/>
+        <w:gridCol w:w="2787"/>
+        <w:gridCol w:w="2561"/>
+        <w:gridCol w:w="2216"/>
       </w:tblGrid>
       <w:tr>
         <w:trPr>
@@ -27200,7 +30852,22 @@
           </w:tcPr>
           <w:p>
             <w:r>
-              <w:t>10 份文件中 1 份標記 needs_ocr，未進入會議項目解析流程。</w:t>
+              <w:t xml:space="preserve">10 </w:t>
+            </w:r>
+            <w:r>
+              <w:t>份文件中</w:t>
+            </w:r>
+            <w:r>
+              <w:t xml:space="preserve"> 1 </w:t>
+            </w:r>
+            <w:r>
+              <w:t>份標記</w:t>
+            </w:r>
+            <w:r>
+              <w:t xml:space="preserve"> needs_ocr</w:t>
+            </w:r>
+            <w:r>
+              <w:t>，未進入會議項目解析流程。</w:t>
             </w:r>
           </w:p>
         </w:tc>
@@ -27210,7 +30877,10 @@
           </w:tcPr>
           <w:p>
             <w:r>
-              <w:t>PDF 可能為掃描型或缺少可直接擷取的文字層。</w:t>
+              <w:t xml:space="preserve">PDF </w:t>
+            </w:r>
+            <w:r>
+              <w:t>可能為掃描型或缺少可直接擷取的文字層。</w:t>
             </w:r>
           </w:p>
         </w:tc>
@@ -27220,7 +30890,29 @@
           </w:tcPr>
           <w:p>
             <w:r>
-              <w:t>加入 OCR、版面偵測與解析前品質檢查；將 needs_ocr 與 parsed 分開統計。</w:t>
+              <w:t>加入</w:t>
+            </w:r>
+            <w:r>
+              <w:t xml:space="preserve"> OCR</w:t>
+            </w:r>
+            <w:r>
+              <w:t>、版面偵測與解析前品質檢查；將</w:t>
+            </w:r>
+            <w:r>
+              <w:t xml:space="preserve"> needs_ocr </w:t>
+            </w:r>
+            <w:r>
+              <w:t>與</w:t>
+            </w:r>
+            <w:r>
+              <w:t xml:space="preserve"> parsed </w:t>
+            </w:r>
+            <w:r>
+              <w:t>分開統</w:t>
+            </w:r>
+            <w:r>
+              <w:lastRenderedPageBreak/>
+              <w:t>計。</w:t>
             </w:r>
           </w:p>
         </w:tc>
@@ -27232,6 +30924,7 @@
           </w:tcPr>
           <w:p>
             <w:r>
+              <w:lastRenderedPageBreak/>
               <w:t>圖譜關係錯誤</w:t>
             </w:r>
           </w:p>
@@ -27242,7 +30935,25 @@
           </w:tcPr>
           <w:p>
             <w:r>
-              <w:t>去識別化與重建索引後，舊 golden cases 的 expected item_id、meeting_id 與新資料不一致。</w:t>
+              <w:t>去識別化與重建索引後，舊</w:t>
+            </w:r>
+            <w:r>
+              <w:t xml:space="preserve"> golden cases </w:t>
+            </w:r>
+            <w:r>
+              <w:t>的</w:t>
+            </w:r>
+            <w:r>
+              <w:t xml:space="preserve"> expected item_id</w:t>
+            </w:r>
+            <w:r>
+              <w:t>、</w:t>
+            </w:r>
+            <w:r>
+              <w:t xml:space="preserve">meeting_id </w:t>
+            </w:r>
+            <w:r>
+              <w:t>與新資料不一致。</w:t>
             </w:r>
           </w:p>
         </w:tc>
@@ -27262,7 +30973,13 @@
           </w:tcPr>
           <w:p>
             <w:r>
-              <w:t>重建 golden cases；區分欄位強關係與內容弱關係，加入關係品質檢查。</w:t>
+              <w:t>重建</w:t>
+            </w:r>
+            <w:r>
+              <w:t xml:space="preserve"> golden cases</w:t>
+            </w:r>
+            <w:r>
+              <w:t>；區分欄位強關係與內容弱關係，加入關係品質檢查。</w:t>
             </w:r>
           </w:p>
         </w:tc>
@@ -27284,7 +31001,13 @@
           </w:tcPr>
           <w:p>
             <w:r>
-              <w:t>向量索引 116 筆可召回候選資料，但語意相似不等於事實正確。</w:t>
+              <w:t>向量索引</w:t>
+            </w:r>
+            <w:r>
+              <w:t xml:space="preserve"> 116 </w:t>
+            </w:r>
+            <w:r>
+              <w:t>筆可召回候選資料，但語意相似不等於事實正確。</w:t>
             </w:r>
           </w:p>
         </w:tc>
@@ -27294,7 +31017,13 @@
           </w:tcPr>
           <w:p>
             <w:r>
-              <w:t>語意相近項目可能屬於不同會議或任務脈絡；top-k 過大可能引入弱相關證據。</w:t>
+              <w:t>語意相近項目可能屬於不同會議或任務脈絡；</w:t>
+            </w:r>
+            <w:r>
+              <w:t xml:space="preserve">top-k </w:t>
+            </w:r>
+            <w:r>
+              <w:t>過大可能引入弱相關證據。</w:t>
             </w:r>
           </w:p>
         </w:tc>
@@ -27304,7 +31033,19 @@
           </w:tcPr>
           <w:p>
             <w:r>
-              <w:t>調整 top-k、加入欄位與來源條件、召回後以 item_id 回查結構化資料。</w:t>
+              <w:t>調整</w:t>
+            </w:r>
+            <w:r>
+              <w:t xml:space="preserve"> top-k</w:t>
+            </w:r>
+            <w:r>
+              <w:t>、加入欄位與來源條件、召回後以</w:t>
+            </w:r>
+            <w:r>
+              <w:t xml:space="preserve"> item_id </w:t>
+            </w:r>
+            <w:r>
+              <w:t>回查結構化資料。</w:t>
             </w:r>
           </w:p>
         </w:tc>
@@ -27326,7 +31067,13 @@
           </w:tcPr>
           <w:p>
             <w:r>
-              <w:t>摘要型或會議範圍問題可能召回過多 MeetingItem。</w:t>
+              <w:t>摘要型或會議範圍問題可能召回過多</w:t>
+            </w:r>
+            <w:r>
+              <w:t xml:space="preserve"> MeetingItem</w:t>
+            </w:r>
+            <w:r>
+              <w:t>。</w:t>
             </w:r>
           </w:p>
         </w:tc>
@@ -27336,7 +31083,10 @@
           </w:tcPr>
           <w:p>
             <w:r>
-              <w:t>meeting_hint 不精確、弱相關證據過多、同一議題跨會議重複。</w:t>
+              <w:t xml:space="preserve">meeting_hint </w:t>
+            </w:r>
+            <w:r>
+              <w:t>不精確、弱相關證據過多、同一議題跨會議重複。</w:t>
             </w:r>
           </w:p>
         </w:tc>
@@ -27346,7 +31096,19 @@
           </w:tcPr>
           <w:p>
             <w:r>
-              <w:t>依 item_id 去重，限制 evidence selector 選取範圍，保留來源多樣性與查詢條件。</w:t>
+              <w:t>依</w:t>
+            </w:r>
+            <w:r>
+              <w:t xml:space="preserve"> item_id </w:t>
+            </w:r>
+            <w:r>
+              <w:t>去重，限制</w:t>
+            </w:r>
+            <w:r>
+              <w:t xml:space="preserve"> evidence selector </w:t>
+            </w:r>
+            <w:r>
+              <w:t>選取範圍，保留來源多樣性與查詢條件。</w:t>
             </w:r>
           </w:p>
         </w:tc>
@@ -27368,7 +31130,19 @@
           </w:tcPr>
           <w:p>
             <w:r>
-              <w:t>自動評估顯示回答、來源與圖譜 evidence_id 可一致，但舊基準 ID 不可直接作為正確率。</w:t>
+              <w:t>自動評估顯示回答、來源與圖譜</w:t>
+            </w:r>
+            <w:r>
+              <w:t xml:space="preserve"> evidence_id </w:t>
+            </w:r>
+            <w:r>
+              <w:t>可一致，但舊基準</w:t>
+            </w:r>
+            <w:r>
+              <w:t xml:space="preserve"> ID </w:t>
+            </w:r>
+            <w:r>
+              <w:t>不可直接作為正確率。</w:t>
             </w:r>
           </w:p>
         </w:tc>
@@ -27400,7 +31174,10 @@
           </w:tcPr>
           <w:p>
             <w:r>
-              <w:t>Text2Cypher 錯誤</w:t>
+              <w:t xml:space="preserve">Text2Cypher </w:t>
+            </w:r>
+            <w:r>
+              <w:t>錯誤</w:t>
             </w:r>
           </w:p>
         </w:tc>
@@ -27410,7 +31187,19 @@
           </w:tcPr>
           <w:p>
             <w:r>
-              <w:t>目前僅完成 schema 對應查詢案例觀察，尚未完成自然語言轉 Cypher 量化評估。</w:t>
+              <w:t>目前僅完成</w:t>
+            </w:r>
+            <w:r>
+              <w:t xml:space="preserve"> schema </w:t>
+            </w:r>
+            <w:r>
+              <w:t>對應查詢案例觀察，尚未完成自然語言轉</w:t>
+            </w:r>
+            <w:r>
+              <w:t xml:space="preserve"> Cypher </w:t>
+            </w:r>
+            <w:r>
+              <w:t>量化評估。</w:t>
             </w:r>
           </w:p>
         </w:tc>
@@ -27430,7 +31219,19 @@
           </w:tcPr>
           <w:p>
             <w:r>
-              <w:t>加入 schema 約束、唯讀限制、查詢白名單、LIMIT 與錯誤處理。</w:t>
+              <w:t>加入</w:t>
+            </w:r>
+            <w:r>
+              <w:t xml:space="preserve"> schema </w:t>
+            </w:r>
+            <w:r>
+              <w:t>約束、唯讀限制、查詢白名單、</w:t>
+            </w:r>
+            <w:r>
+              <w:t xml:space="preserve">LIMIT </w:t>
+            </w:r>
+            <w:r>
+              <w:t>與錯誤處理。</w:t>
             </w:r>
           </w:p>
         </w:tc>
@@ -27450,7 +31251,43 @@
         <w:jc w:val="left"/>
       </w:pPr>
       <w:r>
-        <w:t>本研究限制主要來自資料格式、基準資料同步與證據品質。系統目前以固定格式、可取得文字層內容的 PDF 為主要處理對象；若文件為掃描型 PDF 或版面差異過大，需加入 OCR 與更完整的版面分析。此外，圖譜關係依賴欄位解析與關鍵詞抽取，向量檢索也只能提供候選證據，不能取代欄位與圖譜驗證。後續若要形成可比較的量化結果，需在去識別化與重新索引後同步更新 golden cases 的 expected item_id 與 meeting_id。</w:t>
+        <w:t>本研究限制主要來自資料格式、基準資料同步與證據品質。系統目前以固定格式、可取得文字層內容的</w:t>
+      </w:r>
+      <w:r>
+        <w:t xml:space="preserve"> PDF </w:t>
+      </w:r>
+      <w:r>
+        <w:t>為主要處理對象；若文件為掃描型</w:t>
+      </w:r>
+      <w:r>
+        <w:t xml:space="preserve"> PDF </w:t>
+      </w:r>
+      <w:r>
+        <w:t>或版面差異過大，需加入</w:t>
+      </w:r>
+      <w:r>
+        <w:t xml:space="preserve"> OCR </w:t>
+      </w:r>
+      <w:r>
+        <w:t>與更完整的版面分析。此外，圖譜關係依賴欄位解析與關鍵詞抽取，向量檢索也只能提供候選證據，不能取代欄位與圖譜驗證。後續若要形成可比較的量化結果，需在去識別化與重新索引後同步更新</w:t>
+      </w:r>
+      <w:r>
+        <w:t xml:space="preserve"> golden cases </w:t>
+      </w:r>
+      <w:r>
+        <w:t>的</w:t>
+      </w:r>
+      <w:r>
+        <w:t xml:space="preserve"> expected item_id </w:t>
+      </w:r>
+      <w:r>
+        <w:t>與</w:t>
+      </w:r>
+      <w:r>
+        <w:t xml:space="preserve"> meeting_id</w:t>
+      </w:r>
+      <w:r>
+        <w:t>。</w:t>
       </w:r>
     </w:p>
     <w:p>
@@ -27464,12 +31301,12 @@
         <w:pStyle w:val="aff3"/>
         <w:overflowPunct w:val="0"/>
       </w:pPr>
-      <w:bookmarkStart w:id="77" w:name="_Toc233067217"/>
+      <w:bookmarkStart w:id="75" w:name="_Toc233067217"/>
       <w:r>
         <w:t>參考文獻</w:t>
       </w:r>
-      <w:bookmarkEnd w:id="58"/>
-      <w:bookmarkEnd w:id="77"/>
+      <w:bookmarkEnd w:id="59"/>
+      <w:bookmarkEnd w:id="75"/>
     </w:p>
     <w:p>
       <w:pPr>
@@ -27498,6 +31335,7 @@
         <w:rPr>
           <w:rFonts w:eastAsia="標楷體"/>
         </w:rPr>
+        <w:lastRenderedPageBreak/>
         <w:t>[2] Xu, Y., Li, M., Cui, L., Huang, S., Wei, F., &amp; Zhou, M. (2020). LayoutLM: Pre-training of text and layout for document image understanding. Proceedings of the 26th ACM SIGKDD International Conference on Knowledge Discovery &amp; Data Mining, 1192–1200. https://doi.org/10.1145/3394486.3403172</w:t>
       </w:r>
     </w:p>
@@ -27648,7 +31486,6 @@
         <w:rPr>
           <w:rFonts w:eastAsia="標楷體"/>
         </w:rPr>
-        <w:lastRenderedPageBreak/>
         <w:t>[12] Robertson, S., &amp; Zaragoza, H. (2009). The probabilistic relevance framework: BM25 and beyond. Foundations and Trends in Information Retrieval, 3(4), 333–389. https://doi.org/10.1561/1500000019</w:t>
       </w:r>
     </w:p>
@@ -27679,7 +31516,14 @@
         <w:rPr>
           <w:rFonts w:eastAsia="標楷體"/>
         </w:rPr>
-        <w:t>[14] Zamani, H., Mitra, B., Song, X., Craswell, N., &amp; Tiwary, S. (2018). Neural ranking models with multiple document fields. Proceedings of the Eleventh ACM International Conference on Web Search and Data Mining, 700–708. https://doi.org/10.1145/3159652.3159730</w:t>
+        <w:t xml:space="preserve">[14] Zamani, H., Mitra, B., Song, X., Craswell, N., &amp; Tiwary, S. (2018). Neural ranking models with multiple document fields. Proceedings of the Eleventh ACM International Conference on Web Search and Data Mining, 700–708. </w:t>
+      </w:r>
+      <w:r>
+        <w:rPr>
+          <w:rFonts w:eastAsia="標楷體"/>
+        </w:rPr>
+        <w:lastRenderedPageBreak/>
+        <w:t>https://doi.org/10.1145/3159652.3159730</w:t>
       </w:r>
     </w:p>
     <w:p>
@@ -27814,14 +31658,7 @@
         <w:rPr>
           <w:rFonts w:eastAsia="標楷體"/>
         </w:rPr>
-        <w:t xml:space="preserve">[23] Gao, Y., Xiong, Y., Gao, X., Jia, K., Pan, J., Bi, Y., Dai, Y., Sun, J., Wang, M., &amp; Wang, </w:t>
-      </w:r>
-      <w:r>
-        <w:rPr>
-          <w:rFonts w:eastAsia="標楷體"/>
-        </w:rPr>
-        <w:lastRenderedPageBreak/>
-        <w:t>H. (2024). Retrieval-augmented generation for large language models: A survey. arXiv. https://arxiv.org/abs/2312.10997</w:t>
+        <w:t>[23] Gao, Y., Xiong, Y., Gao, X., Jia, K., Pan, J., Bi, Y., Dai, Y., Sun, J., Wang, M., &amp; Wang, H. (2024). Retrieval-augmented generation for large language models: A survey. arXiv. https://arxiv.org/abs/2312.10997</w:t>
       </w:r>
     </w:p>
     <w:p>
@@ -27922,7 +31759,6 @@
         <w:docPartUnique/>
       </w:docPartObj>
     </w:sdtPr>
-    <w:sdtEndPr/>
     <w:sdtContent>
       <w:p>
         <w:pPr>
@@ -27963,7 +31799,6 @@
         <w:docPartUnique/>
       </w:docPartObj>
     </w:sdtPr>
-    <w:sdtEndPr/>
     <w:sdtContent>
       <w:p>
         <w:pPr>
@@ -32152,7 +35987,7 @@
 </file>
 
 <file path=customXml/itemProps1.xml><?xml version="1.0" encoding="utf-8"?>
-<ds:datastoreItem xmlns:ds="http://schemas.openxmlformats.org/officeDocument/2006/customXml" ds:itemID="{079F203B-1E56-4AC7-B6EE-F584F9ED76A0}">
+<ds:datastoreItem xmlns:ds="http://schemas.openxmlformats.org/officeDocument/2006/customXml" ds:itemID="{91DA5978-690C-4522-A307-CD629B48DB58}">
   <ds:schemaRefs>
     <ds:schemaRef ds:uri="http://schemas.openxmlformats.org/officeDocument/2006/bibliography"/>
   </ds:schemaRefs>
